--- a/src/Tests/Inputs/agendas-minutes/02/input.docx
+++ b/src/Tests/Inputs/agendas-minutes/02/input.docx
@@ -1,6 +1,6 @@
 
 <file path=word/document.xml><?xml version="1.0" encoding="utf-8"?>
-<w:document xmlns:wpc="http://schemas.microsoft.com/office/word/2010/wordprocessingCanvas" xmlns:cx="http://schemas.microsoft.com/office/drawing/2014/chartex" xmlns:cx1="http://schemas.microsoft.com/office/drawing/2015/9/8/chartex" xmlns:cx2="http://schemas.microsoft.com/office/drawing/2015/10/21/chartex" xmlns:cx3="http://schemas.microsoft.com/office/drawing/2016/5/9/chartex" xmlns:cx4="http://schemas.microsoft.com/office/drawing/2016/5/10/chartex" xmlns:cx5="http://schemas.microsoft.com/office/drawing/2016/5/11/chartex" xmlns:cx6="http://schemas.microsoft.com/office/drawing/2016/5/12/chartex" xmlns:cx7="http://schemas.microsoft.com/office/drawing/2016/5/13/chartex" xmlns:cx8="http://schemas.microsoft.com/office/drawing/2016/5/14/chartex" xmlns:mc="http://schemas.openxmlformats.org/markup-compatibility/2006" xmlns:aink="http://schemas.microsoft.com/office/drawing/2016/ink" xmlns:am3d="http://schemas.microsoft.com/office/drawing/2017/model3d" xmlns:o="urn:schemas-microsoft-com:office:office" xmlns:oel="http://schemas.microsoft.com/office/2019/extlst" xmlns:r="http://schemas.openxmlformats.org/officeDocument/2006/relationships" xmlns:m="http://schemas.openxmlformats.org/officeDocument/2006/math" xmlns:v="urn:schemas-microsoft-com:vml" xmlns:wp14="http://schemas.microsoft.com/office/word/2010/wordprocessingDrawing" xmlns:wp="http://schemas.openxmlformats.org/drawingml/2006/wordprocessingDrawing" xmlns:w10="urn:schemas-microsoft-com:office:word" xmlns:w="http://schemas.openxmlformats.org/wordprocessingml/2006/main" xmlns:w14="http://schemas.microsoft.com/office/word/2010/wordml" xmlns:w15="http://schemas.microsoft.com/office/word/2012/wordml" xmlns:w16cex="http://schemas.microsoft.com/office/word/2018/wordml/cex" xmlns:w16cid="http://schemas.microsoft.com/office/word/2016/wordml/cid" xmlns:w16="http://schemas.microsoft.com/office/word/2018/wordml" xmlns:w16du="http://schemas.microsoft.com/office/word/2023/wordml/word16du" xmlns:w16sdtdh="http://schemas.microsoft.com/office/word/2020/wordml/sdtdatahash" xmlns:w16se="http://schemas.microsoft.com/office/word/2015/wordml/symex" xmlns:wpg="http://schemas.microsoft.com/office/word/2010/wordprocessingGroup" xmlns:wpi="http://schemas.microsoft.com/office/word/2010/wordprocessingInk" xmlns:wne="http://schemas.microsoft.com/office/word/2006/wordml" xmlns:wps="http://schemas.microsoft.com/office/word/2010/wordprocessingShape" mc:Ignorable="w14 w15 w16se w16cid w16 w16cex w16sdtdh wp14">
+<w:document xmlns:a="http://schemas.openxmlformats.org/drawingml/2006/main" xmlns:adec="http://schemas.microsoft.com/office/drawing/2017/decorative" xmlns:pic="http://schemas.openxmlformats.org/drawingml/2006/picture" xmlns:a14="http://schemas.microsoft.com/office/drawing/2010/main" xmlns:a16="http://schemas.microsoft.com/office/drawing/2014/main" xmlns:wpc="http://schemas.microsoft.com/office/word/2010/wordprocessingCanvas" xmlns:cx="http://schemas.microsoft.com/office/drawing/2014/chartex" xmlns:cx1="http://schemas.microsoft.com/office/drawing/2015/9/8/chartex" xmlns:cx2="http://schemas.microsoft.com/office/drawing/2015/10/21/chartex" xmlns:cx3="http://schemas.microsoft.com/office/drawing/2016/5/9/chartex" xmlns:cx4="http://schemas.microsoft.com/office/drawing/2016/5/10/chartex" xmlns:cx5="http://schemas.microsoft.com/office/drawing/2016/5/11/chartex" xmlns:cx6="http://schemas.microsoft.com/office/drawing/2016/5/12/chartex" xmlns:cx7="http://schemas.microsoft.com/office/drawing/2016/5/13/chartex" xmlns:cx8="http://schemas.microsoft.com/office/drawing/2016/5/14/chartex" xmlns:mc="http://schemas.openxmlformats.org/markup-compatibility/2006" xmlns:aink="http://schemas.microsoft.com/office/drawing/2016/ink" xmlns:am3d="http://schemas.microsoft.com/office/drawing/2017/model3d" xmlns:o="urn:schemas-microsoft-com:office:office" xmlns:oel="http://schemas.microsoft.com/office/2019/extlst" xmlns:r="http://schemas.openxmlformats.org/officeDocument/2006/relationships" xmlns:m="http://schemas.openxmlformats.org/officeDocument/2006/math" xmlns:v="urn:schemas-microsoft-com:vml" xmlns:wp14="http://schemas.microsoft.com/office/word/2010/wordprocessingDrawing" xmlns:wp="http://schemas.openxmlformats.org/drawingml/2006/wordprocessingDrawing" xmlns:w10="urn:schemas-microsoft-com:office:word" xmlns:w="http://schemas.openxmlformats.org/wordprocessingml/2006/main" xmlns:w14="http://schemas.microsoft.com/office/word/2010/wordml" xmlns:w15="http://schemas.microsoft.com/office/word/2012/wordml" xmlns:w16cex="http://schemas.microsoft.com/office/word/2018/wordml/cex" xmlns:w16cid="http://schemas.microsoft.com/office/word/2016/wordml/cid" xmlns:w16="http://schemas.microsoft.com/office/word/2018/wordml" xmlns:w16du="http://schemas.microsoft.com/office/word/2023/wordml/word16du" xmlns:w16sdtdh="http://schemas.microsoft.com/office/word/2020/wordml/sdtdatahash" xmlns:w16se="http://schemas.microsoft.com/office/word/2015/wordml/symex" xmlns:wpg="http://schemas.microsoft.com/office/word/2010/wordprocessingGroup" xmlns:wpi="http://schemas.microsoft.com/office/word/2010/wordprocessingInk" xmlns:wne="http://schemas.microsoft.com/office/word/2006/wordml" xmlns:wps="http://schemas.microsoft.com/office/word/2010/wordprocessingShape" mc:Ignorable="w14 w15 w16se w16cid w16 w16cex w16sdtdh wp14">
   <w:body>
     <w:p>
       <w:pPr>
@@ -13,7 +13,7 @@
         <mc:AlternateContent>
           <mc:Choice Requires="wpg">
             <w:drawing>
-              <wp:anchor distT="0" distB="0" distL="114300" distR="114300" simplePos="0" relativeHeight="251662336" behindDoc="1" locked="1" layoutInCell="1" allowOverlap="1" wp14:anchorId="4CDC7EC5" wp14:editId="4C045026">
+              <wp:anchor distT="0" distB="0" distL="114300" distR="114300" simplePos="0" relativeHeight="251662336" behindDoc="1" locked="1" layoutInCell="1" allowOverlap="1" wp14:editId="4C045026" wp14:anchorId="4CDC7EC5">
                 <wp:simplePos x="0" y="0"/>
                 <wp:positionH relativeFrom="column">
                   <wp:posOffset>-914400</wp:posOffset>
@@ -139,8 +139,8 @@
           </mc:Choice>
           <mc:Fallback>
             <w:pict>
-              <v:group w14:anchorId="4CDC7EC5" id="Group 11" o:spid="_x0000_s1026" alt="&quot;&quot;" style="position:absolute;margin-left:-1in;margin-top:-49.7pt;width:612.7pt;height:793.45pt;z-index:-251654144;mso-width-relative:margin;mso-height-relative:margin" coordsize="77800,100736" o:gfxdata="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">
-                <v:rect id="Rectangle 1" o:spid="_x0000_s1027" style="position:absolute;left:76;top:152;width:77724;height:100584;visibility:visible;mso-wrap-style:square;v-text-anchor:middle" o:gfxdata="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" fillcolor="#102857 [3215]" stroked="f" strokeweight="1pt">
+              <v:group id="Group 11" style="position:absolute;margin-left:-1in;margin-top:-49.7pt;width:612.7pt;height:793.45pt;z-index:-251654144;mso-width-relative:margin;mso-height-relative:margin" alt="&quot;&quot;" coordsize="77800,100736" o:spid="_x0000_s1026" o:gfxdata="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" w14:anchorId="4CDC7EC5">
+                <v:rect id="Rectangle 1" style="position:absolute;left:76;top:152;width:77724;height:100584;visibility:visible;mso-wrap-style:square;v-text-anchor:middle" o:spid="_x0000_s1027" fillcolor="#102857 [3215]" stroked="f" strokeweight="1pt" o:gfxdata="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">
                   <v:textbox>
                     <w:txbxContent>
                       <w:p>
@@ -151,7 +151,7 @@
                     </w:txbxContent>
                   </v:textbox>
                 </v:rect>
-                <v:shapetype id="_x0000_t75" coordsize="21600,21600" o:spt="75" o:preferrelative="t" path="m@4@5l@4@11@9@11@9@5xe" filled="f" stroked="f">
+                <v:shapetype id="_x0000_t75" coordsize="21600,21600" filled="f" stroked="f" o:spt="75" o:preferrelative="t" path="m@4@5l@4@11@9@11@9@5xe">
                   <v:stroke joinstyle="miter"/>
                   <v:formulas>
                     <v:f eqn="if lineDrawn pixelLineWidth 0"/>
@@ -167,11 +167,11 @@
                     <v:f eqn="prod @7 21600 pixelHeight"/>
                     <v:f eqn="sum @10 21600 0"/>
                   </v:formulas>
-                  <v:path o:extrusionok="f" gradientshapeok="t" o:connecttype="rect"/>
+                  <v:path gradientshapeok="t" o:connecttype="rect" o:extrusionok="f"/>
                   <o:lock v:ext="edit" aspectratio="t"/>
                 </v:shapetype>
-                <v:shape id="Picture 10" o:spid="_x0000_s1028" type="#_x0000_t75" style="position:absolute;width:77730;height:100590;visibility:visible;mso-wrap-style:square" o:gfxdata="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">
-                  <v:imagedata r:id="rId8" o:title=""/>
+                <v:shape id="Picture 10" style="position:absolute;width:77730;height:100590;visibility:visible;mso-wrap-style:square" o:spid="_x0000_s1028" type="#_x0000_t75" o:gfxdata="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">
+                  <v:imagedata o:title="" r:id="rId8"/>
                 </v:shape>
                 <w10:anchorlock/>
               </v:group>
@@ -414,7 +414,7 @@
           <w:tcPr>
             <w:tcW w:w="2610" w:type="dxa"/>
             <w:tcBorders>
-              <w:top w:val="single" w:sz="4" w:space="0" w:color="F4A5F3" w:themeColor="accent2"/>
+              <w:top w:val="single" w:color="F4A5F3" w:themeColor="accent2" w:sz="4" w:space="0"/>
             </w:tcBorders>
           </w:tcPr>
           <w:p>
@@ -431,7 +431,7 @@
           <w:tcPr>
             <w:tcW w:w="3060" w:type="dxa"/>
             <w:tcBorders>
-              <w:top w:val="single" w:sz="4" w:space="0" w:color="F4A5F3" w:themeColor="accent2"/>
+              <w:top w:val="single" w:color="F4A5F3" w:themeColor="accent2" w:sz="4" w:space="0"/>
             </w:tcBorders>
           </w:tcPr>
           <w:p>
@@ -449,7 +449,7 @@
             <w:tcW w:w="3690" w:type="dxa"/>
             <w:gridSpan w:val="2"/>
             <w:tcBorders>
-              <w:top w:val="single" w:sz="4" w:space="0" w:color="F4A5F3" w:themeColor="accent2"/>
+              <w:top w:val="single" w:color="F4A5F3" w:themeColor="accent2" w:sz="4" w:space="0"/>
             </w:tcBorders>
           </w:tcPr>
           <w:p>
@@ -893,8 +893,8 @@
       <w:tblPr>
         <w:tblW w:w="5000" w:type="pct"/>
         <w:tblBorders>
-          <w:insideH w:val="single" w:sz="4" w:space="0" w:color="102857" w:themeColor="text2"/>
-          <w:insideV w:val="single" w:sz="4" w:space="0" w:color="102857" w:themeColor="text2"/>
+          <w:insideH w:val="single" w:color="102857" w:themeColor="text2" w:sz="4" w:space="0"/>
+          <w:insideV w:val="single" w:color="102857" w:themeColor="text2" w:sz="4" w:space="0"/>
         </w:tblBorders>
         <w:tblLayout w:type="fixed"/>
         <w:tblCellMar>
@@ -1618,7 +1618,7 @@
         <mc:AlternateContent>
           <mc:Choice Requires="wpg">
             <w:drawing>
-              <wp:anchor distT="0" distB="0" distL="114300" distR="114300" simplePos="0" relativeHeight="251664384" behindDoc="1" locked="1" layoutInCell="1" allowOverlap="1" wp14:anchorId="5AEB29D3" wp14:editId="7CB878EE">
+              <wp:anchor distT="0" distB="0" distL="114300" distR="114300" simplePos="0" relativeHeight="251664384" behindDoc="1" locked="1" layoutInCell="1" allowOverlap="1" wp14:editId="7CB878EE" wp14:anchorId="5AEB29D3">
                 <wp:simplePos x="0" y="0"/>
                 <wp:positionH relativeFrom="column">
                   <wp:posOffset>-914400</wp:posOffset>
@@ -1748,8 +1748,8 @@
           </mc:Choice>
           <mc:Fallback>
             <w:pict>
-              <v:group w14:anchorId="5AEB29D3" id="Group 19" o:spid="_x0000_s1029" alt="&quot;&quot;" style="position:absolute;margin-left:-1in;margin-top:-49.7pt;width:612pt;height:11in;z-index:-251652096;mso-height-relative:margin" coordsize="77724,100596" o:gfxdata="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">
-                <v:rect id="Rectangle 4" o:spid="_x0000_s1030" style="position:absolute;width:77724;height:100584;visibility:visible;mso-wrap-style:square;v-text-anchor:middle" o:gfxdata="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" fillcolor="#102857 [3215]" stroked="f" strokeweight="1pt">
+              <v:group id="Group 19" style="position:absolute;margin-left:-1in;margin-top:-49.7pt;width:612pt;height:11in;z-index:-251652096;mso-height-relative:margin" alt="&quot;&quot;" coordsize="77724,100596" o:spid="_x0000_s1029" o:gfxdata="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" w14:anchorId="5AEB29D3">
+                <v:rect id="Rectangle 4" style="position:absolute;width:77724;height:100584;visibility:visible;mso-wrap-style:square;v-text-anchor:middle" o:spid="_x0000_s1030" fillcolor="#102857 [3215]" stroked="f" strokeweight="1pt" o:gfxdata="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">
                   <v:textbox>
                     <w:txbxContent>
                       <w:p>
@@ -1760,8 +1760,8 @@
                     </w:txbxContent>
                   </v:textbox>
                 </v:rect>
-                <v:shape id="Picture 18" o:spid="_x0000_s1031" type="#_x0000_t75" alt="A picture containing graphics, colorfulness, graphic design, art&#10;&#10;Description automatically generated" style="position:absolute;top:86334;width:77724;height:14262;flip:x;visibility:visible;mso-wrap-style:square" o:gfxdata="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">
-                  <v:imagedata r:id="rId10" o:title="A picture containing graphics, colorfulness, graphic design, art&#10;&#10;Description automatically generated"/>
+                <v:shape id="Picture 18" style="position:absolute;top:86334;width:77724;height:14262;flip:x;visibility:visible;mso-wrap-style:square" alt="A picture containing graphics, colorfulness, graphic design, art&#10;&#10;Description automatically generated" o:spid="_x0000_s1031" type="#_x0000_t75" o:gfxdata="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">
+                  <v:imagedata o:title="A picture containing graphics, colorfulness, graphic design, art&#10;&#10;Description automatically generated" r:id="rId10"/>
                 </v:shape>
                 <w10:anchorlock/>
               </v:group>
@@ -1774,8 +1774,8 @@
       <w:tblPr>
         <w:tblW w:w="5000" w:type="pct"/>
         <w:tblBorders>
-          <w:insideH w:val="single" w:sz="4" w:space="0" w:color="102857" w:themeColor="text2"/>
-          <w:insideV w:val="single" w:sz="4" w:space="0" w:color="102857" w:themeColor="text2"/>
+          <w:insideH w:val="single" w:color="102857" w:themeColor="text2" w:sz="4" w:space="0"/>
+          <w:insideV w:val="single" w:color="102857" w:themeColor="text2" w:sz="4" w:space="0"/>
         </w:tblBorders>
         <w:tblLayout w:type="fixed"/>
         <w:tblCellMar>

--- a/src/Tests/Inputs/agendas-minutes/02/input.docx
+++ b/src/Tests/Inputs/agendas-minutes/02/input.docx
@@ -3664,3116 +3664,6 @@
 </w:webSettings>
 </file>
 
-<file path=word/glossary/document.xml><?xml version="1.0" encoding="utf-8"?>
-<w:glossaryDocument xmlns:wpc="http://schemas.microsoft.com/office/word/2010/wordprocessingCanvas" xmlns:cx="http://schemas.microsoft.com/office/drawing/2014/chartex" xmlns:cx1="http://schemas.microsoft.com/office/drawing/2015/9/8/chartex" xmlns:cx2="http://schemas.microsoft.com/office/drawing/2015/10/21/chartex" xmlns:cx3="http://schemas.microsoft.com/office/drawing/2016/5/9/chartex" xmlns:cx4="http://schemas.microsoft.com/office/drawing/2016/5/10/chartex" xmlns:cx5="http://schemas.microsoft.com/office/drawing/2016/5/11/chartex" xmlns:cx6="http://schemas.microsoft.com/office/drawing/2016/5/12/chartex" xmlns:cx7="http://schemas.microsoft.com/office/drawing/2016/5/13/chartex" xmlns:cx8="http://schemas.microsoft.com/office/drawing/2016/5/14/chartex" xmlns:mc="http://schemas.openxmlformats.org/markup-compatibility/2006" xmlns:aink="http://schemas.microsoft.com/office/drawing/2016/ink" xmlns:am3d="http://schemas.microsoft.com/office/drawing/2017/model3d" xmlns:o="urn:schemas-microsoft-com:office:office" xmlns:oel="http://schemas.microsoft.com/office/2019/extlst" xmlns:r="http://schemas.openxmlformats.org/officeDocument/2006/relationships" xmlns:m="http://schemas.openxmlformats.org/officeDocument/2006/math" xmlns:v="urn:schemas-microsoft-com:vml" xmlns:wp14="http://schemas.microsoft.com/office/word/2010/wordprocessingDrawing" xmlns:wp="http://schemas.openxmlformats.org/drawingml/2006/wordprocessingDrawing" xmlns:w10="urn:schemas-microsoft-com:office:word" xmlns:w="http://schemas.openxmlformats.org/wordprocessingml/2006/main" xmlns:w14="http://schemas.microsoft.com/office/word/2010/wordml" xmlns:w15="http://schemas.microsoft.com/office/word/2012/wordml" xmlns:w16cex="http://schemas.microsoft.com/office/word/2018/wordml/cex" xmlns:w16cid="http://schemas.microsoft.com/office/word/2016/wordml/cid" xmlns:w16="http://schemas.microsoft.com/office/word/2018/wordml" xmlns:w16du="http://schemas.microsoft.com/office/word/2023/wordml/word16du" xmlns:w16sdtdh="http://schemas.microsoft.com/office/word/2020/wordml/sdtdatahash" xmlns:w16se="http://schemas.microsoft.com/office/word/2015/wordml/symex" xmlns:wpg="http://schemas.microsoft.com/office/word/2010/wordprocessingGroup" xmlns:wpi="http://schemas.microsoft.com/office/word/2010/wordprocessingInk" xmlns:wne="http://schemas.microsoft.com/office/word/2006/wordml" xmlns:wps="http://schemas.microsoft.com/office/word/2010/wordprocessingShape" mc:Ignorable="w14 w15 w16se w16cid w16 w16cex w16sdtdh wp14">
-  <w:docParts>
-    <w:docPart>
-      <w:docPartPr>
-        <w:name w:val="7A8ADE056A80482FB16874F766801CE4"/>
-        <w:category>
-          <w:name w:val="General"/>
-          <w:gallery w:val="placeholder"/>
-        </w:category>
-        <w:types>
-          <w:type w:val="bbPlcHdr"/>
-        </w:types>
-        <w:behaviors>
-          <w:behavior w:val="content"/>
-        </w:behaviors>
-        <w:guid w:val="{B2036E23-B9BE-49AA-A6E6-9728A190C2F6}"/>
-      </w:docPartPr>
-      <w:docPartBody>
-        <w:p>
-          <w:pPr>
-            <w:pStyle w:val="7A8ADE056A80482FB16874F766801CE4"/>
-          </w:pPr>
-          <w:r>
-            <w:t>Date:</w:t>
-          </w:r>
-        </w:p>
-      </w:docPartBody>
-    </w:docPart>
-    <w:docPart>
-      <w:docPartPr>
-        <w:name w:val="0F9169C38A144632B839327C18AE38A6"/>
-        <w:category>
-          <w:name w:val="General"/>
-          <w:gallery w:val="placeholder"/>
-        </w:category>
-        <w:types>
-          <w:type w:val="bbPlcHdr"/>
-        </w:types>
-        <w:behaviors>
-          <w:behavior w:val="content"/>
-        </w:behaviors>
-        <w:guid w:val="{6416028A-45CB-444F-B078-A692604A75E2}"/>
-      </w:docPartPr>
-      <w:docPartBody>
-        <w:p>
-          <w:pPr>
-            <w:pStyle w:val="0F9169C38A144632B839327C18AE38A6"/>
-          </w:pPr>
-          <w:r>
-            <w:t>Time:</w:t>
-          </w:r>
-        </w:p>
-      </w:docPartBody>
-    </w:docPart>
-    <w:docPart>
-      <w:docPartPr>
-        <w:name w:val="EA212A307F6843428ABD70ADC21BA74F"/>
-        <w:category>
-          <w:name w:val="General"/>
-          <w:gallery w:val="placeholder"/>
-        </w:category>
-        <w:types>
-          <w:type w:val="bbPlcHdr"/>
-        </w:types>
-        <w:behaviors>
-          <w:behavior w:val="content"/>
-        </w:behaviors>
-        <w:guid w:val="{4B7075E8-E3D5-4153-96AF-8A1AF6073BB6}"/>
-      </w:docPartPr>
-      <w:docPartBody>
-        <w:p>
-          <w:pPr>
-            <w:pStyle w:val="EA212A307F6843428ABD70ADC21BA74F"/>
-          </w:pPr>
-          <w:r>
-            <w:t>Facilitator:</w:t>
-          </w:r>
-        </w:p>
-      </w:docPartBody>
-    </w:docPart>
-    <w:docPart>
-      <w:docPartPr>
-        <w:name w:val="9C4027D1D579464D8DE315C015E93980"/>
-        <w:category>
-          <w:name w:val="General"/>
-          <w:gallery w:val="placeholder"/>
-        </w:category>
-        <w:types>
-          <w:type w:val="bbPlcHdr"/>
-        </w:types>
-        <w:behaviors>
-          <w:behavior w:val="content"/>
-        </w:behaviors>
-        <w:guid w:val="{40EBF950-012B-4092-895E-58B1B63E9482}"/>
-      </w:docPartPr>
-      <w:docPartBody>
-        <w:p>
-          <w:pPr>
-            <w:pStyle w:val="9C4027D1D579464D8DE315C015E93980"/>
-          </w:pPr>
-          <w:r>
-            <w:t>AGENDA</w:t>
-          </w:r>
-        </w:p>
-      </w:docPartBody>
-    </w:docPart>
-    <w:docPart>
-      <w:docPartPr>
-        <w:name w:val="18BD25C35EEC426696F148747F576AEC"/>
-        <w:category>
-          <w:name w:val="General"/>
-          <w:gallery w:val="placeholder"/>
-        </w:category>
-        <w:types>
-          <w:type w:val="bbPlcHdr"/>
-        </w:types>
-        <w:behaviors>
-          <w:behavior w:val="content"/>
-        </w:behaviors>
-        <w:guid w:val="{D4DDE7E5-7F49-4CAA-B7A6-29A8E0520556}"/>
-      </w:docPartPr>
-      <w:docPartBody>
-        <w:p>
-          <w:pPr>
-            <w:pStyle w:val="18BD25C35EEC426696F148747F576AEC3"/>
-          </w:pPr>
-          <w:r>
-            <w:rPr>
-              <w:rStyle w:val="Emphasis"/>
-            </w:rPr>
-            <w:t>11:00 am</w:t>
-          </w:r>
-        </w:p>
-      </w:docPartBody>
-    </w:docPart>
-    <w:docPart>
-      <w:docPartPr>
-        <w:name w:val="076FE2A2E2CA466D9DF4AAE565C55329"/>
-        <w:category>
-          <w:name w:val="General"/>
-          <w:gallery w:val="placeholder"/>
-        </w:category>
-        <w:types>
-          <w:type w:val="bbPlcHdr"/>
-        </w:types>
-        <w:behaviors>
-          <w:behavior w:val="content"/>
-        </w:behaviors>
-        <w:guid w:val="{60E42D35-186A-415A-942C-0E643D54B154}"/>
-      </w:docPartPr>
-      <w:docPartBody>
-        <w:p>
-          <w:pPr>
-            <w:pStyle w:val="076FE2A2E2CA466D9DF4AAE565C553293"/>
-          </w:pPr>
-          <w:r>
-            <w:rPr>
-              <w:rStyle w:val="Emphasis"/>
-            </w:rPr>
-            <w:t>Mirjam Nilsson</w:t>
-          </w:r>
-        </w:p>
-      </w:docPartBody>
-    </w:docPart>
-    <w:docPart>
-      <w:docPartPr>
-        <w:name w:val="35EF8EBCCE884E03BF8CCF31C3AE8AD9"/>
-        <w:category>
-          <w:name w:val="General"/>
-          <w:gallery w:val="placeholder"/>
-        </w:category>
-        <w:types>
-          <w:type w:val="bbPlcHdr"/>
-        </w:types>
-        <w:behaviors>
-          <w:behavior w:val="content"/>
-        </w:behaviors>
-        <w:guid w:val="{432C4B61-BD1B-4EE2-ACA0-10FE8B3D90F8}"/>
-      </w:docPartPr>
-      <w:docPartBody>
-        <w:p>
-          <w:pPr>
-            <w:pStyle w:val="35EF8EBCCE884E03BF8CCF31C3AE8AD9"/>
-          </w:pPr>
-          <w:r>
-            <w:t>Mirjam Nilsson</w:t>
-          </w:r>
-        </w:p>
-      </w:docPartBody>
-    </w:docPart>
-    <w:docPart>
-      <w:docPartPr>
-        <w:name w:val="377C2560688445F18A90D976C2123BDF"/>
-        <w:category>
-          <w:name w:val="General"/>
-          <w:gallery w:val="placeholder"/>
-        </w:category>
-        <w:types>
-          <w:type w:val="bbPlcHdr"/>
-        </w:types>
-        <w:behaviors>
-          <w:behavior w:val="content"/>
-        </w:behaviors>
-        <w:guid w:val="{5FD4523D-802C-43D9-A1CC-C7204722F45D}"/>
-      </w:docPartPr>
-      <w:docPartBody>
-        <w:p>
-          <w:pPr>
-            <w:pStyle w:val="377C2560688445F18A90D976C2123BDF"/>
-          </w:pPr>
-          <w:r>
-            <w:t>President</w:t>
-          </w:r>
-        </w:p>
-      </w:docPartBody>
-    </w:docPart>
-    <w:docPart>
-      <w:docPartPr>
-        <w:name w:val="7E4DD2625CFA438EACD8DCB3319A24D6"/>
-        <w:category>
-          <w:name w:val="General"/>
-          <w:gallery w:val="placeholder"/>
-        </w:category>
-        <w:types>
-          <w:type w:val="bbPlcHdr"/>
-        </w:types>
-        <w:behaviors>
-          <w:behavior w:val="content"/>
-        </w:behaviors>
-        <w:guid w:val="{FD75A178-7A9E-44D1-9456-55661005BEA3}"/>
-      </w:docPartPr>
-      <w:docPartBody>
-        <w:p>
-          <w:pPr>
-            <w:pStyle w:val="7E4DD2625CFA438EACD8DCB3319A24D6"/>
-          </w:pPr>
-          <w:r>
-            <w:t>Rajesh Santoshi</w:t>
-          </w:r>
-        </w:p>
-      </w:docPartBody>
-    </w:docPart>
-    <w:docPart>
-      <w:docPartPr>
-        <w:name w:val="9B7D96F921654643B99A99F05DED2C8A"/>
-        <w:category>
-          <w:name w:val="General"/>
-          <w:gallery w:val="placeholder"/>
-        </w:category>
-        <w:types>
-          <w:type w:val="bbPlcHdr"/>
-        </w:types>
-        <w:behaviors>
-          <w:behavior w:val="content"/>
-        </w:behaviors>
-        <w:guid w:val="{C5B622EF-62CE-409D-B5E4-C868A3CF653C}"/>
-      </w:docPartPr>
-      <w:docPartBody>
-        <w:p>
-          <w:pPr>
-            <w:pStyle w:val="9B7D96F921654643B99A99F05DED2C8A"/>
-          </w:pPr>
-          <w:r>
-            <w:t>COO</w:t>
-          </w:r>
-        </w:p>
-      </w:docPartBody>
-    </w:docPart>
-    <w:docPart>
-      <w:docPartPr>
-        <w:name w:val="08A90BEB7EA64D2A90CC4EE152510321"/>
-        <w:category>
-          <w:name w:val="General"/>
-          <w:gallery w:val="placeholder"/>
-        </w:category>
-        <w:types>
-          <w:type w:val="bbPlcHdr"/>
-        </w:types>
-        <w:behaviors>
-          <w:behavior w:val="content"/>
-        </w:behaviors>
-        <w:guid w:val="{D18ADDE9-E2AB-482A-831C-4FCAF7C217FA}"/>
-      </w:docPartPr>
-      <w:docPartBody>
-        <w:p>
-          <w:pPr>
-            <w:pStyle w:val="08A90BEB7EA64D2A90CC4EE152510321"/>
-          </w:pPr>
-          <w:r>
-            <w:t>Elizabeth Moore</w:t>
-          </w:r>
-        </w:p>
-      </w:docPartBody>
-    </w:docPart>
-    <w:docPart>
-      <w:docPartPr>
-        <w:name w:val="9CE2AACEAFB8414292F77E392B90372F"/>
-        <w:category>
-          <w:name w:val="General"/>
-          <w:gallery w:val="placeholder"/>
-        </w:category>
-        <w:types>
-          <w:type w:val="bbPlcHdr"/>
-        </w:types>
-        <w:behaviors>
-          <w:behavior w:val="content"/>
-        </w:behaviors>
-        <w:guid w:val="{3D5D5B5B-3C68-49C0-B028-518ADF5CA755}"/>
-      </w:docPartPr>
-      <w:docPartBody>
-        <w:p>
-          <w:pPr>
-            <w:pStyle w:val="9CE2AACEAFB8414292F77E392B90372F"/>
-          </w:pPr>
-          <w:r>
-            <w:t>SEO Strategist</w:t>
-          </w:r>
-        </w:p>
-      </w:docPartBody>
-    </w:docPart>
-    <w:docPart>
-      <w:docPartPr>
-        <w:name w:val="640FE34B882D4668B301AC31B24B9650"/>
-        <w:category>
-          <w:name w:val="General"/>
-          <w:gallery w:val="placeholder"/>
-        </w:category>
-        <w:types>
-          <w:type w:val="bbPlcHdr"/>
-        </w:types>
-        <w:behaviors>
-          <w:behavior w:val="content"/>
-        </w:behaviors>
-        <w:guid w:val="{C93F3D9A-F370-41CA-ACAB-94B69FA9DCFE}"/>
-      </w:docPartPr>
-      <w:docPartBody>
-        <w:p>
-          <w:pPr>
-            <w:pStyle w:val="640FE34B882D4668B301AC31B24B9650"/>
-          </w:pPr>
-          <w:r>
-            <w:t>Flora Berggren</w:t>
-          </w:r>
-        </w:p>
-      </w:docPartBody>
-    </w:docPart>
-    <w:docPart>
-      <w:docPartPr>
-        <w:name w:val="F5EE3E4AF5504786B87B6F49F50C158E"/>
-        <w:category>
-          <w:name w:val="General"/>
-          <w:gallery w:val="placeholder"/>
-        </w:category>
-        <w:types>
-          <w:type w:val="bbPlcHdr"/>
-        </w:types>
-        <w:behaviors>
-          <w:behavior w:val="content"/>
-        </w:behaviors>
-        <w:guid w:val="{150E942A-6D19-4037-AE09-4828CD4BA99C}"/>
-      </w:docPartPr>
-      <w:docPartBody>
-        <w:p>
-          <w:pPr>
-            <w:pStyle w:val="F5EE3E4AF5504786B87B6F49F50C158E"/>
-          </w:pPr>
-          <w:r>
-            <w:t>CEO</w:t>
-          </w:r>
-        </w:p>
-      </w:docPartBody>
-    </w:docPart>
-    <w:docPart>
-      <w:docPartPr>
-        <w:name w:val="A0CC6357742E48ECB54BE9FB5956B3B4"/>
-        <w:category>
-          <w:name w:val="General"/>
-          <w:gallery w:val="placeholder"/>
-        </w:category>
-        <w:types>
-          <w:type w:val="bbPlcHdr"/>
-        </w:types>
-        <w:behaviors>
-          <w:behavior w:val="content"/>
-        </w:behaviors>
-        <w:guid w:val="{A5AA70A2-4EFF-46A2-9688-6C5B6371D8B5}"/>
-      </w:docPartPr>
-      <w:docPartBody>
-        <w:p>
-          <w:pPr>
-            <w:pStyle w:val="A0CC6357742E48ECB54BE9FB5956B3B4"/>
-          </w:pPr>
-          <w:r>
-            <w:t>Graham Barne</w:t>
-          </w:r>
-        </w:p>
-      </w:docPartBody>
-    </w:docPart>
-    <w:docPart>
-      <w:docPartPr>
-        <w:name w:val="C0C881FB9A4349D2B658C33282CAF850"/>
-        <w:category>
-          <w:name w:val="General"/>
-          <w:gallery w:val="placeholder"/>
-        </w:category>
-        <w:types>
-          <w:type w:val="bbPlcHdr"/>
-        </w:types>
-        <w:behaviors>
-          <w:behavior w:val="content"/>
-        </w:behaviors>
-        <w:guid w:val="{0226485C-3BE6-462F-8C9F-CAA8EA396304}"/>
-      </w:docPartPr>
-      <w:docPartBody>
-        <w:p>
-          <w:pPr>
-            <w:pStyle w:val="C0C881FB9A4349D2B658C33282CAF850"/>
-          </w:pPr>
-          <w:r>
-            <w:t>VP Marketing</w:t>
-          </w:r>
-        </w:p>
-      </w:docPartBody>
-    </w:docPart>
-    <w:docPart>
-      <w:docPartPr>
-        <w:name w:val="228ED5B6EAAD4A4A9CFFCECD7E141366"/>
-        <w:category>
-          <w:name w:val="General"/>
-          <w:gallery w:val="placeholder"/>
-        </w:category>
-        <w:types>
-          <w:type w:val="bbPlcHdr"/>
-        </w:types>
-        <w:behaviors>
-          <w:behavior w:val="content"/>
-        </w:behaviors>
-        <w:guid w:val="{131DB83A-836C-4F2E-9320-760B07845B84}"/>
-      </w:docPartPr>
-      <w:docPartBody>
-        <w:p>
-          <w:pPr>
-            <w:pStyle w:val="228ED5B6EAAD4A4A9CFFCECD7E141366"/>
-          </w:pPr>
-          <w:r>
-            <w:t>Robin Kline</w:t>
-          </w:r>
-        </w:p>
-      </w:docPartBody>
-    </w:docPart>
-    <w:docPart>
-      <w:docPartPr>
-        <w:name w:val="D8026088E0BB4351BF1D577DC3F778EE"/>
-        <w:category>
-          <w:name w:val="General"/>
-          <w:gallery w:val="placeholder"/>
-        </w:category>
-        <w:types>
-          <w:type w:val="bbPlcHdr"/>
-        </w:types>
-        <w:behaviors>
-          <w:behavior w:val="content"/>
-        </w:behaviors>
-        <w:guid w:val="{EAA0823D-91BF-4943-A904-4ACFCB5DE234}"/>
-      </w:docPartPr>
-      <w:docPartBody>
-        <w:p>
-          <w:pPr>
-            <w:pStyle w:val="D8026088E0BB4351BF1D577DC3F778EE"/>
-          </w:pPr>
-          <w:r>
-            <w:t>Product Designer</w:t>
-          </w:r>
-        </w:p>
-      </w:docPartBody>
-    </w:docPart>
-    <w:docPart>
-      <w:docPartPr>
-        <w:name w:val="C0842E989E2B4C1F9509C0F2A45A3773"/>
-        <w:category>
-          <w:name w:val="General"/>
-          <w:gallery w:val="placeholder"/>
-        </w:category>
-        <w:types>
-          <w:type w:val="bbPlcHdr"/>
-        </w:types>
-        <w:behaviors>
-          <w:behavior w:val="content"/>
-        </w:behaviors>
-        <w:guid w:val="{D81D2293-CBED-465A-846C-15C289A4C766}"/>
-      </w:docPartPr>
-      <w:docPartBody>
-        <w:p>
-          <w:pPr>
-            <w:pStyle w:val="C0842E989E2B4C1F9509C0F2A45A37733"/>
-          </w:pPr>
-          <w:r>
-            <w:rPr>
-              <w:b w:val="0"/>
-            </w:rPr>
-            <w:t>Mirjam Nilsson</w:t>
-          </w:r>
-        </w:p>
-      </w:docPartBody>
-    </w:docPart>
-    <w:docPart>
-      <w:docPartPr>
-        <w:name w:val="97A7AE67051344729317DDF9B1A7D79F"/>
-        <w:category>
-          <w:name w:val="General"/>
-          <w:gallery w:val="placeholder"/>
-        </w:category>
-        <w:types>
-          <w:type w:val="bbPlcHdr"/>
-        </w:types>
-        <w:behaviors>
-          <w:behavior w:val="content"/>
-        </w:behaviors>
-        <w:guid w:val="{F83A68DC-4249-47A5-A859-9BABC874F087}"/>
-      </w:docPartPr>
-      <w:docPartBody>
-        <w:p>
-          <w:pPr>
-            <w:pStyle w:val="97A7AE67051344729317DDF9B1A7D79F"/>
-          </w:pPr>
-          <w:r>
-            <w:t>VP Product</w:t>
-          </w:r>
-        </w:p>
-      </w:docPartBody>
-    </w:docPart>
-    <w:docPart>
-      <w:docPartPr>
-        <w:name w:val="8B9F6A95363949A093EBBA8F80EB82B6"/>
-        <w:category>
-          <w:name w:val="General"/>
-          <w:gallery w:val="placeholder"/>
-        </w:category>
-        <w:types>
-          <w:type w:val="bbPlcHdr"/>
-        </w:types>
-        <w:behaviors>
-          <w:behavior w:val="content"/>
-        </w:behaviors>
-        <w:guid w:val="{E24003F2-FF95-4847-9BE4-A2553B5967E2}"/>
-      </w:docPartPr>
-      <w:docPartBody>
-        <w:p>
-          <w:pPr>
-            <w:pStyle w:val="8B9F6A95363949A093EBBA8F80EB82B6"/>
-          </w:pPr>
-          <w:r>
-            <w:t>Takuma Hayashi</w:t>
-          </w:r>
-        </w:p>
-      </w:docPartBody>
-    </w:docPart>
-    <w:docPart>
-      <w:docPartPr>
-        <w:name w:val="E124519AF5664ACFB82E428D78FAB4C9"/>
-        <w:category>
-          <w:name w:val="General"/>
-          <w:gallery w:val="placeholder"/>
-        </w:category>
-        <w:types>
-          <w:type w:val="bbPlcHdr"/>
-        </w:types>
-        <w:behaviors>
-          <w:behavior w:val="content"/>
-        </w:behaviors>
-        <w:guid w:val="{F9AAB4A7-9841-43E8-84DF-CFC52AFBDD8B}"/>
-      </w:docPartPr>
-      <w:docPartBody>
-        <w:p>
-          <w:pPr>
-            <w:pStyle w:val="E124519AF5664ACFB82E428D78FAB4C9"/>
-          </w:pPr>
-          <w:r>
-            <w:t>Content Developer</w:t>
-          </w:r>
-        </w:p>
-      </w:docPartBody>
-    </w:docPart>
-    <w:docPart>
-      <w:docPartPr>
-        <w:name w:val="4ACE4F271C5F4728AA81FADEFE64FB6C"/>
-        <w:category>
-          <w:name w:val="General"/>
-          <w:gallery w:val="placeholder"/>
-        </w:category>
-        <w:types>
-          <w:type w:val="bbPlcHdr"/>
-        </w:types>
-        <w:behaviors>
-          <w:behavior w:val="content"/>
-        </w:behaviors>
-        <w:guid w:val="{B3A4353D-0E54-40E8-A738-10D1ECB68A2D}"/>
-      </w:docPartPr>
-      <w:docPartBody>
-        <w:p>
-          <w:pPr>
-            <w:pStyle w:val="4ACE4F271C5F4728AA81FADEFE64FB6C"/>
-          </w:pPr>
-          <w:r>
-            <w:t>TIME</w:t>
-          </w:r>
-        </w:p>
-      </w:docPartBody>
-    </w:docPart>
-    <w:docPart>
-      <w:docPartPr>
-        <w:name w:val="BDD061E0565E4BB8A131D072F3F48A02"/>
-        <w:category>
-          <w:name w:val="General"/>
-          <w:gallery w:val="placeholder"/>
-        </w:category>
-        <w:types>
-          <w:type w:val="bbPlcHdr"/>
-        </w:types>
-        <w:behaviors>
-          <w:behavior w:val="content"/>
-        </w:behaviors>
-        <w:guid w:val="{5216530F-EACE-45EA-8615-7295A18C94FB}"/>
-      </w:docPartPr>
-      <w:docPartBody>
-        <w:p>
-          <w:pPr>
-            <w:pStyle w:val="BDD061E0565E4BB8A131D072F3F48A02"/>
-          </w:pPr>
-          <w:r>
-            <w:t>Item</w:t>
-          </w:r>
-        </w:p>
-      </w:docPartBody>
-    </w:docPart>
-    <w:docPart>
-      <w:docPartPr>
-        <w:name w:val="B36291E3E27A48F1A21DDEC5E6C1917E"/>
-        <w:category>
-          <w:name w:val="General"/>
-          <w:gallery w:val="placeholder"/>
-        </w:category>
-        <w:types>
-          <w:type w:val="bbPlcHdr"/>
-        </w:types>
-        <w:behaviors>
-          <w:behavior w:val="content"/>
-        </w:behaviors>
-        <w:guid w:val="{533402FA-478E-4FD2-BAD0-F1F17718183C}"/>
-      </w:docPartPr>
-      <w:docPartBody>
-        <w:p>
-          <w:pPr>
-            <w:pStyle w:val="B36291E3E27A48F1A21DDEC5E6C1917E"/>
-          </w:pPr>
-          <w:r>
-            <w:t>Owner</w:t>
-          </w:r>
-        </w:p>
-      </w:docPartBody>
-    </w:docPart>
-    <w:docPart>
-      <w:docPartPr>
-        <w:name w:val="29E8AC00198549DCA08C8A551A9DF166"/>
-        <w:category>
-          <w:name w:val="General"/>
-          <w:gallery w:val="placeholder"/>
-        </w:category>
-        <w:types>
-          <w:type w:val="bbPlcHdr"/>
-        </w:types>
-        <w:behaviors>
-          <w:behavior w:val="content"/>
-        </w:behaviors>
-        <w:guid w:val="{692BAB84-A4E2-4688-80E5-4436AF8C373B}"/>
-      </w:docPartPr>
-      <w:docPartBody>
-        <w:p>
-          <w:pPr>
-            <w:pStyle w:val="29E8AC00198549DCA08C8A551A9DF166"/>
-          </w:pPr>
-          <w:r>
-            <w:t>11:00</w:t>
-          </w:r>
-        </w:p>
-      </w:docPartBody>
-    </w:docPart>
-    <w:docPart>
-      <w:docPartPr>
-        <w:name w:val="C2308B5C10DE413797287EF172E34890"/>
-        <w:category>
-          <w:name w:val="General"/>
-          <w:gallery w:val="placeholder"/>
-        </w:category>
-        <w:types>
-          <w:type w:val="bbPlcHdr"/>
-        </w:types>
-        <w:behaviors>
-          <w:behavior w:val="content"/>
-        </w:behaviors>
-        <w:guid w:val="{1FE4FB5D-CF62-4DE7-AB97-CA19F08357D7}"/>
-      </w:docPartPr>
-      <w:docPartBody>
-        <w:p>
-          <w:pPr>
-            <w:pStyle w:val="C2308B5C10DE413797287EF172E34890"/>
-          </w:pPr>
-          <w:r>
-            <w:t>Mirjam Nilsson</w:t>
-          </w:r>
-        </w:p>
-      </w:docPartBody>
-    </w:docPart>
-    <w:docPart>
-      <w:docPartPr>
-        <w:name w:val="2707EEE90E7344BA91222A185A97CF1B"/>
-        <w:category>
-          <w:name w:val="General"/>
-          <w:gallery w:val="placeholder"/>
-        </w:category>
-        <w:types>
-          <w:type w:val="bbPlcHdr"/>
-        </w:types>
-        <w:behaviors>
-          <w:behavior w:val="content"/>
-        </w:behaviors>
-        <w:guid w:val="{FEC84329-F9B2-44A3-BA07-6302260AF263}"/>
-      </w:docPartPr>
-      <w:docPartBody>
-        <w:p>
-          <w:pPr>
-            <w:pStyle w:val="2707EEE90E7344BA91222A185A97CF1B"/>
-          </w:pPr>
-          <w:r>
-            <w:t>11:05</w:t>
-          </w:r>
-        </w:p>
-      </w:docPartBody>
-    </w:docPart>
-    <w:docPart>
-      <w:docPartPr>
-        <w:name w:val="A98FA90547914F2DA3F517DFBED546FB"/>
-        <w:category>
-          <w:name w:val="General"/>
-          <w:gallery w:val="placeholder"/>
-        </w:category>
-        <w:types>
-          <w:type w:val="bbPlcHdr"/>
-        </w:types>
-        <w:behaviors>
-          <w:behavior w:val="content"/>
-        </w:behaviors>
-        <w:guid w:val="{5392BA90-92FD-4C5A-A913-A0BCF3D08332}"/>
-      </w:docPartPr>
-      <w:docPartBody>
-        <w:p>
-          <w:pPr>
-            <w:pStyle w:val="A98FA90547914F2DA3F517DFBED546FB"/>
-          </w:pPr>
-          <w:r>
-            <w:t>Fiscal year review</w:t>
-          </w:r>
-        </w:p>
-      </w:docPartBody>
-    </w:docPart>
-    <w:docPart>
-      <w:docPartPr>
-        <w:name w:val="C5027BA55EA34ADF895F08A6B97E3E4D"/>
-        <w:category>
-          <w:name w:val="General"/>
-          <w:gallery w:val="placeholder"/>
-        </w:category>
-        <w:types>
-          <w:type w:val="bbPlcHdr"/>
-        </w:types>
-        <w:behaviors>
-          <w:behavior w:val="content"/>
-        </w:behaviors>
-        <w:guid w:val="{21AE94A3-B6A1-4E4D-9278-EE12D3DECB58}"/>
-      </w:docPartPr>
-      <w:docPartBody>
-        <w:p>
-          <w:pPr>
-            <w:pStyle w:val="C5027BA55EA34ADF895F08A6B97E3E4D"/>
-          </w:pPr>
-          <w:r>
-            <w:t>Flora Berggren</w:t>
-          </w:r>
-        </w:p>
-      </w:docPartBody>
-    </w:docPart>
-    <w:docPart>
-      <w:docPartPr>
-        <w:name w:val="31247E6744AA49478295D10572BC3DC0"/>
-        <w:category>
-          <w:name w:val="General"/>
-          <w:gallery w:val="placeholder"/>
-        </w:category>
-        <w:types>
-          <w:type w:val="bbPlcHdr"/>
-        </w:types>
-        <w:behaviors>
-          <w:behavior w:val="content"/>
-        </w:behaviors>
-        <w:guid w:val="{5263FB8B-2BBB-4FDE-8413-1C7A99E6F936}"/>
-      </w:docPartPr>
-      <w:docPartBody>
-        <w:p>
-          <w:pPr>
-            <w:pStyle w:val="31247E6744AA49478295D10572BC3DC0"/>
-          </w:pPr>
-          <w:r>
-            <w:t>11:15</w:t>
-          </w:r>
-        </w:p>
-      </w:docPartBody>
-    </w:docPart>
-    <w:docPart>
-      <w:docPartPr>
-        <w:name w:val="C96137491F594F76B881118557A2E7C4"/>
-        <w:category>
-          <w:name w:val="General"/>
-          <w:gallery w:val="placeholder"/>
-        </w:category>
-        <w:types>
-          <w:type w:val="bbPlcHdr"/>
-        </w:types>
-        <w:behaviors>
-          <w:behavior w:val="content"/>
-        </w:behaviors>
-        <w:guid w:val="{0288CC48-28CD-4237-80A5-A506732F3319}"/>
-      </w:docPartPr>
-      <w:docPartBody>
-        <w:p>
-          <w:pPr>
-            <w:pStyle w:val="C96137491F594F76B881118557A2E7C4"/>
-          </w:pPr>
-          <w:r>
-            <w:t>Vote on new secretary</w:t>
-          </w:r>
-        </w:p>
-      </w:docPartBody>
-    </w:docPart>
-    <w:docPart>
-      <w:docPartPr>
-        <w:name w:val="52AC5B031D784FDA9699E44C3D337D05"/>
-        <w:category>
-          <w:name w:val="General"/>
-          <w:gallery w:val="placeholder"/>
-        </w:category>
-        <w:types>
-          <w:type w:val="bbPlcHdr"/>
-        </w:types>
-        <w:behaviors>
-          <w:behavior w:val="content"/>
-        </w:behaviors>
-        <w:guid w:val="{9EAB8B5D-B60D-46B3-B502-061CBBFE779E}"/>
-      </w:docPartPr>
-      <w:docPartBody>
-        <w:p>
-          <w:pPr>
-            <w:pStyle w:val="52AC5B031D784FDA9699E44C3D337D05"/>
-          </w:pPr>
-          <w:r>
-            <w:t>Rajesh Santoshi</w:t>
-          </w:r>
-        </w:p>
-      </w:docPartBody>
-    </w:docPart>
-    <w:docPart>
-      <w:docPartPr>
-        <w:name w:val="860AF2D1F9694C2B8CA6AC2B491F4D70"/>
-        <w:category>
-          <w:name w:val="General"/>
-          <w:gallery w:val="placeholder"/>
-        </w:category>
-        <w:types>
-          <w:type w:val="bbPlcHdr"/>
-        </w:types>
-        <w:behaviors>
-          <w:behavior w:val="content"/>
-        </w:behaviors>
-        <w:guid w:val="{56B6BCDC-0397-408E-B8DF-379B4C922534}"/>
-      </w:docPartPr>
-      <w:docPartBody>
-        <w:p>
-          <w:pPr>
-            <w:pStyle w:val="860AF2D1F9694C2B8CA6AC2B491F4D70"/>
-          </w:pPr>
-          <w:r>
-            <w:t>11:20</w:t>
-          </w:r>
-        </w:p>
-      </w:docPartBody>
-    </w:docPart>
-    <w:docPart>
-      <w:docPartPr>
-        <w:name w:val="CE22E7F84E5B4AD8A04322D61485F2E4"/>
-        <w:category>
-          <w:name w:val="General"/>
-          <w:gallery w:val="placeholder"/>
-        </w:category>
-        <w:types>
-          <w:type w:val="bbPlcHdr"/>
-        </w:types>
-        <w:behaviors>
-          <w:behavior w:val="content"/>
-        </w:behaviors>
-        <w:guid w:val="{9C3788B5-C8A3-4E92-9115-C61ABB967448}"/>
-      </w:docPartPr>
-      <w:docPartBody>
-        <w:p>
-          <w:pPr>
-            <w:pStyle w:val="CE22E7F84E5B4AD8A04322D61485F2E4"/>
-          </w:pPr>
-          <w:r>
-            <w:t>Discuss advisory committees</w:t>
-          </w:r>
-        </w:p>
-      </w:docPartBody>
-    </w:docPart>
-    <w:docPart>
-      <w:docPartPr>
-        <w:name w:val="3BED9405369E4D54A4D12C759A4123C3"/>
-        <w:category>
-          <w:name w:val="General"/>
-          <w:gallery w:val="placeholder"/>
-        </w:category>
-        <w:types>
-          <w:type w:val="bbPlcHdr"/>
-        </w:types>
-        <w:behaviors>
-          <w:behavior w:val="content"/>
-        </w:behaviors>
-        <w:guid w:val="{AD1A71C7-8631-4851-B74A-C9A26C7F4226}"/>
-      </w:docPartPr>
-      <w:docPartBody>
-        <w:p>
-          <w:pPr>
-            <w:pStyle w:val="3BED9405369E4D54A4D12C759A4123C3"/>
-          </w:pPr>
-          <w:r>
-            <w:t>Graham Barnes</w:t>
-          </w:r>
-        </w:p>
-      </w:docPartBody>
-    </w:docPart>
-    <w:docPart>
-      <w:docPartPr>
-        <w:name w:val="EB17EE6325864D56B0CF8897F2F692CC"/>
-        <w:category>
-          <w:name w:val="General"/>
-          <w:gallery w:val="placeholder"/>
-        </w:category>
-        <w:types>
-          <w:type w:val="bbPlcHdr"/>
-        </w:types>
-        <w:behaviors>
-          <w:behavior w:val="content"/>
-        </w:behaviors>
-        <w:guid w:val="{8E4362E9-96FC-4E70-BD2D-D2E6EDF4AD5D}"/>
-      </w:docPartPr>
-      <w:docPartBody>
-        <w:p>
-          <w:pPr>
-            <w:pStyle w:val="EB17EE6325864D56B0CF8897F2F692CC"/>
-          </w:pPr>
-          <w:r>
-            <w:t>11:30</w:t>
-          </w:r>
-        </w:p>
-      </w:docPartBody>
-    </w:docPart>
-    <w:docPart>
-      <w:docPartPr>
-        <w:name w:val="4FF2E753F7E64FC3A75C2C7B5F97F5BE"/>
-        <w:category>
-          <w:name w:val="General"/>
-          <w:gallery w:val="placeholder"/>
-        </w:category>
-        <w:types>
-          <w:type w:val="bbPlcHdr"/>
-        </w:types>
-        <w:behaviors>
-          <w:behavior w:val="content"/>
-        </w:behaviors>
-        <w:guid w:val="{11E10A84-D348-4A5B-BE76-88524DB8390D}"/>
-      </w:docPartPr>
-      <w:docPartBody>
-        <w:p>
-          <w:pPr>
-            <w:pStyle w:val="4FF2E753F7E64FC3A75C2C7B5F97F5BE"/>
-          </w:pPr>
-          <w:r>
-            <w:t>Vote on budget</w:t>
-          </w:r>
-        </w:p>
-      </w:docPartBody>
-    </w:docPart>
-    <w:docPart>
-      <w:docPartPr>
-        <w:name w:val="F09EE829763740E2AAD9A483348AE075"/>
-        <w:category>
-          <w:name w:val="General"/>
-          <w:gallery w:val="placeholder"/>
-        </w:category>
-        <w:types>
-          <w:type w:val="bbPlcHdr"/>
-        </w:types>
-        <w:behaviors>
-          <w:behavior w:val="content"/>
-        </w:behaviors>
-        <w:guid w:val="{4E5938B8-D6C0-46DD-B214-49DF5AC845EA}"/>
-      </w:docPartPr>
-      <w:docPartBody>
-        <w:p>
-          <w:pPr>
-            <w:pStyle w:val="F09EE829763740E2AAD9A483348AE075"/>
-          </w:pPr>
-          <w:r>
-            <w:t>Rowan Murphy</w:t>
-          </w:r>
-        </w:p>
-      </w:docPartBody>
-    </w:docPart>
-    <w:docPart>
-      <w:docPartPr>
-        <w:name w:val="FC6FEBEC5A2040A19C04A36418C06781"/>
-        <w:category>
-          <w:name w:val="General"/>
-          <w:gallery w:val="placeholder"/>
-        </w:category>
-        <w:types>
-          <w:type w:val="bbPlcHdr"/>
-        </w:types>
-        <w:behaviors>
-          <w:behavior w:val="content"/>
-        </w:behaviors>
-        <w:guid w:val="{BBE3DDBA-2F51-4FF9-9428-2C0E0852EB5B}"/>
-      </w:docPartPr>
-      <w:docPartBody>
-        <w:p>
-          <w:pPr>
-            <w:pStyle w:val="FC6FEBEC5A2040A19C04A36418C06781"/>
-          </w:pPr>
-          <w:r>
-            <w:t>11:40</w:t>
-          </w:r>
-        </w:p>
-      </w:docPartBody>
-    </w:docPart>
-    <w:docPart>
-      <w:docPartPr>
-        <w:name w:val="1CABCFFADBAA42B2A52DF2FC450B1E66"/>
-        <w:category>
-          <w:name w:val="General"/>
-          <w:gallery w:val="placeholder"/>
-        </w:category>
-        <w:types>
-          <w:type w:val="bbPlcHdr"/>
-        </w:types>
-        <w:behaviors>
-          <w:behavior w:val="content"/>
-        </w:behaviors>
-        <w:guid w:val="{659032B5-2CEA-41B1-8E1F-9FE80F2FD997}"/>
-      </w:docPartPr>
-      <w:docPartBody>
-        <w:p>
-          <w:pPr>
-            <w:pStyle w:val="1CABCFFADBAA42B2A52DF2FC450B1E66"/>
-          </w:pPr>
-          <w:r>
-            <w:t>11:45</w:t>
-          </w:r>
-        </w:p>
-      </w:docPartBody>
-    </w:docPart>
-    <w:docPart>
-      <w:docPartPr>
-        <w:name w:val="CD5FFB2437B44925AF13FD51FD8C3CA2"/>
-        <w:category>
-          <w:name w:val="General"/>
-          <w:gallery w:val="placeholder"/>
-        </w:category>
-        <w:types>
-          <w:type w:val="bbPlcHdr"/>
-        </w:types>
-        <w:behaviors>
-          <w:behavior w:val="content"/>
-        </w:behaviors>
-        <w:guid w:val="{C34C7DB7-F2D3-4953-A5E4-3B76D18ADB74}"/>
-      </w:docPartPr>
-      <w:docPartBody>
-        <w:p>
-          <w:pPr>
-            <w:pStyle w:val="CD5FFB2437B44925AF13FD51FD8C3CA2"/>
-          </w:pPr>
-          <w:r>
-            <w:t>Break</w:t>
-          </w:r>
-        </w:p>
-      </w:docPartBody>
-    </w:docPart>
-    <w:docPart>
-      <w:docPartPr>
-        <w:name w:val="D03C6EE857C246D5B3C747E6CC43ECED"/>
-        <w:category>
-          <w:name w:val="General"/>
-          <w:gallery w:val="placeholder"/>
-        </w:category>
-        <w:types>
-          <w:type w:val="bbPlcHdr"/>
-        </w:types>
-        <w:behaviors>
-          <w:behavior w:val="content"/>
-        </w:behaviors>
-        <w:guid w:val="{F1AFF4F1-1AE3-468E-B796-854BE6E8235E}"/>
-      </w:docPartPr>
-      <w:docPartBody>
-        <w:p>
-          <w:pPr>
-            <w:pStyle w:val="D03C6EE857C246D5B3C747E6CC43ECED"/>
-          </w:pPr>
-          <w:r>
-            <w:t>Robin Kline</w:t>
-          </w:r>
-        </w:p>
-      </w:docPartBody>
-    </w:docPart>
-    <w:docPart>
-      <w:docPartPr>
-        <w:name w:val="82C060852DB74B41B7144AE0C425EE5C"/>
-        <w:category>
-          <w:name w:val="General"/>
-          <w:gallery w:val="placeholder"/>
-        </w:category>
-        <w:types>
-          <w:type w:val="bbPlcHdr"/>
-        </w:types>
-        <w:behaviors>
-          <w:behavior w:val="content"/>
-        </w:behaviors>
-        <w:guid w:val="{AEB09545-D900-409F-BFB0-2CBFAF5AF559}"/>
-      </w:docPartPr>
-      <w:docPartBody>
-        <w:p>
-          <w:pPr>
-            <w:pStyle w:val="82C060852DB74B41B7144AE0C425EE5C"/>
-          </w:pPr>
-          <w:r>
-            <w:t>Mirjam Nilsson</w:t>
-          </w:r>
-        </w:p>
-      </w:docPartBody>
-    </w:docPart>
-    <w:docPart>
-      <w:docPartPr>
-        <w:name w:val="C2BD4C3D67034A73B6D36C04DFF48B56"/>
-        <w:category>
-          <w:name w:val="General"/>
-          <w:gallery w:val="placeholder"/>
-        </w:category>
-        <w:types>
-          <w:type w:val="bbPlcHdr"/>
-        </w:types>
-        <w:behaviors>
-          <w:behavior w:val="content"/>
-        </w:behaviors>
-        <w:guid w:val="{0AA91BDE-3AF1-4ECB-BE93-3A38E287F579}"/>
-      </w:docPartPr>
-      <w:docPartBody>
-        <w:p>
-          <w:pPr>
-            <w:pStyle w:val="C2BD4C3D67034A73B6D36C04DFF48B56"/>
-          </w:pPr>
-          <w:r>
-            <w:t>New Business</w:t>
-          </w:r>
-        </w:p>
-      </w:docPartBody>
-    </w:docPart>
-    <w:docPart>
-      <w:docPartPr>
-        <w:name w:val="823E744FD9D242E687347826BF94D639"/>
-        <w:category>
-          <w:name w:val="General"/>
-          <w:gallery w:val="placeholder"/>
-        </w:category>
-        <w:types>
-          <w:type w:val="bbPlcHdr"/>
-        </w:types>
-        <w:behaviors>
-          <w:behavior w:val="content"/>
-        </w:behaviors>
-        <w:guid w:val="{C1E5C033-1247-4AAF-8477-DCC2D018E673}"/>
-      </w:docPartPr>
-      <w:docPartBody>
-        <w:p>
-          <w:pPr>
-            <w:pStyle w:val="823E744FD9D242E687347826BF94D639"/>
-          </w:pPr>
-          <w:r>
-            <w:t>Programs</w:t>
-          </w:r>
-        </w:p>
-      </w:docPartBody>
-    </w:docPart>
-    <w:docPart>
-      <w:docPartPr>
-        <w:name w:val="CBED1C08268F446A8813074CBA2127F2"/>
-        <w:category>
-          <w:name w:val="General"/>
-          <w:gallery w:val="placeholder"/>
-        </w:category>
-        <w:types>
-          <w:type w:val="bbPlcHdr"/>
-        </w:types>
-        <w:behaviors>
-          <w:behavior w:val="content"/>
-        </w:behaviors>
-        <w:guid w:val="{C15CB529-C4EC-4AEB-8BD6-57F0C8D73691}"/>
-      </w:docPartPr>
-      <w:docPartBody>
-        <w:p>
-          <w:pPr>
-            <w:pStyle w:val="CBED1C08268F446A8813074CBA2127F2"/>
-          </w:pPr>
-          <w:r>
-            <w:t>Recap</w:t>
-          </w:r>
-        </w:p>
-      </w:docPartBody>
-    </w:docPart>
-    <w:docPart>
-      <w:docPartPr>
-        <w:name w:val="B7F4FBF01FE44A40910C8996F4123C72"/>
-        <w:category>
-          <w:name w:val="General"/>
-          <w:gallery w:val="placeholder"/>
-        </w:category>
-        <w:types>
-          <w:type w:val="bbPlcHdr"/>
-        </w:types>
-        <w:behaviors>
-          <w:behavior w:val="content"/>
-        </w:behaviors>
-        <w:guid w:val="{12C927FB-4750-46B3-A62B-919B4E51E14D}"/>
-      </w:docPartPr>
-      <w:docPartBody>
-        <w:p>
-          <w:pPr>
-            <w:pStyle w:val="B7F4FBF01FE44A40910C8996F4123C72"/>
-          </w:pPr>
-          <w:r>
-            <w:t>Welcome</w:t>
-          </w:r>
-        </w:p>
-      </w:docPartBody>
-    </w:docPart>
-    <w:docPart>
-      <w:docPartPr>
-        <w:name w:val="E09192C80F604BADA2F3ADCC3AB3010C"/>
-        <w:category>
-          <w:name w:val="General"/>
-          <w:gallery w:val="placeholder"/>
-        </w:category>
-        <w:types>
-          <w:type w:val="bbPlcHdr"/>
-        </w:types>
-        <w:behaviors>
-          <w:behavior w:val="content"/>
-        </w:behaviors>
-        <w:guid w:val="{F4A64867-7841-48D9-BEB0-DF02D4E3E115}"/>
-      </w:docPartPr>
-      <w:docPartBody>
-        <w:p>
-          <w:pPr>
-            <w:pStyle w:val="E09192C80F604BADA2F3ADCC3AB3010C"/>
-          </w:pPr>
-          <w:r>
-            <w:t>12:00</w:t>
-          </w:r>
-        </w:p>
-      </w:docPartBody>
-    </w:docPart>
-    <w:docPart>
-      <w:docPartPr>
-        <w:name w:val="9A34731689D34E77A0C0C9E5E2941193"/>
-        <w:category>
-          <w:name w:val="General"/>
-          <w:gallery w:val="placeholder"/>
-        </w:category>
-        <w:types>
-          <w:type w:val="bbPlcHdr"/>
-        </w:types>
-        <w:behaviors>
-          <w:behavior w:val="content"/>
-        </w:behaviors>
-        <w:guid w:val="{1DF1239D-E410-4CC1-B286-E827262D873E}"/>
-      </w:docPartPr>
-      <w:docPartBody>
-        <w:p>
-          <w:pPr>
-            <w:pStyle w:val="9A34731689D34E77A0C0C9E5E29411933"/>
-          </w:pPr>
-          <w:r>
-            <w:t>Committee</w:t>
-          </w:r>
-          <w:r>
-            <w:rPr>
-              <w:b/>
-            </w:rPr>
-            <w:t xml:space="preserve"> </w:t>
-          </w:r>
-          <w:r>
-            <w:t>Reports</w:t>
-          </w:r>
-        </w:p>
-      </w:docPartBody>
-    </w:docPart>
-    <w:docPart>
-      <w:docPartPr>
-        <w:name w:val="07E57C804E894DECA02A1C3DB1AA36EB"/>
-        <w:category>
-          <w:name w:val="General"/>
-          <w:gallery w:val="placeholder"/>
-        </w:category>
-        <w:types>
-          <w:type w:val="bbPlcHdr"/>
-        </w:types>
-        <w:behaviors>
-          <w:behavior w:val="content"/>
-        </w:behaviors>
-        <w:guid w:val="{FFB28CCD-C88D-495F-8693-1662DC343A36}"/>
-      </w:docPartPr>
-      <w:docPartBody>
-        <w:p>
-          <w:pPr>
-            <w:pStyle w:val="07E57C804E894DECA02A1C3DB1AA36EB3"/>
-          </w:pPr>
-          <w:r>
-            <w:t>Flora</w:t>
-          </w:r>
-          <w:r>
-            <w:rPr>
-              <w:b/>
-            </w:rPr>
-            <w:t xml:space="preserve"> </w:t>
-          </w:r>
-          <w:r>
-            <w:t>Berggren</w:t>
-          </w:r>
-        </w:p>
-      </w:docPartBody>
-    </w:docPart>
-    <w:docPart>
-      <w:docPartPr>
-        <w:name w:val="33F3449D0B1B4CE09B22BBC851BCDA3D"/>
-        <w:category>
-          <w:name w:val="General"/>
-          <w:gallery w:val="placeholder"/>
-        </w:category>
-        <w:types>
-          <w:type w:val="bbPlcHdr"/>
-        </w:types>
-        <w:behaviors>
-          <w:behavior w:val="content"/>
-        </w:behaviors>
-        <w:guid w:val="{9080B8C8-3449-4244-90CB-C90794E13891}"/>
-      </w:docPartPr>
-      <w:docPartBody>
-        <w:p>
-          <w:pPr>
-            <w:pStyle w:val="33F3449D0B1B4CE09B22BBC851BCDA3D"/>
-          </w:pPr>
-          <w:r>
-            <w:t>Owner</w:t>
-          </w:r>
-        </w:p>
-      </w:docPartBody>
-    </w:docPart>
-    <w:docPart>
-      <w:docPartPr>
-        <w:name w:val="61B0846581844428B9E632C2ED3B8E4C"/>
-        <w:category>
-          <w:name w:val="General"/>
-          <w:gallery w:val="placeholder"/>
-        </w:category>
-        <w:types>
-          <w:type w:val="bbPlcHdr"/>
-        </w:types>
-        <w:behaviors>
-          <w:behavior w:val="content"/>
-        </w:behaviors>
-        <w:guid w:val="{8D1BC733-B7F4-452D-8220-3C02F6DC51B4}"/>
-      </w:docPartPr>
-      <w:docPartBody>
-        <w:p>
-          <w:pPr>
-            <w:pStyle w:val="61B0846581844428B9E632C2ED3B8E4C"/>
-          </w:pPr>
-          <w:r>
-            <w:t>Item</w:t>
-          </w:r>
-        </w:p>
-      </w:docPartBody>
-    </w:docPart>
-    <w:docPart>
-      <w:docPartPr>
-        <w:name w:val="9F0A3E3F73924C5B8F585FC4635A313E"/>
-        <w:category>
-          <w:name w:val="General"/>
-          <w:gallery w:val="placeholder"/>
-        </w:category>
-        <w:types>
-          <w:type w:val="bbPlcHdr"/>
-        </w:types>
-        <w:behaviors>
-          <w:behavior w:val="content"/>
-        </w:behaviors>
-        <w:guid w:val="{FD5AA120-A7C3-49A3-9846-7BA835889983}"/>
-      </w:docPartPr>
-      <w:docPartBody>
-        <w:p>
-          <w:pPr>
-            <w:pStyle w:val="9F0A3E3F73924C5B8F585FC4635A313E"/>
-          </w:pPr>
-          <w:r>
-            <w:t>TIME</w:t>
-          </w:r>
-        </w:p>
-      </w:docPartBody>
-    </w:docPart>
-    <w:docPart>
-      <w:docPartPr>
-        <w:name w:val="837159EAAC3740E8960E1FA33D670401"/>
-        <w:category>
-          <w:name w:val="General"/>
-          <w:gallery w:val="placeholder"/>
-        </w:category>
-        <w:types>
-          <w:type w:val="bbPlcHdr"/>
-        </w:types>
-        <w:behaviors>
-          <w:behavior w:val="content"/>
-        </w:behaviors>
-        <w:guid w:val="{B52B03E7-1E8F-4D17-87BD-32403487B64F}"/>
-      </w:docPartPr>
-      <w:docPartBody>
-        <w:p>
-          <w:pPr>
-            <w:pStyle w:val="837159EAAC3740E8960E1FA33D670401"/>
-          </w:pPr>
-          <w:r>
-            <w:t>12:15</w:t>
-          </w:r>
-        </w:p>
-      </w:docPartBody>
-    </w:docPart>
-    <w:docPart>
-      <w:docPartPr>
-        <w:name w:val="AB28311B028547D0B8F13866A0ED2095"/>
-        <w:category>
-          <w:name w:val="General"/>
-          <w:gallery w:val="placeholder"/>
-        </w:category>
-        <w:types>
-          <w:type w:val="bbPlcHdr"/>
-        </w:types>
-        <w:behaviors>
-          <w:behavior w:val="content"/>
-        </w:behaviors>
-        <w:guid w:val="{15FBA6B9-8CAD-44F1-9E36-667357FAD1C9}"/>
-      </w:docPartPr>
-      <w:docPartBody>
-        <w:p>
-          <w:pPr>
-            <w:pStyle w:val="AB28311B028547D0B8F13866A0ED2095"/>
-          </w:pPr>
-          <w:r>
-            <w:t>Announcements</w:t>
-          </w:r>
-        </w:p>
-      </w:docPartBody>
-    </w:docPart>
-    <w:docPart>
-      <w:docPartPr>
-        <w:name w:val="5BB3626BDA26411DA59FD5EAA4841E47"/>
-        <w:category>
-          <w:name w:val="General"/>
-          <w:gallery w:val="placeholder"/>
-        </w:category>
-        <w:types>
-          <w:type w:val="bbPlcHdr"/>
-        </w:types>
-        <w:behaviors>
-          <w:behavior w:val="content"/>
-        </w:behaviors>
-        <w:guid w:val="{F23DD1D2-23FC-4F18-833B-7FC0B2C3B4CC}"/>
-      </w:docPartPr>
-      <w:docPartBody>
-        <w:p>
-          <w:pPr>
-            <w:pStyle w:val="5BB3626BDA26411DA59FD5EAA4841E47"/>
-          </w:pPr>
-          <w:r>
-            <w:t>Rajesh Santoshi</w:t>
-          </w:r>
-        </w:p>
-      </w:docPartBody>
-    </w:docPart>
-    <w:docPart>
-      <w:docPartPr>
-        <w:name w:val="3BB53271B99D414B935557C017812451"/>
-        <w:category>
-          <w:name w:val="General"/>
-          <w:gallery w:val="placeholder"/>
-        </w:category>
-        <w:types>
-          <w:type w:val="bbPlcHdr"/>
-        </w:types>
-        <w:behaviors>
-          <w:behavior w:val="content"/>
-        </w:behaviors>
-        <w:guid w:val="{025804AD-59A1-4271-818E-2151AA860C77}"/>
-      </w:docPartPr>
-      <w:docPartBody>
-        <w:p>
-          <w:pPr>
-            <w:pStyle w:val="3BB53271B99D414B935557C017812451"/>
-          </w:pPr>
-          <w:r>
-            <w:t>12:30</w:t>
-          </w:r>
-        </w:p>
-      </w:docPartBody>
-    </w:docPart>
-    <w:docPart>
-      <w:docPartPr>
-        <w:name w:val="5DCDB4CA25FA4FFAB7893EA9B1E8D487"/>
-        <w:category>
-          <w:name w:val="General"/>
-          <w:gallery w:val="placeholder"/>
-        </w:category>
-        <w:types>
-          <w:type w:val="bbPlcHdr"/>
-        </w:types>
-        <w:behaviors>
-          <w:behavior w:val="content"/>
-        </w:behaviors>
-        <w:guid w:val="{FCAB64D0-6C8A-48F7-88B8-329FB35C743E}"/>
-      </w:docPartPr>
-      <w:docPartBody>
-        <w:p>
-          <w:pPr>
-            <w:pStyle w:val="5DCDB4CA25FA4FFAB7893EA9B1E8D487"/>
-          </w:pPr>
-          <w:r>
-            <w:t>Adjournment</w:t>
-          </w:r>
-        </w:p>
-      </w:docPartBody>
-    </w:docPart>
-    <w:docPart>
-      <w:docPartPr>
-        <w:name w:val="81422EA67C2047C8A5C4F2FEF629097F"/>
-        <w:category>
-          <w:name w:val="General"/>
-          <w:gallery w:val="placeholder"/>
-        </w:category>
-        <w:types>
-          <w:type w:val="bbPlcHdr"/>
-        </w:types>
-        <w:behaviors>
-          <w:behavior w:val="content"/>
-        </w:behaviors>
-        <w:guid w:val="{EFC886DC-8238-434A-A50A-D441DF672954}"/>
-      </w:docPartPr>
-      <w:docPartBody>
-        <w:p>
-          <w:pPr>
-            <w:pStyle w:val="81422EA67C2047C8A5C4F2FEF629097F"/>
-          </w:pPr>
-          <w:r>
-            <w:t>Graham Barnes</w:t>
-          </w:r>
-        </w:p>
-      </w:docPartBody>
-    </w:docPart>
-    <w:docPart>
-      <w:docPartPr>
-        <w:name w:val="8B1511CCE912452583D9F5C60AB52571"/>
-        <w:category>
-          <w:name w:val="General"/>
-          <w:gallery w:val="placeholder"/>
-        </w:category>
-        <w:types>
-          <w:type w:val="bbPlcHdr"/>
-        </w:types>
-        <w:behaviors>
-          <w:behavior w:val="content"/>
-        </w:behaviors>
-        <w:guid w:val="{831578C6-B35B-4C11-826E-1758165B640E}"/>
-      </w:docPartPr>
-      <w:docPartBody>
-        <w:p>
-          <w:pPr>
-            <w:pStyle w:val="8B1511CCE912452583D9F5C60AB52571"/>
-          </w:pPr>
-          <w:r>
-            <w:t>Membership</w:t>
-          </w:r>
-        </w:p>
-      </w:docPartBody>
-    </w:docPart>
-    <w:docPart>
-      <w:docPartPr>
-        <w:name w:val="4F35538B4F264302AD48A8DE4DB82193"/>
-        <w:category>
-          <w:name w:val="General"/>
-          <w:gallery w:val="placeholder"/>
-        </w:category>
-        <w:types>
-          <w:type w:val="bbPlcHdr"/>
-        </w:types>
-        <w:behaviors>
-          <w:behavior w:val="content"/>
-        </w:behaviors>
-        <w:guid w:val="{A32BA010-46B1-461F-B03B-F4CC8C98EA9F}"/>
-      </w:docPartPr>
-      <w:docPartBody>
-        <w:p>
-          <w:pPr>
-            <w:pStyle w:val="4F35538B4F264302AD48A8DE4DB82193"/>
-          </w:pPr>
-          <w:r>
-            <w:t>Volunteers</w:t>
-          </w:r>
-        </w:p>
-      </w:docPartBody>
-    </w:docPart>
-    <w:docPart>
-      <w:docPartPr>
-        <w:name w:val="273CFA0EE0714AADA629B276041FF989"/>
-        <w:category>
-          <w:name w:val="General"/>
-          <w:gallery w:val="placeholder"/>
-        </w:category>
-        <w:types>
-          <w:type w:val="bbPlcHdr"/>
-        </w:types>
-        <w:behaviors>
-          <w:behavior w:val="content"/>
-        </w:behaviors>
-        <w:guid w:val="{9D581DD2-6786-440A-9B27-30E3BE2DBF5D}"/>
-      </w:docPartPr>
-      <w:docPartBody>
-        <w:p>
-          <w:pPr>
-            <w:pStyle w:val="273CFA0EE0714AADA629B276041FF989"/>
-          </w:pPr>
-          <w:r>
-            <w:t>Newsletter</w:t>
-          </w:r>
-        </w:p>
-      </w:docPartBody>
-    </w:docPart>
-    <w:docPart>
-      <w:docPartPr>
-        <w:name w:val="D7345A70D55A48A7A5EAD5CBE0CB9CB6"/>
-        <w:category>
-          <w:name w:val="General"/>
-          <w:gallery w:val="placeholder"/>
-        </w:category>
-        <w:types>
-          <w:type w:val="bbPlcHdr"/>
-        </w:types>
-        <w:behaviors>
-          <w:behavior w:val="content"/>
-        </w:behaviors>
-        <w:guid w:val="{3F01538B-301D-4520-9D93-210C7704981F}"/>
-      </w:docPartPr>
-      <w:docPartBody>
-        <w:p>
-          <w:r>
-            <w:t xml:space="preserve">FINANCIAL </w:t>
-          </w:r>
-          <w:r>
-            <w:t>MEETING</w:t>
-          </w:r>
-        </w:p>
-      </w:docPartBody>
-    </w:docPart>
-    <w:docPart>
-      <w:docPartPr>
-        <w:name w:val="910D21DBCA43490194ABE264916AC3C0"/>
-        <w:category>
-          <w:name w:val="General"/>
-          <w:gallery w:val="placeholder"/>
-        </w:category>
-        <w:types>
-          <w:type w:val="bbPlcHdr"/>
-        </w:types>
-        <w:behaviors>
-          <w:behavior w:val="content"/>
-        </w:behaviors>
-        <w:guid w:val="{2C214744-E44C-4DBB-A984-84B00B083032}"/>
-      </w:docPartPr>
-      <w:docPartBody>
-        <w:p>
-          <w:pPr>
-            <w:pStyle w:val="910D21DBCA43490194ABE264916AC3C03"/>
-          </w:pPr>
-          <w:r>
-            <w:rPr>
-              <w:rStyle w:val="Emphasis"/>
-            </w:rPr>
-            <w:t>September 9</w:t>
-          </w:r>
-        </w:p>
-      </w:docPartBody>
-    </w:docPart>
-  </w:docParts>
-</w:glossaryDocument>
-</file>
-
-<file path=word/glossary/fontTable.xml><?xml version="1.0" encoding="utf-8"?>
-<w:fonts xmlns:mc="http://schemas.openxmlformats.org/markup-compatibility/2006" xmlns:r="http://schemas.openxmlformats.org/officeDocument/2006/relationships" xmlns:w="http://schemas.openxmlformats.org/wordprocessingml/2006/main" xmlns:w14="http://schemas.microsoft.com/office/word/2010/wordml" xmlns:w15="http://schemas.microsoft.com/office/word/2012/wordml" xmlns:w16cex="http://schemas.microsoft.com/office/word/2018/wordml/cex" xmlns:w16cid="http://schemas.microsoft.com/office/word/2016/wordml/cid" xmlns:w16="http://schemas.microsoft.com/office/word/2018/wordml" xmlns:w16sdtdh="http://schemas.microsoft.com/office/word/2020/wordml/sdtdatahash" xmlns:w16se="http://schemas.microsoft.com/office/word/2015/wordml/symex" mc:Ignorable="w14 w15 w16se w16cid w16 w16cex w16sdtdh">
-  <w:font w:name="Times New Roman">
-    <w:panose1 w:val="02020603050405020304"/>
-    <w:charset w:val="00"/>
-    <w:family w:val="roman"/>
-    <w:pitch w:val="variable"/>
-    <w:sig w:usb0="E0002EFF" w:usb1="C000785B" w:usb2="00000009" w:usb3="00000000" w:csb0="000001FF" w:csb1="00000000"/>
-  </w:font>
-  <w:font w:name="Symbol">
-    <w:panose1 w:val="05050102010706020507"/>
-    <w:charset w:val="02"/>
-    <w:family w:val="roman"/>
-    <w:pitch w:val="variable"/>
-    <w:sig w:usb0="00000000" w:usb1="10000000" w:usb2="00000000" w:usb3="00000000" w:csb0="80000000" w:csb1="00000000"/>
-  </w:font>
-  <w:font w:name="Courier New">
-    <w:panose1 w:val="02070309020205020404"/>
-    <w:charset w:val="00"/>
-    <w:family w:val="modern"/>
-    <w:pitch w:val="fixed"/>
-    <w:sig w:usb0="E0002EFF" w:usb1="C0007843" w:usb2="00000009" w:usb3="00000000" w:csb0="000001FF" w:csb1="00000000"/>
-  </w:font>
-  <w:font w:name="Wingdings">
-    <w:panose1 w:val="05000000000000000000"/>
-    <w:charset w:val="02"/>
-    <w:family w:val="auto"/>
-    <w:pitch w:val="variable"/>
-    <w:sig w:usb0="00000000" w:usb1="10000000" w:usb2="00000000" w:usb3="00000000" w:csb0="80000000" w:csb1="00000000"/>
-  </w:font>
-  <w:font w:name="Segoe UI Variable">
-    <w:altName w:val="Calibri"/>
-    <w:charset w:val="CC"/>
-    <w:family w:val="auto"/>
-    <w:pitch w:val="variable"/>
-    <w:sig w:usb0="A00002FF" w:usb1="0000000B" w:usb2="00000000" w:usb3="00000000" w:csb0="0000019F" w:csb1="00000000"/>
-  </w:font>
-  <w:font w:name="MS Mincho">
-    <w:altName w:val="ＭＳ 明朝"/>
-    <w:panose1 w:val="02020609040205080304"/>
-    <w:charset w:val="80"/>
-    <w:family w:val="modern"/>
-    <w:pitch w:val="fixed"/>
-    <w:sig w:usb0="E00002FF" w:usb1="6AC7FDFB" w:usb2="08000012" w:usb3="00000000" w:csb0="0002009F" w:csb1="00000000"/>
-  </w:font>
-  <w:font w:name="Arial">
-    <w:panose1 w:val="020B0604020202020204"/>
-    <w:charset w:val="00"/>
-    <w:family w:val="swiss"/>
-    <w:pitch w:val="variable"/>
-    <w:sig w:usb0="E0002EFF" w:usb1="C000785B" w:usb2="00000009" w:usb3="00000000" w:csb0="000001FF" w:csb1="00000000"/>
-  </w:font>
-  <w:font w:name="Tw Cen MT">
-    <w:panose1 w:val="020B0602020104020603"/>
-    <w:charset w:val="00"/>
-    <w:family w:val="swiss"/>
-    <w:pitch w:val="variable"/>
-    <w:sig w:usb0="00000007" w:usb1="00000000" w:usb2="00000000" w:usb3="00000000" w:csb0="00000003" w:csb1="00000000"/>
-  </w:font>
-  <w:font w:name="MS Gothic">
-    <w:altName w:val="ＭＳ ゴシック"/>
-    <w:panose1 w:val="020B0609070205080204"/>
-    <w:charset w:val="80"/>
-    <w:family w:val="modern"/>
-    <w:pitch w:val="fixed"/>
-    <w:sig w:usb0="E00002FF" w:usb1="6AC7FDFB" w:usb2="08000012" w:usb3="00000000" w:csb0="0002009F" w:csb1="00000000"/>
-  </w:font>
-  <w:font w:name="Segoe UI">
-    <w:panose1 w:val="020B0502040204020203"/>
-    <w:charset w:val="00"/>
-    <w:family w:val="swiss"/>
-    <w:pitch w:val="variable"/>
-    <w:sig w:usb0="E4002EFF" w:usb1="C000E47F" w:usb2="00000009" w:usb3="00000000" w:csb0="000001FF" w:csb1="00000000"/>
-  </w:font>
-  <w:font w:name="Segoe UI Variable Display">
-    <w:altName w:val="Times New Roman"/>
-    <w:charset w:val="00"/>
-    <w:family w:val="auto"/>
-    <w:pitch w:val="variable"/>
-    <w:sig w:usb0="A00002FF" w:usb1="0000000B" w:usb2="00000000" w:usb3="00000000" w:csb0="0000019F" w:csb1="00000000"/>
-  </w:font>
-  <w:font w:name="Calibri">
-    <w:panose1 w:val="020F0502020204030204"/>
-    <w:charset w:val="00"/>
-    <w:family w:val="swiss"/>
-    <w:pitch w:val="variable"/>
-    <w:sig w:usb0="E4002EFF" w:usb1="C000247B" w:usb2="00000009" w:usb3="00000000" w:csb0="000001FF" w:csb1="00000000"/>
-  </w:font>
-  <w:font w:name="Calibri Light">
-    <w:panose1 w:val="020F0302020204030204"/>
-    <w:charset w:val="00"/>
-    <w:family w:val="swiss"/>
-    <w:pitch w:val="variable"/>
-    <w:sig w:usb0="E4002EFF" w:usb1="C000247B" w:usb2="00000009" w:usb3="00000000" w:csb0="000001FF" w:csb1="00000000"/>
-  </w:font>
-</w:fonts>
-</file>
-
-<file path=word/glossary/settings2.xml><?xml version="1.0" encoding="utf-8"?>
-<w:settings xmlns:mc="http://schemas.openxmlformats.org/markup-compatibility/2006" xmlns:o="urn:schemas-microsoft-com:office:office" xmlns:r="http://schemas.openxmlformats.org/officeDocument/2006/relationships" xmlns:m="http://schemas.openxmlformats.org/officeDocument/2006/math" xmlns:v="urn:schemas-microsoft-com:vml" xmlns:w10="urn:schemas-microsoft-com:office:word" xmlns:w="http://schemas.openxmlformats.org/wordprocessingml/2006/main" xmlns:w14="http://schemas.microsoft.com/office/word/2010/wordml" xmlns:w15="http://schemas.microsoft.com/office/word/2012/wordml" xmlns:w16cex="http://schemas.microsoft.com/office/word/2018/wordml/cex" xmlns:w16cid="http://schemas.microsoft.com/office/word/2016/wordml/cid" xmlns:w16="http://schemas.microsoft.com/office/word/2018/wordml" xmlns:w16sdtdh="http://schemas.microsoft.com/office/word/2020/wordml/sdtdatahash" xmlns:w16se="http://schemas.microsoft.com/office/word/2015/wordml/symex" xmlns:sl="http://schemas.openxmlformats.org/schemaLibrary/2006/main" mc:Ignorable="w14 w15 w16se w16cid w16 w16cex w16sdtdh">
-  <w:view w:val="normal"/>
-  <w:defaultTabStop w:val="720"/>
-  <w:characterSpacingControl w:val="doNotCompress"/>
-  <w:compat>
-    <w:useFELayout/>
-    <w:compatSetting w:name="compatibilityMode" w:uri="http://schemas.microsoft.com/office/word" w:val="15"/>
-    <w:compatSetting w:name="overrideTableStyleFontSizeAndJustification" w:uri="http://schemas.microsoft.com/office/word" w:val="1"/>
-    <w:compatSetting w:name="enableOpenTypeFeatures" w:uri="http://schemas.microsoft.com/office/word" w:val="1"/>
-    <w:compatSetting w:name="doNotFlipMirrorIndents" w:uri="http://schemas.microsoft.com/office/word" w:val="1"/>
-    <w:compatSetting w:name="differentiateMultirowTableHeaders" w:uri="http://schemas.microsoft.com/office/word" w:val="1"/>
-    <w:compatSetting w:name="useWord2013TrackBottomHyphenation" w:uri="http://schemas.microsoft.com/office/word" w:val="1"/>
-  </w:compat>
-  <w:rsids>
-    <w:rsidRoot w:val="00AE6EDD"/>
-    <w:rsid w:val="00014C13"/>
-    <w:rsid w:val="00056E4D"/>
-    <w:rsid w:val="000B0584"/>
-    <w:rsid w:val="00105BB0"/>
-    <w:rsid w:val="00551EB6"/>
-    <w:rsid w:val="00561BF2"/>
-    <w:rsid w:val="00645053"/>
-    <w:rsid w:val="00880B6D"/>
-    <w:rsid w:val="00A535B4"/>
-    <w:rsid w:val="00AE6EDD"/>
-    <w:rsid w:val="00B42C79"/>
-    <w:rsid w:val="00CA0CAA"/>
-    <w:rsid w:val="00DF6817"/>
-  </w:rsids>
-  <m:mathPr>
-    <m:mathFont m:val="Cambria Math"/>
-    <m:brkBin m:val="before"/>
-    <m:brkBinSub m:val="--"/>
-    <m:smallFrac m:val="0"/>
-    <m:dispDef/>
-    <m:lMargin m:val="0"/>
-    <m:rMargin m:val="0"/>
-    <m:defJc m:val="centerGroup"/>
-    <m:wrapIndent m:val="1440"/>
-    <m:intLim m:val="subSup"/>
-    <m:naryLim m:val="undOvr"/>
-  </m:mathPr>
-  <w:themeFontLang w:val="en-US"/>
-  <w:clrSchemeMapping w:bg1="light1" w:t1="dark1" w:bg2="light2" w:t2="dark2" w:accent1="accent1" w:accent2="accent2" w:accent3="accent3" w:accent4="accent4" w:accent5="accent5" w:accent6="accent6" w:hyperlink="hyperlink" w:followedHyperlink="followedHyperlink"/>
-  <w:decimalSymbol w:val="."/>
-  <w:listSeparator w:val=","/>
-  <w15:chartTrackingRefBased/>
-</w:settings>
-</file>
-
-<file path=word/glossary/styles.xml><?xml version="1.0" encoding="utf-8"?>
-<w:styles xmlns:mc="http://schemas.openxmlformats.org/markup-compatibility/2006" xmlns:r="http://schemas.openxmlformats.org/officeDocument/2006/relationships" xmlns:w="http://schemas.openxmlformats.org/wordprocessingml/2006/main" xmlns:w14="http://schemas.microsoft.com/office/word/2010/wordml" xmlns:w15="http://schemas.microsoft.com/office/word/2012/wordml" xmlns:w16cex="http://schemas.microsoft.com/office/word/2018/wordml/cex" xmlns:w16cid="http://schemas.microsoft.com/office/word/2016/wordml/cid" xmlns:w16="http://schemas.microsoft.com/office/word/2018/wordml" xmlns:w16sdtdh="http://schemas.microsoft.com/office/word/2020/wordml/sdtdatahash" xmlns:w16se="http://schemas.microsoft.com/office/word/2015/wordml/symex" mc:Ignorable="w14 w15 w16se w16cid w16 w16cex w16sdtdh">
-  <w:docDefaults>
-    <w:rPrDefault>
-      <w:rPr>
-        <w:rFonts w:asciiTheme="minorHAnsi" w:eastAsiaTheme="minorEastAsia" w:hAnsiTheme="minorHAnsi" w:cstheme="minorBidi"/>
-        <w:sz w:val="22"/>
-        <w:szCs w:val="22"/>
-        <w:lang w:val="en-US" w:eastAsia="en-US" w:bidi="ar-SA"/>
-      </w:rPr>
-    </w:rPrDefault>
-    <w:pPrDefault>
-      <w:pPr>
-        <w:spacing w:after="160" w:line="259" w:lineRule="auto"/>
-      </w:pPr>
-    </w:pPrDefault>
-  </w:docDefaults>
-  <w:latentStyles w:defLockedState="0" w:defUIPriority="99" w:defSemiHidden="0" w:defUnhideWhenUsed="0" w:defQFormat="0" w:count="376">
-    <w:lsdException w:name="Normal" w:uiPriority="0" w:qFormat="1"/>
-    <w:lsdException w:name="heading 1" w:uiPriority="9" w:qFormat="1"/>
-    <w:lsdException w:name="heading 2" w:semiHidden="1" w:uiPriority="9" w:unhideWhenUsed="1" w:qFormat="1"/>
-    <w:lsdException w:name="heading 3" w:semiHidden="1" w:uiPriority="9" w:unhideWhenUsed="1" w:qFormat="1"/>
-    <w:lsdException w:name="heading 4" w:semiHidden="1" w:uiPriority="9" w:unhideWhenUsed="1" w:qFormat="1"/>
-    <w:lsdException w:name="heading 5" w:semiHidden="1" w:uiPriority="9" w:unhideWhenUsed="1" w:qFormat="1"/>
-    <w:lsdException w:name="heading 6" w:semiHidden="1" w:uiPriority="9" w:unhideWhenUsed="1" w:qFormat="1"/>
-    <w:lsdException w:name="heading 7" w:semiHidden="1" w:uiPriority="9" w:unhideWhenUsed="1" w:qFormat="1"/>
-    <w:lsdException w:name="heading 8" w:semiHidden="1" w:uiPriority="9" w:unhideWhenUsed="1" w:qFormat="1"/>
-    <w:lsdException w:name="heading 9" w:semiHidden="1" w:uiPriority="9" w:unhideWhenUsed="1" w:qFormat="1"/>
-    <w:lsdException w:name="index 1" w:semiHidden="1" w:unhideWhenUsed="1"/>
-    <w:lsdException w:name="index 2" w:semiHidden="1" w:unhideWhenUsed="1"/>
-    <w:lsdException w:name="index 3" w:semiHidden="1" w:unhideWhenUsed="1"/>
-    <w:lsdException w:name="index 4" w:semiHidden="1" w:unhideWhenUsed="1"/>
-    <w:lsdException w:name="index 5" w:semiHidden="1" w:unhideWhenUsed="1"/>
-    <w:lsdException w:name="index 6" w:semiHidden="1" w:unhideWhenUsed="1"/>
-    <w:lsdException w:name="index 7" w:semiHidden="1" w:unhideWhenUsed="1"/>
-    <w:lsdException w:name="index 8" w:semiHidden="1" w:unhideWhenUsed="1"/>
-    <w:lsdException w:name="index 9" w:semiHidden="1" w:unhideWhenUsed="1"/>
-    <w:lsdException w:name="toc 1" w:semiHidden="1" w:uiPriority="39" w:unhideWhenUsed="1"/>
-    <w:lsdException w:name="toc 2" w:semiHidden="1" w:uiPriority="39" w:unhideWhenUsed="1"/>
-    <w:lsdException w:name="toc 3" w:semiHidden="1" w:uiPriority="39" w:unhideWhenUsed="1"/>
-    <w:lsdException w:name="toc 4" w:semiHidden="1" w:uiPriority="39" w:unhideWhenUsed="1"/>
-    <w:lsdException w:name="toc 5" w:semiHidden="1" w:uiPriority="39" w:unhideWhenUsed="1"/>
-    <w:lsdException w:name="toc 6" w:semiHidden="1" w:uiPriority="39" w:unhideWhenUsed="1"/>
-    <w:lsdException w:name="toc 7" w:semiHidden="1" w:uiPriority="39" w:unhideWhenUsed="1"/>
-    <w:lsdException w:name="toc 8" w:semiHidden="1" w:uiPriority="39" w:unhideWhenUsed="1"/>
-    <w:lsdException w:name="toc 9" w:semiHidden="1" w:uiPriority="39" w:unhideWhenUsed="1"/>
-    <w:lsdException w:name="Normal Indent" w:semiHidden="1" w:unhideWhenUsed="1"/>
-    <w:lsdException w:name="footnote text" w:semiHidden="1" w:unhideWhenUsed="1"/>
-    <w:lsdException w:name="annotation text" w:semiHidden="1" w:unhideWhenUsed="1"/>
-    <w:lsdException w:name="header" w:semiHidden="1" w:unhideWhenUsed="1"/>
-    <w:lsdException w:name="footer" w:semiHidden="1" w:unhideWhenUsed="1"/>
-    <w:lsdException w:name="index heading" w:semiHidden="1" w:unhideWhenUsed="1"/>
-    <w:lsdException w:name="caption" w:semiHidden="1" w:uiPriority="35" w:unhideWhenUsed="1" w:qFormat="1"/>
-    <w:lsdException w:name="table of figures" w:semiHidden="1" w:unhideWhenUsed="1"/>
-    <w:lsdException w:name="envelope address" w:semiHidden="1" w:unhideWhenUsed="1"/>
-    <w:lsdException w:name="envelope return" w:semiHidden="1" w:unhideWhenUsed="1"/>
-    <w:lsdException w:name="footnote reference" w:semiHidden="1" w:unhideWhenUsed="1"/>
-    <w:lsdException w:name="annotation reference" w:semiHidden="1" w:unhideWhenUsed="1"/>
-    <w:lsdException w:name="line number" w:semiHidden="1" w:unhideWhenUsed="1"/>
-    <w:lsdException w:name="page number" w:semiHidden="1" w:unhideWhenUsed="1"/>
-    <w:lsdException w:name="endnote reference" w:semiHidden="1" w:unhideWhenUsed="1"/>
-    <w:lsdException w:name="endnote text" w:semiHidden="1" w:unhideWhenUsed="1"/>
-    <w:lsdException w:name="table of authorities" w:semiHidden="1" w:unhideWhenUsed="1"/>
-    <w:lsdException w:name="macro" w:semiHidden="1" w:unhideWhenUsed="1"/>
-    <w:lsdException w:name="toa heading" w:semiHidden="1" w:unhideWhenUsed="1"/>
-    <w:lsdException w:name="List" w:semiHidden="1" w:unhideWhenUsed="1"/>
-    <w:lsdException w:name="List Bullet" w:semiHidden="1" w:unhideWhenUsed="1"/>
-    <w:lsdException w:name="List Number" w:semiHidden="1" w:unhideWhenUsed="1"/>
-    <w:lsdException w:name="List 2" w:semiHidden="1" w:unhideWhenUsed="1"/>
-    <w:lsdException w:name="List 3" w:semiHidden="1" w:unhideWhenUsed="1"/>
-    <w:lsdException w:name="List 4" w:semiHidden="1" w:unhideWhenUsed="1"/>
-    <w:lsdException w:name="List 5" w:semiHidden="1" w:unhideWhenUsed="1"/>
-    <w:lsdException w:name="List Bullet 2" w:semiHidden="1" w:unhideWhenUsed="1"/>
-    <w:lsdException w:name="List Bullet 3" w:semiHidden="1" w:unhideWhenUsed="1"/>
-    <w:lsdException w:name="List Bullet 4" w:semiHidden="1" w:unhideWhenUsed="1"/>
-    <w:lsdException w:name="List Bullet 5" w:semiHidden="1" w:unhideWhenUsed="1"/>
-    <w:lsdException w:name="List Number 2" w:semiHidden="1" w:unhideWhenUsed="1"/>
-    <w:lsdException w:name="List Number 3" w:semiHidden="1" w:unhideWhenUsed="1"/>
-    <w:lsdException w:name="List Number 4" w:semiHidden="1" w:unhideWhenUsed="1"/>
-    <w:lsdException w:name="List Number 5" w:semiHidden="1" w:unhideWhenUsed="1"/>
-    <w:lsdException w:name="Title" w:uiPriority="10" w:qFormat="1"/>
-    <w:lsdException w:name="Closing" w:semiHidden="1" w:unhideWhenUsed="1"/>
-    <w:lsdException w:name="Signature" w:semiHidden="1" w:unhideWhenUsed="1"/>
-    <w:lsdException w:name="Default Paragraph Font" w:semiHidden="1" w:uiPriority="1" w:unhideWhenUsed="1"/>
-    <w:lsdException w:name="Body Text" w:semiHidden="1" w:unhideWhenUsed="1"/>
-    <w:lsdException w:name="Body Text Indent" w:semiHidden="1" w:unhideWhenUsed="1"/>
-    <w:lsdException w:name="List Continue" w:semiHidden="1" w:unhideWhenUsed="1"/>
-    <w:lsdException w:name="List Continue 2" w:semiHidden="1" w:unhideWhenUsed="1"/>
-    <w:lsdException w:name="List Continue 3" w:semiHidden="1" w:unhideWhenUsed="1"/>
-    <w:lsdException w:name="List Continue 4" w:semiHidden="1" w:unhideWhenUsed="1"/>
-    <w:lsdException w:name="List Continue 5" w:semiHidden="1" w:unhideWhenUsed="1"/>
-    <w:lsdException w:name="Message Header" w:semiHidden="1" w:unhideWhenUsed="1"/>
-    <w:lsdException w:name="Subtitle" w:uiPriority="11" w:qFormat="1"/>
-    <w:lsdException w:name="Salutation" w:semiHidden="1" w:unhideWhenUsed="1"/>
-    <w:lsdException w:name="Date" w:semiHidden="1" w:unhideWhenUsed="1"/>
-    <w:lsdException w:name="Body Text First Indent" w:semiHidden="1" w:unhideWhenUsed="1"/>
-    <w:lsdException w:name="Body Text First Indent 2" w:semiHidden="1" w:unhideWhenUsed="1"/>
-    <w:lsdException w:name="Note Heading" w:semiHidden="1" w:unhideWhenUsed="1"/>
-    <w:lsdException w:name="Body Text 2" w:semiHidden="1" w:unhideWhenUsed="1"/>
-    <w:lsdException w:name="Body Text 3" w:semiHidden="1" w:unhideWhenUsed="1"/>
-    <w:lsdException w:name="Body Text Indent 2" w:semiHidden="1" w:unhideWhenUsed="1"/>
-    <w:lsdException w:name="Body Text Indent 3" w:semiHidden="1" w:unhideWhenUsed="1"/>
-    <w:lsdException w:name="Block Text" w:semiHidden="1" w:unhideWhenUsed="1"/>
-    <w:lsdException w:name="Hyperlink" w:semiHidden="1" w:unhideWhenUsed="1"/>
-    <w:lsdException w:name="FollowedHyperlink" w:semiHidden="1" w:unhideWhenUsed="1"/>
-    <w:lsdException w:name="Strong" w:uiPriority="22" w:qFormat="1"/>
-    <w:lsdException w:name="Emphasis" w:uiPriority="20" w:qFormat="1"/>
-    <w:lsdException w:name="Document Map" w:semiHidden="1" w:unhideWhenUsed="1"/>
-    <w:lsdException w:name="Plain Text" w:semiHidden="1" w:unhideWhenUsed="1"/>
-    <w:lsdException w:name="E-mail Signature" w:semiHidden="1" w:unhideWhenUsed="1"/>
-    <w:lsdException w:name="HTML Top of Form" w:semiHidden="1" w:unhideWhenUsed="1"/>
-    <w:lsdException w:name="HTML Bottom of Form" w:semiHidden="1" w:unhideWhenUsed="1"/>
-    <w:lsdException w:name="Normal (Web)" w:semiHidden="1" w:unhideWhenUsed="1"/>
-    <w:lsdException w:name="HTML Acronym" w:semiHidden="1" w:unhideWhenUsed="1"/>
-    <w:lsdException w:name="HTML Address" w:semiHidden="1" w:unhideWhenUsed="1"/>
-    <w:lsdException w:name="HTML Cite" w:semiHidden="1" w:unhideWhenUsed="1"/>
-    <w:lsdException w:name="HTML Code" w:semiHidden="1" w:unhideWhenUsed="1"/>
-    <w:lsdException w:name="HTML Definition" w:semiHidden="1" w:unhideWhenUsed="1"/>
-    <w:lsdException w:name="HTML Keyboard" w:semiHidden="1" w:unhideWhenUsed="1"/>
-    <w:lsdException w:name="HTML Preformatted" w:semiHidden="1" w:unhideWhenUsed="1"/>
-    <w:lsdException w:name="HTML Sample" w:semiHidden="1" w:unhideWhenUsed="1"/>
-    <w:lsdException w:name="HTML Typewriter" w:semiHidden="1" w:unhideWhenUsed="1"/>
-    <w:lsdException w:name="HTML Variable" w:semiHidden="1" w:unhideWhenUsed="1"/>
-    <w:lsdException w:name="annotation subject" w:semiHidden="1" w:unhideWhenUsed="1"/>
-    <w:lsdException w:name="No List" w:semiHidden="1" w:unhideWhenUsed="1"/>
-    <w:lsdException w:name="Outline List 1" w:semiHidden="1" w:unhideWhenUsed="1"/>
-    <w:lsdException w:name="Outline List 2" w:semiHidden="1" w:unhideWhenUsed="1"/>
-    <w:lsdException w:name="Outline List 3" w:semiHidden="1" w:unhideWhenUsed="1"/>
-    <w:lsdException w:name="Table Simple 1" w:semiHidden="1" w:unhideWhenUsed="1"/>
-    <w:lsdException w:name="Table Simple 2" w:semiHidden="1" w:unhideWhenUsed="1"/>
-    <w:lsdException w:name="Table Simple 3" w:semiHidden="1" w:unhideWhenUsed="1"/>
-    <w:lsdException w:name="Table Classic 1" w:semiHidden="1" w:unhideWhenUsed="1"/>
-    <w:lsdException w:name="Table Classic 2" w:semiHidden="1" w:unhideWhenUsed="1"/>
-    <w:lsdException w:name="Table Classic 3" w:semiHidden="1" w:unhideWhenUsed="1"/>
-    <w:lsdException w:name="Table Classic 4" w:semiHidden="1" w:unhideWhenUsed="1"/>
-    <w:lsdException w:name="Table Colorful 1" w:semiHidden="1" w:unhideWhenUsed="1"/>
-    <w:lsdException w:name="Table Colorful 2" w:semiHidden="1" w:unhideWhenUsed="1"/>
-    <w:lsdException w:name="Table Colorful 3" w:semiHidden="1" w:unhideWhenUsed="1"/>
-    <w:lsdException w:name="Table Columns 1" w:semiHidden="1" w:unhideWhenUsed="1"/>
-    <w:lsdException w:name="Table Columns 2" w:semiHidden="1" w:unhideWhenUsed="1"/>
-    <w:lsdException w:name="Table Columns 3" w:semiHidden="1" w:unhideWhenUsed="1"/>
-    <w:lsdException w:name="Table Columns 4" w:semiHidden="1" w:unhideWhenUsed="1"/>
-    <w:lsdException w:name="Table Columns 5" w:semiHidden="1" w:unhideWhenUsed="1"/>
-    <w:lsdException w:name="Table Grid 1" w:semiHidden="1" w:unhideWhenUsed="1"/>
-    <w:lsdException w:name="Table Grid 2" w:semiHidden="1" w:unhideWhenUsed="1"/>
-    <w:lsdException w:name="Table Grid 3" w:semiHidden="1" w:unhideWhenUsed="1"/>
-    <w:lsdException w:name="Table Grid 4" w:semiHidden="1" w:unhideWhenUsed="1"/>
-    <w:lsdException w:name="Table Grid 5" w:semiHidden="1" w:unhideWhenUsed="1"/>
-    <w:lsdException w:name="Table Grid 6" w:semiHidden="1" w:unhideWhenUsed="1"/>
-    <w:lsdException w:name="Table Grid 7" w:semiHidden="1" w:unhideWhenUsed="1"/>
-    <w:lsdException w:name="Table Grid 8" w:semiHidden="1" w:unhideWhenUsed="1"/>
-    <w:lsdException w:name="Table List 1" w:semiHidden="1" w:unhideWhenUsed="1"/>
-    <w:lsdException w:name="Table List 2" w:semiHidden="1" w:unhideWhenUsed="1"/>
-    <w:lsdException w:name="Table List 3" w:semiHidden="1" w:unhideWhenUsed="1"/>
-    <w:lsdException w:name="Table List 4" w:semiHidden="1" w:unhideWhenUsed="1"/>
-    <w:lsdException w:name="Table List 5" w:semiHidden="1" w:unhideWhenUsed="1"/>
-    <w:lsdException w:name="Table List 6" w:semiHidden="1" w:unhideWhenUsed="1"/>
-    <w:lsdException w:name="Table List 7" w:semiHidden="1" w:unhideWhenUsed="1"/>
-    <w:lsdException w:name="Table List 8" w:semiHidden="1" w:unhideWhenUsed="1"/>
-    <w:lsdException w:name="Table 3D effects 1" w:semiHidden="1" w:unhideWhenUsed="1"/>
-    <w:lsdException w:name="Table 3D effects 2" w:semiHidden="1" w:unhideWhenUsed="1"/>
-    <w:lsdException w:name="Table 3D effects 3" w:semiHidden="1" w:unhideWhenUsed="1"/>
-    <w:lsdException w:name="Table Contemporary" w:semiHidden="1" w:unhideWhenUsed="1"/>
-    <w:lsdException w:name="Table Elegant" w:semiHidden="1" w:unhideWhenUsed="1"/>
-    <w:lsdException w:name="Table Professional" w:semiHidden="1" w:unhideWhenUsed="1"/>
-    <w:lsdException w:name="Table Subtle 2" w:semiHidden="1" w:unhideWhenUsed="1"/>
-    <w:lsdException w:name="Table Web 1" w:semiHidden="1" w:unhideWhenUsed="1"/>
-    <w:lsdException w:name="Balloon Text" w:semiHidden="1" w:unhideWhenUsed="1"/>
-    <w:lsdException w:name="Table Grid" w:uiPriority="39"/>
-    <w:lsdException w:name="Table Theme" w:semiHidden="1" w:unhideWhenUsed="1"/>
-    <w:lsdException w:name="Placeholder Text" w:semiHidden="1"/>
-    <w:lsdException w:name="No Spacing" w:uiPriority="1" w:qFormat="1"/>
-    <w:lsdException w:name="Light Shading" w:uiPriority="60"/>
-    <w:lsdException w:name="Light List" w:uiPriority="61"/>
-    <w:lsdException w:name="Light Grid" w:uiPriority="62"/>
-    <w:lsdException w:name="Medium Shading 1" w:uiPriority="63"/>
-    <w:lsdException w:name="Medium Shading 2" w:uiPriority="64"/>
-    <w:lsdException w:name="Medium List 1" w:uiPriority="65"/>
-    <w:lsdException w:name="Medium List 2" w:uiPriority="66"/>
-    <w:lsdException w:name="Medium Grid 1" w:uiPriority="67"/>
-    <w:lsdException w:name="Medium Grid 2" w:uiPriority="68"/>
-    <w:lsdException w:name="Medium Grid 3" w:uiPriority="69"/>
-    <w:lsdException w:name="Dark List" w:uiPriority="70"/>
-    <w:lsdException w:name="Colorful Shading" w:uiPriority="71"/>
-    <w:lsdException w:name="Colorful List" w:uiPriority="72"/>
-    <w:lsdException w:name="Colorful Grid" w:uiPriority="73"/>
-    <w:lsdException w:name="Light Shading Accent 1" w:uiPriority="60"/>
-    <w:lsdException w:name="Light List Accent 1" w:uiPriority="61"/>
-    <w:lsdException w:name="Light Grid Accent 1" w:uiPriority="62"/>
-    <w:lsdException w:name="Medium Shading 1 Accent 1" w:uiPriority="63"/>
-    <w:lsdException w:name="Medium Shading 2 Accent 1" w:uiPriority="64"/>
-    <w:lsdException w:name="Medium List 1 Accent 1" w:uiPriority="65"/>
-    <w:lsdException w:name="Revision" w:semiHidden="1"/>
-    <w:lsdException w:name="List Paragraph" w:uiPriority="34" w:qFormat="1"/>
-    <w:lsdException w:name="Quote" w:uiPriority="29" w:qFormat="1"/>
-    <w:lsdException w:name="Intense Quote" w:uiPriority="30" w:qFormat="1"/>
-    <w:lsdException w:name="Medium List 2 Accent 1" w:uiPriority="66"/>
-    <w:lsdException w:name="Medium Grid 1 Accent 1" w:uiPriority="67"/>
-    <w:lsdException w:name="Medium Grid 2 Accent 1" w:uiPriority="68"/>
-    <w:lsdException w:name="Medium Grid 3 Accent 1" w:uiPriority="69"/>
-    <w:lsdException w:name="Dark List Accent 1" w:uiPriority="70"/>
-    <w:lsdException w:name="Colorful Shading Accent 1" w:uiPriority="71"/>
-    <w:lsdException w:name="Colorful List Accent 1" w:uiPriority="72"/>
-    <w:lsdException w:name="Colorful Grid Accent 1" w:uiPriority="73"/>
-    <w:lsdException w:name="Light Shading Accent 2" w:uiPriority="60"/>
-    <w:lsdException w:name="Light List Accent 2" w:uiPriority="61"/>
-    <w:lsdException w:name="Light Grid Accent 2" w:uiPriority="62"/>
-    <w:lsdException w:name="Medium Shading 1 Accent 2" w:uiPriority="63"/>
-    <w:lsdException w:name="Medium Shading 2 Accent 2" w:uiPriority="64"/>
-    <w:lsdException w:name="Medium List 1 Accent 2" w:uiPriority="65"/>
-    <w:lsdException w:name="Medium List 2 Accent 2" w:uiPriority="66"/>
-    <w:lsdException w:name="Medium Grid 1 Accent 2" w:uiPriority="67"/>
-    <w:lsdException w:name="Medium Grid 2 Accent 2" w:uiPriority="68"/>
-    <w:lsdException w:name="Medium Grid 3 Accent 2" w:uiPriority="69"/>
-    <w:lsdException w:name="Dark List Accent 2" w:uiPriority="70"/>
-    <w:lsdException w:name="Colorful Shading Accent 2" w:uiPriority="71"/>
-    <w:lsdException w:name="Colorful List Accent 2" w:uiPriority="72"/>
-    <w:lsdException w:name="Colorful Grid Accent 2" w:uiPriority="73"/>
-    <w:lsdException w:name="Light Shading Accent 3" w:uiPriority="60"/>
-    <w:lsdException w:name="Light List Accent 3" w:uiPriority="61"/>
-    <w:lsdException w:name="Light Grid Accent 3" w:uiPriority="62"/>
-    <w:lsdException w:name="Medium Shading 1 Accent 3" w:uiPriority="63"/>
-    <w:lsdException w:name="Medium Shading 2 Accent 3" w:uiPriority="64"/>
-    <w:lsdException w:name="Medium List 1 Accent 3" w:uiPriority="65"/>
-    <w:lsdException w:name="Medium List 2 Accent 3" w:uiPriority="66"/>
-    <w:lsdException w:name="Medium Grid 1 Accent 3" w:uiPriority="67"/>
-    <w:lsdException w:name="Medium Grid 2 Accent 3" w:uiPriority="68"/>
-    <w:lsdException w:name="Medium Grid 3 Accent 3" w:uiPriority="69"/>
-    <w:lsdException w:name="Dark List Accent 3" w:uiPriority="70"/>
-    <w:lsdException w:name="Colorful Shading Accent 3" w:uiPriority="71"/>
-    <w:lsdException w:name="Colorful List Accent 3" w:uiPriority="72"/>
-    <w:lsdException w:name="Colorful Grid Accent 3" w:uiPriority="73"/>
-    <w:lsdException w:name="Light Shading Accent 4" w:uiPriority="60"/>
-    <w:lsdException w:name="Light List Accent 4" w:uiPriority="61"/>
-    <w:lsdException w:name="Light Grid Accent 4" w:uiPriority="62"/>
-    <w:lsdException w:name="Medium Shading 1 Accent 4" w:uiPriority="63"/>
-    <w:lsdException w:name="Medium Shading 2 Accent 4" w:uiPriority="64"/>
-    <w:lsdException w:name="Medium List 1 Accent 4" w:uiPriority="65"/>
-    <w:lsdException w:name="Medium List 2 Accent 4" w:uiPriority="66"/>
-    <w:lsdException w:name="Medium Grid 1 Accent 4" w:uiPriority="67"/>
-    <w:lsdException w:name="Medium Grid 2 Accent 4" w:uiPriority="68"/>
-    <w:lsdException w:name="Medium Grid 3 Accent 4" w:uiPriority="69"/>
-    <w:lsdException w:name="Dark List Accent 4" w:uiPriority="70"/>
-    <w:lsdException w:name="Colorful Shading Accent 4" w:uiPriority="71"/>
-    <w:lsdException w:name="Colorful List Accent 4" w:uiPriority="72"/>
-    <w:lsdException w:name="Colorful Grid Accent 4" w:uiPriority="73"/>
-    <w:lsdException w:name="Light Shading Accent 5" w:uiPriority="60"/>
-    <w:lsdException w:name="Light List Accent 5" w:uiPriority="61"/>
-    <w:lsdException w:name="Light Grid Accent 5" w:uiPriority="62"/>
-    <w:lsdException w:name="Medium Shading 1 Accent 5" w:uiPriority="63"/>
-    <w:lsdException w:name="Medium Shading 2 Accent 5" w:uiPriority="64"/>
-    <w:lsdException w:name="Medium List 1 Accent 5" w:uiPriority="65"/>
-    <w:lsdException w:name="Medium List 2 Accent 5" w:uiPriority="66"/>
-    <w:lsdException w:name="Medium Grid 1 Accent 5" w:uiPriority="67"/>
-    <w:lsdException w:name="Medium Grid 2 Accent 5" w:uiPriority="68"/>
-    <w:lsdException w:name="Medium Grid 3 Accent 5" w:uiPriority="69"/>
-    <w:lsdException w:name="Dark List Accent 5" w:uiPriority="70"/>
-    <w:lsdException w:name="Colorful Shading Accent 5" w:uiPriority="71"/>
-    <w:lsdException w:name="Colorful List Accent 5" w:uiPriority="72"/>
-    <w:lsdException w:name="Colorful Grid Accent 5" w:uiPriority="73"/>
-    <w:lsdException w:name="Light Shading Accent 6" w:uiPriority="60"/>
-    <w:lsdException w:name="Light List Accent 6" w:uiPriority="61"/>
-    <w:lsdException w:name="Light Grid Accent 6" w:uiPriority="62"/>
-    <w:lsdException w:name="Medium Shading 1 Accent 6" w:uiPriority="63"/>
-    <w:lsdException w:name="Medium Shading 2 Accent 6" w:uiPriority="64"/>
-    <w:lsdException w:name="Medium List 1 Accent 6" w:uiPriority="65"/>
-    <w:lsdException w:name="Medium List 2 Accent 6" w:uiPriority="66"/>
-    <w:lsdException w:name="Medium Grid 1 Accent 6" w:uiPriority="67"/>
-    <w:lsdException w:name="Medium Grid 2 Accent 6" w:uiPriority="68"/>
-    <w:lsdException w:name="Medium Grid 3 Accent 6" w:uiPriority="69"/>
-    <w:lsdException w:name="Dark List Accent 6" w:uiPriority="70"/>
-    <w:lsdException w:name="Colorful Shading Accent 6" w:uiPriority="71"/>
-    <w:lsdException w:name="Colorful List Accent 6" w:uiPriority="72"/>
-    <w:lsdException w:name="Colorful Grid Accent 6" w:uiPriority="73"/>
-    <w:lsdException w:name="Subtle Emphasis" w:uiPriority="19" w:qFormat="1"/>
-    <w:lsdException w:name="Intense Emphasis" w:uiPriority="21" w:qFormat="1"/>
-    <w:lsdException w:name="Subtle Reference" w:uiPriority="31" w:qFormat="1"/>
-    <w:lsdException w:name="Intense Reference" w:uiPriority="32" w:qFormat="1"/>
-    <w:lsdException w:name="Book Title" w:uiPriority="33" w:qFormat="1"/>
-    <w:lsdException w:name="Bibliography" w:semiHidden="1" w:uiPriority="37" w:unhideWhenUsed="1"/>
-    <w:lsdException w:name="TOC Heading" w:semiHidden="1" w:uiPriority="39" w:unhideWhenUsed="1" w:qFormat="1"/>
-    <w:lsdException w:name="Plain Table 1" w:uiPriority="41"/>
-    <w:lsdException w:name="Plain Table 2" w:uiPriority="42"/>
-    <w:lsdException w:name="Plain Table 3" w:uiPriority="43"/>
-    <w:lsdException w:name="Plain Table 4" w:uiPriority="44"/>
-    <w:lsdException w:name="Plain Table 5" w:uiPriority="45"/>
-    <w:lsdException w:name="Grid Table Light" w:uiPriority="40"/>
-    <w:lsdException w:name="Grid Table 1 Light" w:uiPriority="46"/>
-    <w:lsdException w:name="Grid Table 2" w:uiPriority="47"/>
-    <w:lsdException w:name="Grid Table 3" w:uiPriority="48"/>
-    <w:lsdException w:name="Grid Table 4" w:uiPriority="49"/>
-    <w:lsdException w:name="Grid Table 5 Dark" w:uiPriority="50"/>
-    <w:lsdException w:name="Grid Table 6 Colorful" w:uiPriority="51"/>
-    <w:lsdException w:name="Grid Table 7 Colorful" w:uiPriority="52"/>
-    <w:lsdException w:name="Grid Table 1 Light Accent 1" w:uiPriority="46"/>
-    <w:lsdException w:name="Grid Table 2 Accent 1" w:uiPriority="47"/>
-    <w:lsdException w:name="Grid Table 3 Accent 1" w:uiPriority="48"/>
-    <w:lsdException w:name="Grid Table 4 Accent 1" w:uiPriority="49"/>
-    <w:lsdException w:name="Grid Table 5 Dark Accent 1" w:uiPriority="50"/>
-    <w:lsdException w:name="Grid Table 6 Colorful Accent 1" w:uiPriority="51"/>
-    <w:lsdException w:name="Grid Table 7 Colorful Accent 1" w:uiPriority="52"/>
-    <w:lsdException w:name="Grid Table 1 Light Accent 2" w:uiPriority="46"/>
-    <w:lsdException w:name="Grid Table 2 Accent 2" w:uiPriority="47"/>
-    <w:lsdException w:name="Grid Table 3 Accent 2" w:uiPriority="48"/>
-    <w:lsdException w:name="Grid Table 4 Accent 2" w:uiPriority="49"/>
-    <w:lsdException w:name="Grid Table 5 Dark Accent 2" w:uiPriority="50"/>
-    <w:lsdException w:name="Grid Table 6 Colorful Accent 2" w:uiPriority="51"/>
-    <w:lsdException w:name="Grid Table 7 Colorful Accent 2" w:uiPriority="52"/>
-    <w:lsdException w:name="Grid Table 1 Light Accent 3" w:uiPriority="46"/>
-    <w:lsdException w:name="Grid Table 2 Accent 3" w:uiPriority="47"/>
-    <w:lsdException w:name="Grid Table 3 Accent 3" w:uiPriority="48"/>
-    <w:lsdException w:name="Grid Table 4 Accent 3" w:uiPriority="49"/>
-    <w:lsdException w:name="Grid Table 5 Dark Accent 3" w:uiPriority="50"/>
-    <w:lsdException w:name="Grid Table 6 Colorful Accent 3" w:uiPriority="51"/>
-    <w:lsdException w:name="Grid Table 7 Colorful Accent 3" w:uiPriority="52"/>
-    <w:lsdException w:name="Grid Table 1 Light Accent 4" w:uiPriority="46"/>
-    <w:lsdException w:name="Grid Table 2 Accent 4" w:uiPriority="47"/>
-    <w:lsdException w:name="Grid Table 3 Accent 4" w:uiPriority="48"/>
-    <w:lsdException w:name="Grid Table 4 Accent 4" w:uiPriority="49"/>
-    <w:lsdException w:name="Grid Table 5 Dark Accent 4" w:uiPriority="50"/>
-    <w:lsdException w:name="Grid Table 6 Colorful Accent 4" w:uiPriority="51"/>
-    <w:lsdException w:name="Grid Table 7 Colorful Accent 4" w:uiPriority="52"/>
-    <w:lsdException w:name="Grid Table 1 Light Accent 5" w:uiPriority="46"/>
-    <w:lsdException w:name="Grid Table 2 Accent 5" w:uiPriority="47"/>
-    <w:lsdException w:name="Grid Table 3 Accent 5" w:uiPriority="48"/>
-    <w:lsdException w:name="Grid Table 4 Accent 5" w:uiPriority="49"/>
-    <w:lsdException w:name="Grid Table 5 Dark Accent 5" w:uiPriority="50"/>
-    <w:lsdException w:name="Grid Table 6 Colorful Accent 5" w:uiPriority="51"/>
-    <w:lsdException w:name="Grid Table 7 Colorful Accent 5" w:uiPriority="52"/>
-    <w:lsdException w:name="Grid Table 1 Light Accent 6" w:uiPriority="46"/>
-    <w:lsdException w:name="Grid Table 2 Accent 6" w:uiPriority="47"/>
-    <w:lsdException w:name="Grid Table 3 Accent 6" w:uiPriority="48"/>
-    <w:lsdException w:name="Grid Table 4 Accent 6" w:uiPriority="49"/>
-    <w:lsdException w:name="Grid Table 5 Dark Accent 6" w:uiPriority="50"/>
-    <w:lsdException w:name="Grid Table 6 Colorful Accent 6" w:uiPriority="51"/>
-    <w:lsdException w:name="Grid Table 7 Colorful Accent 6" w:uiPriority="52"/>
-    <w:lsdException w:name="List Table 1 Light" w:uiPriority="46"/>
-    <w:lsdException w:name="List Table 2" w:uiPriority="47"/>
-    <w:lsdException w:name="List Table 3" w:uiPriority="48"/>
-    <w:lsdException w:name="List Table 4" w:uiPriority="49"/>
-    <w:lsdException w:name="List Table 5 Dark" w:uiPriority="50"/>
-    <w:lsdException w:name="List Table 6 Colorful" w:uiPriority="51"/>
-    <w:lsdException w:name="List Table 7 Colorful" w:uiPriority="52"/>
-    <w:lsdException w:name="List Table 1 Light Accent 1" w:uiPriority="46"/>
-    <w:lsdException w:name="List Table 2 Accent 1" w:uiPriority="47"/>
-    <w:lsdException w:name="List Table 3 Accent 1" w:uiPriority="48"/>
-    <w:lsdException w:name="List Table 4 Accent 1" w:uiPriority="49"/>
-    <w:lsdException w:name="List Table 5 Dark Accent 1" w:uiPriority="50"/>
-    <w:lsdException w:name="List Table 6 Colorful Accent 1" w:uiPriority="51"/>
-    <w:lsdException w:name="List Table 7 Colorful Accent 1" w:uiPriority="52"/>
-    <w:lsdException w:name="List Table 1 Light Accent 2" w:uiPriority="46"/>
-    <w:lsdException w:name="List Table 2 Accent 2" w:uiPriority="47"/>
-    <w:lsdException w:name="List Table 3 Accent 2" w:uiPriority="48"/>
-    <w:lsdException w:name="List Table 4 Accent 2" w:uiPriority="49"/>
-    <w:lsdException w:name="List Table 5 Dark Accent 2" w:uiPriority="50"/>
-    <w:lsdException w:name="List Table 6 Colorful Accent 2" w:uiPriority="51"/>
-    <w:lsdException w:name="List Table 7 Colorful Accent 2" w:uiPriority="52"/>
-    <w:lsdException w:name="List Table 1 Light Accent 3" w:uiPriority="46"/>
-    <w:lsdException w:name="List Table 2 Accent 3" w:uiPriority="47"/>
-    <w:lsdException w:name="List Table 3 Accent 3" w:uiPriority="48"/>
-    <w:lsdException w:name="List Table 4 Accent 3" w:uiPriority="49"/>
-    <w:lsdException w:name="List Table 5 Dark Accent 3" w:uiPriority="50"/>
-    <w:lsdException w:name="List Table 6 Colorful Accent 3" w:uiPriority="51"/>
-    <w:lsdException w:name="List Table 7 Colorful Accent 3" w:uiPriority="52"/>
-    <w:lsdException w:name="List Table 1 Light Accent 4" w:uiPriority="46"/>
-    <w:lsdException w:name="List Table 2 Accent 4" w:uiPriority="47"/>
-    <w:lsdException w:name="List Table 3 Accent 4" w:uiPriority="48"/>
-    <w:lsdException w:name="List Table 4 Accent 4" w:uiPriority="49"/>
-    <w:lsdException w:name="List Table 5 Dark Accent 4" w:uiPriority="50"/>
-    <w:lsdException w:name="List Table 6 Colorful Accent 4" w:uiPriority="51"/>
-    <w:lsdException w:name="List Table 7 Colorful Accent 4" w:uiPriority="52"/>
-    <w:lsdException w:name="List Table 1 Light Accent 5" w:uiPriority="46"/>
-    <w:lsdException w:name="List Table 2 Accent 5" w:uiPriority="47"/>
-    <w:lsdException w:name="List Table 3 Accent 5" w:uiPriority="48"/>
-    <w:lsdException w:name="List Table 4 Accent 5" w:uiPriority="49"/>
-    <w:lsdException w:name="List Table 5 Dark Accent 5" w:uiPriority="50"/>
-    <w:lsdException w:name="List Table 6 Colorful Accent 5" w:uiPriority="51"/>
-    <w:lsdException w:name="List Table 7 Colorful Accent 5" w:uiPriority="52"/>
-    <w:lsdException w:name="List Table 1 Light Accent 6" w:uiPriority="46"/>
-    <w:lsdException w:name="List Table 2 Accent 6" w:uiPriority="47"/>
-    <w:lsdException w:name="List Table 3 Accent 6" w:uiPriority="48"/>
-    <w:lsdException w:name="List Table 4 Accent 6" w:uiPriority="49"/>
-    <w:lsdException w:name="List Table 5 Dark Accent 6" w:uiPriority="50"/>
-    <w:lsdException w:name="List Table 6 Colorful Accent 6" w:uiPriority="51"/>
-    <w:lsdException w:name="List Table 7 Colorful Accent 6" w:uiPriority="52"/>
-    <w:lsdException w:name="Mention" w:semiHidden="1" w:unhideWhenUsed="1"/>
-    <w:lsdException w:name="Smart Hyperlink" w:semiHidden="1" w:unhideWhenUsed="1"/>
-    <w:lsdException w:name="Hashtag" w:semiHidden="1" w:unhideWhenUsed="1"/>
-    <w:lsdException w:name="Unresolved Mention" w:semiHidden="1" w:unhideWhenUsed="1"/>
-    <w:lsdException w:name="Smart Link" w:semiHidden="1" w:unhideWhenUsed="1"/>
-  </w:latentStyles>
-  <w:style w:type="paragraph" w:default="1" w:styleId="Normal">
-    <w:name w:val="Normal"/>
-    <w:qFormat/>
-  </w:style>
-  <w:style w:type="character" w:default="1" w:styleId="DefaultParagraphFont">
-    <w:name w:val="Default Paragraph Font"/>
-    <w:uiPriority w:val="1"/>
-    <w:semiHidden/>
-    <w:unhideWhenUsed/>
-  </w:style>
-  <w:style w:type="table" w:default="1" w:styleId="TableNormal">
-    <w:name w:val="Normal Table"/>
-    <w:uiPriority w:val="99"/>
-    <w:semiHidden/>
-    <w:unhideWhenUsed/>
-    <w:tblPr>
-      <w:tblInd w:w="0" w:type="dxa"/>
-      <w:tblCellMar>
-        <w:top w:w="0" w:type="dxa"/>
-        <w:left w:w="108" w:type="dxa"/>
-        <w:bottom w:w="0" w:type="dxa"/>
-        <w:right w:w="108" w:type="dxa"/>
-      </w:tblCellMar>
-    </w:tblPr>
-  </w:style>
-  <w:style w:type="numbering" w:default="1" w:styleId="NoList">
-    <w:name w:val="No List"/>
-    <w:uiPriority w:val="99"/>
-    <w:semiHidden/>
-    <w:unhideWhenUsed/>
-  </w:style>
-  <w:style w:type="paragraph" w:customStyle="1" w:styleId="910D21DBCA43490194ABE264916AC3C01">
-    <w:name w:val="910D21DBCA43490194ABE264916AC3C01"/>
-    <w:rsid w:val="00561BF2"/>
-    <w:pPr>
-      <w:spacing w:after="0" w:line="264" w:lineRule="auto"/>
-      <w:outlineLvl w:val="0"/>
-    </w:pPr>
-    <w:rPr>
-      <w:rFonts w:cs="Arial"/>
-      <w:b/>
-      <w:bCs/>
-      <w:color w:val="FFFFFF" w:themeColor="background1"/>
-      <w:sz w:val="20"/>
-      <w:szCs w:val="20"/>
-      <w:lang w:eastAsia="ja-JP"/>
-    </w:rPr>
-  </w:style>
-  <w:style w:type="paragraph" w:customStyle="1" w:styleId="18BD25C35EEC426696F148747F576AEC">
-    <w:name w:val="18BD25C35EEC426696F148747F576AEC"/>
-    <w:rsid w:val="00561BF2"/>
-    <w:pPr>
-      <w:spacing w:after="0" w:line="264" w:lineRule="auto"/>
-      <w:outlineLvl w:val="0"/>
-    </w:pPr>
-    <w:rPr>
-      <w:rFonts w:cs="Arial"/>
-      <w:b/>
-      <w:bCs/>
-      <w:color w:val="FFFFFF" w:themeColor="background1"/>
-      <w:sz w:val="20"/>
-      <w:szCs w:val="20"/>
-      <w:lang w:eastAsia="ja-JP"/>
-    </w:rPr>
-  </w:style>
-  <w:style w:type="paragraph" w:customStyle="1" w:styleId="076FE2A2E2CA466D9DF4AAE565C55329">
-    <w:name w:val="076FE2A2E2CA466D9DF4AAE565C55329"/>
-    <w:rsid w:val="00561BF2"/>
-    <w:pPr>
-      <w:spacing w:after="0" w:line="264" w:lineRule="auto"/>
-      <w:outlineLvl w:val="0"/>
-    </w:pPr>
-    <w:rPr>
-      <w:rFonts w:cs="Arial"/>
-      <w:b/>
-      <w:bCs/>
-      <w:color w:val="FFFFFF" w:themeColor="background1"/>
-      <w:sz w:val="20"/>
-      <w:szCs w:val="20"/>
-      <w:lang w:eastAsia="ja-JP"/>
-    </w:rPr>
-  </w:style>
-  <w:style w:type="paragraph" w:customStyle="1" w:styleId="C0842E989E2B4C1F9509C0F2A45A3773">
-    <w:name w:val="C0842E989E2B4C1F9509C0F2A45A3773"/>
-    <w:rsid w:val="00561BF2"/>
-    <w:pPr>
-      <w:spacing w:after="0" w:line="264" w:lineRule="auto"/>
-      <w:outlineLvl w:val="0"/>
-    </w:pPr>
-    <w:rPr>
-      <w:rFonts w:cs="Arial"/>
-      <w:b/>
-      <w:bCs/>
-      <w:color w:val="FFFFFF" w:themeColor="background1"/>
-      <w:sz w:val="20"/>
-      <w:szCs w:val="20"/>
-      <w:lang w:eastAsia="ja-JP"/>
-    </w:rPr>
-  </w:style>
-  <w:style w:type="paragraph" w:customStyle="1" w:styleId="9A34731689D34E77A0C0C9E5E2941193">
-    <w:name w:val="9A34731689D34E77A0C0C9E5E2941193"/>
-    <w:rsid w:val="00561BF2"/>
-    <w:pPr>
-      <w:spacing w:after="0" w:line="264" w:lineRule="auto"/>
-    </w:pPr>
-    <w:rPr>
-      <w:rFonts w:cs="Arial"/>
-      <w:color w:val="FFFFFF" w:themeColor="background1"/>
-      <w:sz w:val="20"/>
-      <w:szCs w:val="16"/>
-      <w:lang w:eastAsia="ja-JP"/>
-    </w:rPr>
-  </w:style>
-  <w:style w:type="paragraph" w:customStyle="1" w:styleId="07E57C804E894DECA02A1C3DB1AA36EB">
-    <w:name w:val="07E57C804E894DECA02A1C3DB1AA36EB"/>
-    <w:rsid w:val="00561BF2"/>
-    <w:pPr>
-      <w:spacing w:after="0" w:line="264" w:lineRule="auto"/>
-    </w:pPr>
-    <w:rPr>
-      <w:rFonts w:cs="Arial"/>
-      <w:color w:val="FFFFFF" w:themeColor="background1"/>
-      <w:sz w:val="20"/>
-      <w:szCs w:val="16"/>
-      <w:lang w:eastAsia="ja-JP"/>
-    </w:rPr>
-  </w:style>
-  <w:style w:type="paragraph" w:customStyle="1" w:styleId="910D21DBCA43490194ABE264916AC3C02">
-    <w:name w:val="910D21DBCA43490194ABE264916AC3C02"/>
-    <w:rsid w:val="00561BF2"/>
-    <w:pPr>
-      <w:spacing w:after="0" w:line="264" w:lineRule="auto"/>
-      <w:outlineLvl w:val="0"/>
-    </w:pPr>
-    <w:rPr>
-      <w:rFonts w:cs="Arial"/>
-      <w:b/>
-      <w:bCs/>
-      <w:color w:val="FFFFFF" w:themeColor="background1"/>
-      <w:sz w:val="20"/>
-      <w:szCs w:val="20"/>
-      <w:lang w:eastAsia="ja-JP"/>
-    </w:rPr>
-  </w:style>
-  <w:style w:type="paragraph" w:customStyle="1" w:styleId="18BD25C35EEC426696F148747F576AEC2">
-    <w:name w:val="18BD25C35EEC426696F148747F576AEC2"/>
-    <w:rsid w:val="00561BF2"/>
-    <w:pPr>
-      <w:spacing w:after="0" w:line="264" w:lineRule="auto"/>
-      <w:outlineLvl w:val="0"/>
-    </w:pPr>
-    <w:rPr>
-      <w:rFonts w:cs="Arial"/>
-      <w:b/>
-      <w:bCs/>
-      <w:color w:val="FFFFFF" w:themeColor="background1"/>
-      <w:sz w:val="20"/>
-      <w:szCs w:val="20"/>
-      <w:lang w:eastAsia="ja-JP"/>
-    </w:rPr>
-  </w:style>
-  <w:style w:type="paragraph" w:customStyle="1" w:styleId="076FE2A2E2CA466D9DF4AAE565C553292">
-    <w:name w:val="076FE2A2E2CA466D9DF4AAE565C553292"/>
-    <w:rsid w:val="00561BF2"/>
-    <w:pPr>
-      <w:spacing w:after="0" w:line="264" w:lineRule="auto"/>
-      <w:outlineLvl w:val="0"/>
-    </w:pPr>
-    <w:rPr>
-      <w:rFonts w:cs="Arial"/>
-      <w:b/>
-      <w:bCs/>
-      <w:color w:val="FFFFFF" w:themeColor="background1"/>
-      <w:sz w:val="20"/>
-      <w:szCs w:val="20"/>
-      <w:lang w:eastAsia="ja-JP"/>
-    </w:rPr>
-  </w:style>
-  <w:style w:type="paragraph" w:customStyle="1" w:styleId="C0842E989E2B4C1F9509C0F2A45A37732">
-    <w:name w:val="C0842E989E2B4C1F9509C0F2A45A37732"/>
-    <w:rsid w:val="00561BF2"/>
-    <w:pPr>
-      <w:spacing w:after="0" w:line="264" w:lineRule="auto"/>
-      <w:outlineLvl w:val="0"/>
-    </w:pPr>
-    <w:rPr>
-      <w:rFonts w:cs="Arial"/>
-      <w:b/>
-      <w:bCs/>
-      <w:color w:val="FFFFFF" w:themeColor="background1"/>
-      <w:sz w:val="20"/>
-      <w:szCs w:val="20"/>
-      <w:lang w:eastAsia="ja-JP"/>
-    </w:rPr>
-  </w:style>
-  <w:style w:type="paragraph" w:customStyle="1" w:styleId="9A34731689D34E77A0C0C9E5E29411932">
-    <w:name w:val="9A34731689D34E77A0C0C9E5E29411932"/>
-    <w:rsid w:val="00561BF2"/>
-    <w:pPr>
-      <w:spacing w:after="0" w:line="264" w:lineRule="auto"/>
-    </w:pPr>
-    <w:rPr>
-      <w:rFonts w:cs="Arial"/>
-      <w:color w:val="FFFFFF" w:themeColor="background1"/>
-      <w:sz w:val="20"/>
-      <w:szCs w:val="16"/>
-      <w:lang w:eastAsia="ja-JP"/>
-    </w:rPr>
-  </w:style>
-  <w:style w:type="paragraph" w:customStyle="1" w:styleId="7A8ADE056A80482FB16874F766801CE4">
-    <w:name w:val="7A8ADE056A80482FB16874F766801CE4"/>
-    <w:rsid w:val="00B42C79"/>
-  </w:style>
-  <w:style w:type="paragraph" w:customStyle="1" w:styleId="0F9169C38A144632B839327C18AE38A6">
-    <w:name w:val="0F9169C38A144632B839327C18AE38A6"/>
-    <w:rsid w:val="00B42C79"/>
-  </w:style>
-  <w:style w:type="paragraph" w:customStyle="1" w:styleId="EA212A307F6843428ABD70ADC21BA74F">
-    <w:name w:val="EA212A307F6843428ABD70ADC21BA74F"/>
-    <w:rsid w:val="00B42C79"/>
-  </w:style>
-  <w:style w:type="paragraph" w:customStyle="1" w:styleId="07E57C804E894DECA02A1C3DB1AA36EB2">
-    <w:name w:val="07E57C804E894DECA02A1C3DB1AA36EB2"/>
-    <w:rsid w:val="00561BF2"/>
-    <w:pPr>
-      <w:spacing w:after="0" w:line="264" w:lineRule="auto"/>
-    </w:pPr>
-    <w:rPr>
-      <w:rFonts w:cs="Arial"/>
-      <w:color w:val="FFFFFF" w:themeColor="background1"/>
-      <w:sz w:val="20"/>
-      <w:szCs w:val="16"/>
-      <w:lang w:eastAsia="ja-JP"/>
-    </w:rPr>
-  </w:style>
-  <w:style w:type="character" w:styleId="Emphasis">
-    <w:name w:val="Emphasis"/>
-    <w:uiPriority w:val="20"/>
-    <w:qFormat/>
-    <w:rsid w:val="00561BF2"/>
-    <w:rPr>
-      <w:b/>
-      <w:i w:val="0"/>
-      <w:iCs/>
-    </w:rPr>
-  </w:style>
-  <w:style w:type="paragraph" w:customStyle="1" w:styleId="910D21DBCA43490194ABE264916AC3C03">
-    <w:name w:val="910D21DBCA43490194ABE264916AC3C03"/>
-    <w:rsid w:val="00561BF2"/>
-    <w:pPr>
-      <w:spacing w:after="0" w:line="264" w:lineRule="auto"/>
-      <w:outlineLvl w:val="0"/>
-    </w:pPr>
-    <w:rPr>
-      <w:rFonts w:cs="Arial"/>
-      <w:b/>
-      <w:bCs/>
-      <w:color w:val="FFFFFF" w:themeColor="background1"/>
-      <w:sz w:val="20"/>
-      <w:szCs w:val="20"/>
-      <w:lang w:eastAsia="ja-JP"/>
-    </w:rPr>
-  </w:style>
-  <w:style w:type="paragraph" w:customStyle="1" w:styleId="18BD25C35EEC426696F148747F576AEC3">
-    <w:name w:val="18BD25C35EEC426696F148747F576AEC3"/>
-    <w:rsid w:val="00561BF2"/>
-    <w:pPr>
-      <w:spacing w:after="0" w:line="264" w:lineRule="auto"/>
-      <w:outlineLvl w:val="0"/>
-    </w:pPr>
-    <w:rPr>
-      <w:rFonts w:cs="Arial"/>
-      <w:b/>
-      <w:bCs/>
-      <w:color w:val="FFFFFF" w:themeColor="background1"/>
-      <w:sz w:val="20"/>
-      <w:szCs w:val="20"/>
-      <w:lang w:eastAsia="ja-JP"/>
-    </w:rPr>
-  </w:style>
-  <w:style w:type="paragraph" w:customStyle="1" w:styleId="076FE2A2E2CA466D9DF4AAE565C553293">
-    <w:name w:val="076FE2A2E2CA466D9DF4AAE565C553293"/>
-    <w:rsid w:val="00561BF2"/>
-    <w:pPr>
-      <w:spacing w:after="0" w:line="264" w:lineRule="auto"/>
-      <w:outlineLvl w:val="0"/>
-    </w:pPr>
-    <w:rPr>
-      <w:rFonts w:cs="Arial"/>
-      <w:b/>
-      <w:bCs/>
-      <w:color w:val="FFFFFF" w:themeColor="background1"/>
-      <w:sz w:val="20"/>
-      <w:szCs w:val="20"/>
-      <w:lang w:eastAsia="ja-JP"/>
-    </w:rPr>
-  </w:style>
-  <w:style w:type="paragraph" w:customStyle="1" w:styleId="C0842E989E2B4C1F9509C0F2A45A37733">
-    <w:name w:val="C0842E989E2B4C1F9509C0F2A45A37733"/>
-    <w:rsid w:val="00561BF2"/>
-    <w:pPr>
-      <w:spacing w:after="0" w:line="264" w:lineRule="auto"/>
-      <w:outlineLvl w:val="0"/>
-    </w:pPr>
-    <w:rPr>
-      <w:rFonts w:cs="Arial"/>
-      <w:b/>
-      <w:bCs/>
-      <w:color w:val="FFFFFF" w:themeColor="background1"/>
-      <w:sz w:val="20"/>
-      <w:szCs w:val="20"/>
-      <w:lang w:eastAsia="ja-JP"/>
-    </w:rPr>
-  </w:style>
-  <w:style w:type="character" w:styleId="PlaceholderText">
-    <w:name w:val="Placeholder Text"/>
-    <w:basedOn w:val="DefaultParagraphFont"/>
-    <w:uiPriority w:val="99"/>
-    <w:semiHidden/>
-    <w:rsid w:val="00561BF2"/>
-    <w:rPr>
-      <w:color w:val="808080"/>
-    </w:rPr>
-  </w:style>
-  <w:style w:type="paragraph" w:customStyle="1" w:styleId="9A34731689D34E77A0C0C9E5E29411933">
-    <w:name w:val="9A34731689D34E77A0C0C9E5E29411933"/>
-    <w:rsid w:val="00561BF2"/>
-    <w:pPr>
-      <w:spacing w:after="0" w:line="264" w:lineRule="auto"/>
-    </w:pPr>
-    <w:rPr>
-      <w:rFonts w:cs="Arial"/>
-      <w:color w:val="FFFFFF" w:themeColor="background1"/>
-      <w:sz w:val="20"/>
-      <w:szCs w:val="16"/>
-      <w:lang w:eastAsia="ja-JP"/>
-    </w:rPr>
-  </w:style>
-  <w:style w:type="paragraph" w:customStyle="1" w:styleId="07E57C804E894DECA02A1C3DB1AA36EB3">
-    <w:name w:val="07E57C804E894DECA02A1C3DB1AA36EB3"/>
-    <w:rsid w:val="00561BF2"/>
-    <w:pPr>
-      <w:spacing w:after="0" w:line="264" w:lineRule="auto"/>
-    </w:pPr>
-    <w:rPr>
-      <w:rFonts w:cs="Arial"/>
-      <w:color w:val="FFFFFF" w:themeColor="background1"/>
-      <w:sz w:val="20"/>
-      <w:szCs w:val="16"/>
-      <w:lang w:eastAsia="ja-JP"/>
-    </w:rPr>
-  </w:style>
-  <w:style w:type="paragraph" w:customStyle="1" w:styleId="9C4027D1D579464D8DE315C015E93980">
-    <w:name w:val="9C4027D1D579464D8DE315C015E93980"/>
-    <w:rsid w:val="00014C13"/>
-    <w:rPr>
-      <w:lang w:val="en-AU" w:eastAsia="en-AU"/>
-    </w:rPr>
-  </w:style>
-  <w:style w:type="paragraph" w:customStyle="1" w:styleId="35EF8EBCCE884E03BF8CCF31C3AE8AD9">
-    <w:name w:val="35EF8EBCCE884E03BF8CCF31C3AE8AD9"/>
-    <w:rsid w:val="00014C13"/>
-    <w:rPr>
-      <w:lang w:val="en-AU" w:eastAsia="en-AU"/>
-    </w:rPr>
-  </w:style>
-  <w:style w:type="paragraph" w:customStyle="1" w:styleId="377C2560688445F18A90D976C2123BDF">
-    <w:name w:val="377C2560688445F18A90D976C2123BDF"/>
-    <w:rsid w:val="00014C13"/>
-    <w:rPr>
-      <w:lang w:val="en-AU" w:eastAsia="en-AU"/>
-    </w:rPr>
-  </w:style>
-  <w:style w:type="paragraph" w:customStyle="1" w:styleId="7E4DD2625CFA438EACD8DCB3319A24D6">
-    <w:name w:val="7E4DD2625CFA438EACD8DCB3319A24D6"/>
-    <w:rsid w:val="00014C13"/>
-    <w:rPr>
-      <w:lang w:val="en-AU" w:eastAsia="en-AU"/>
-    </w:rPr>
-  </w:style>
-  <w:style w:type="paragraph" w:customStyle="1" w:styleId="9B7D96F921654643B99A99F05DED2C8A">
-    <w:name w:val="9B7D96F921654643B99A99F05DED2C8A"/>
-    <w:rsid w:val="00014C13"/>
-    <w:rPr>
-      <w:lang w:val="en-AU" w:eastAsia="en-AU"/>
-    </w:rPr>
-  </w:style>
-  <w:style w:type="paragraph" w:customStyle="1" w:styleId="08A90BEB7EA64D2A90CC4EE152510321">
-    <w:name w:val="08A90BEB7EA64D2A90CC4EE152510321"/>
-    <w:rsid w:val="00014C13"/>
-    <w:rPr>
-      <w:lang w:val="en-AU" w:eastAsia="en-AU"/>
-    </w:rPr>
-  </w:style>
-  <w:style w:type="paragraph" w:customStyle="1" w:styleId="9CE2AACEAFB8414292F77E392B90372F">
-    <w:name w:val="9CE2AACEAFB8414292F77E392B90372F"/>
-    <w:rsid w:val="00014C13"/>
-    <w:rPr>
-      <w:lang w:val="en-AU" w:eastAsia="en-AU"/>
-    </w:rPr>
-  </w:style>
-  <w:style w:type="paragraph" w:customStyle="1" w:styleId="640FE34B882D4668B301AC31B24B9650">
-    <w:name w:val="640FE34B882D4668B301AC31B24B9650"/>
-    <w:rsid w:val="00014C13"/>
-    <w:rPr>
-      <w:lang w:val="en-AU" w:eastAsia="en-AU"/>
-    </w:rPr>
-  </w:style>
-  <w:style w:type="paragraph" w:customStyle="1" w:styleId="F5EE3E4AF5504786B87B6F49F50C158E">
-    <w:name w:val="F5EE3E4AF5504786B87B6F49F50C158E"/>
-    <w:rsid w:val="00014C13"/>
-    <w:rPr>
-      <w:lang w:val="en-AU" w:eastAsia="en-AU"/>
-    </w:rPr>
-  </w:style>
-  <w:style w:type="paragraph" w:customStyle="1" w:styleId="A0CC6357742E48ECB54BE9FB5956B3B4">
-    <w:name w:val="A0CC6357742E48ECB54BE9FB5956B3B4"/>
-    <w:rsid w:val="00014C13"/>
-    <w:rPr>
-      <w:lang w:val="en-AU" w:eastAsia="en-AU"/>
-    </w:rPr>
-  </w:style>
-  <w:style w:type="paragraph" w:customStyle="1" w:styleId="C0C881FB9A4349D2B658C33282CAF850">
-    <w:name w:val="C0C881FB9A4349D2B658C33282CAF850"/>
-    <w:rsid w:val="00014C13"/>
-    <w:rPr>
-      <w:lang w:val="en-AU" w:eastAsia="en-AU"/>
-    </w:rPr>
-  </w:style>
-  <w:style w:type="paragraph" w:customStyle="1" w:styleId="228ED5B6EAAD4A4A9CFFCECD7E141366">
-    <w:name w:val="228ED5B6EAAD4A4A9CFFCECD7E141366"/>
-    <w:rsid w:val="00014C13"/>
-    <w:rPr>
-      <w:lang w:val="en-AU" w:eastAsia="en-AU"/>
-    </w:rPr>
-  </w:style>
-  <w:style w:type="paragraph" w:customStyle="1" w:styleId="D8026088E0BB4351BF1D577DC3F778EE">
-    <w:name w:val="D8026088E0BB4351BF1D577DC3F778EE"/>
-    <w:rsid w:val="00014C13"/>
-    <w:rPr>
-      <w:lang w:val="en-AU" w:eastAsia="en-AU"/>
-    </w:rPr>
-  </w:style>
-  <w:style w:type="paragraph" w:customStyle="1" w:styleId="97A7AE67051344729317DDF9B1A7D79F">
-    <w:name w:val="97A7AE67051344729317DDF9B1A7D79F"/>
-    <w:rsid w:val="00014C13"/>
-    <w:rPr>
-      <w:lang w:val="en-AU" w:eastAsia="en-AU"/>
-    </w:rPr>
-  </w:style>
-  <w:style w:type="paragraph" w:customStyle="1" w:styleId="8B9F6A95363949A093EBBA8F80EB82B6">
-    <w:name w:val="8B9F6A95363949A093EBBA8F80EB82B6"/>
-    <w:rsid w:val="00014C13"/>
-    <w:rPr>
-      <w:lang w:val="en-AU" w:eastAsia="en-AU"/>
-    </w:rPr>
-  </w:style>
-  <w:style w:type="paragraph" w:customStyle="1" w:styleId="E124519AF5664ACFB82E428D78FAB4C9">
-    <w:name w:val="E124519AF5664ACFB82E428D78FAB4C9"/>
-    <w:rsid w:val="00014C13"/>
-    <w:rPr>
-      <w:lang w:val="en-AU" w:eastAsia="en-AU"/>
-    </w:rPr>
-  </w:style>
-  <w:style w:type="paragraph" w:customStyle="1" w:styleId="4ACE4F271C5F4728AA81FADEFE64FB6C">
-    <w:name w:val="4ACE4F271C5F4728AA81FADEFE64FB6C"/>
-    <w:rsid w:val="00014C13"/>
-    <w:rPr>
-      <w:lang w:val="en-AU" w:eastAsia="en-AU"/>
-    </w:rPr>
-  </w:style>
-  <w:style w:type="paragraph" w:customStyle="1" w:styleId="BDD061E0565E4BB8A131D072F3F48A02">
-    <w:name w:val="BDD061E0565E4BB8A131D072F3F48A02"/>
-    <w:rsid w:val="00014C13"/>
-    <w:rPr>
-      <w:lang w:val="en-AU" w:eastAsia="en-AU"/>
-    </w:rPr>
-  </w:style>
-  <w:style w:type="paragraph" w:customStyle="1" w:styleId="B36291E3E27A48F1A21DDEC5E6C1917E">
-    <w:name w:val="B36291E3E27A48F1A21DDEC5E6C1917E"/>
-    <w:rsid w:val="00014C13"/>
-    <w:rPr>
-      <w:lang w:val="en-AU" w:eastAsia="en-AU"/>
-    </w:rPr>
-  </w:style>
-  <w:style w:type="paragraph" w:customStyle="1" w:styleId="29E8AC00198549DCA08C8A551A9DF166">
-    <w:name w:val="29E8AC00198549DCA08C8A551A9DF166"/>
-    <w:rsid w:val="00014C13"/>
-    <w:rPr>
-      <w:lang w:val="en-AU" w:eastAsia="en-AU"/>
-    </w:rPr>
-  </w:style>
-  <w:style w:type="paragraph" w:customStyle="1" w:styleId="C2308B5C10DE413797287EF172E34890">
-    <w:name w:val="C2308B5C10DE413797287EF172E34890"/>
-    <w:rsid w:val="00014C13"/>
-    <w:rPr>
-      <w:lang w:val="en-AU" w:eastAsia="en-AU"/>
-    </w:rPr>
-  </w:style>
-  <w:style w:type="paragraph" w:customStyle="1" w:styleId="2707EEE90E7344BA91222A185A97CF1B">
-    <w:name w:val="2707EEE90E7344BA91222A185A97CF1B"/>
-    <w:rsid w:val="00014C13"/>
-    <w:rPr>
-      <w:lang w:val="en-AU" w:eastAsia="en-AU"/>
-    </w:rPr>
-  </w:style>
-  <w:style w:type="paragraph" w:customStyle="1" w:styleId="A98FA90547914F2DA3F517DFBED546FB">
-    <w:name w:val="A98FA90547914F2DA3F517DFBED546FB"/>
-    <w:rsid w:val="00014C13"/>
-    <w:rPr>
-      <w:lang w:val="en-AU" w:eastAsia="en-AU"/>
-    </w:rPr>
-  </w:style>
-  <w:style w:type="paragraph" w:customStyle="1" w:styleId="C5027BA55EA34ADF895F08A6B97E3E4D">
-    <w:name w:val="C5027BA55EA34ADF895F08A6B97E3E4D"/>
-    <w:rsid w:val="00014C13"/>
-    <w:rPr>
-      <w:lang w:val="en-AU" w:eastAsia="en-AU"/>
-    </w:rPr>
-  </w:style>
-  <w:style w:type="paragraph" w:customStyle="1" w:styleId="31247E6744AA49478295D10572BC3DC0">
-    <w:name w:val="31247E6744AA49478295D10572BC3DC0"/>
-    <w:rsid w:val="00014C13"/>
-    <w:rPr>
-      <w:lang w:val="en-AU" w:eastAsia="en-AU"/>
-    </w:rPr>
-  </w:style>
-  <w:style w:type="paragraph" w:customStyle="1" w:styleId="C96137491F594F76B881118557A2E7C4">
-    <w:name w:val="C96137491F594F76B881118557A2E7C4"/>
-    <w:rsid w:val="00014C13"/>
-    <w:rPr>
-      <w:lang w:val="en-AU" w:eastAsia="en-AU"/>
-    </w:rPr>
-  </w:style>
-  <w:style w:type="paragraph" w:customStyle="1" w:styleId="52AC5B031D784FDA9699E44C3D337D05">
-    <w:name w:val="52AC5B031D784FDA9699E44C3D337D05"/>
-    <w:rsid w:val="00014C13"/>
-    <w:rPr>
-      <w:lang w:val="en-AU" w:eastAsia="en-AU"/>
-    </w:rPr>
-  </w:style>
-  <w:style w:type="paragraph" w:customStyle="1" w:styleId="860AF2D1F9694C2B8CA6AC2B491F4D70">
-    <w:name w:val="860AF2D1F9694C2B8CA6AC2B491F4D70"/>
-    <w:rsid w:val="00014C13"/>
-    <w:rPr>
-      <w:lang w:val="en-AU" w:eastAsia="en-AU"/>
-    </w:rPr>
-  </w:style>
-  <w:style w:type="paragraph" w:customStyle="1" w:styleId="CE22E7F84E5B4AD8A04322D61485F2E4">
-    <w:name w:val="CE22E7F84E5B4AD8A04322D61485F2E4"/>
-    <w:rsid w:val="00014C13"/>
-    <w:rPr>
-      <w:lang w:val="en-AU" w:eastAsia="en-AU"/>
-    </w:rPr>
-  </w:style>
-  <w:style w:type="paragraph" w:customStyle="1" w:styleId="3BED9405369E4D54A4D12C759A4123C3">
-    <w:name w:val="3BED9405369E4D54A4D12C759A4123C3"/>
-    <w:rsid w:val="00014C13"/>
-    <w:rPr>
-      <w:lang w:val="en-AU" w:eastAsia="en-AU"/>
-    </w:rPr>
-  </w:style>
-  <w:style w:type="paragraph" w:customStyle="1" w:styleId="EB17EE6325864D56B0CF8897F2F692CC">
-    <w:name w:val="EB17EE6325864D56B0CF8897F2F692CC"/>
-    <w:rsid w:val="00014C13"/>
-    <w:rPr>
-      <w:lang w:val="en-AU" w:eastAsia="en-AU"/>
-    </w:rPr>
-  </w:style>
-  <w:style w:type="paragraph" w:customStyle="1" w:styleId="4FF2E753F7E64FC3A75C2C7B5F97F5BE">
-    <w:name w:val="4FF2E753F7E64FC3A75C2C7B5F97F5BE"/>
-    <w:rsid w:val="00014C13"/>
-    <w:rPr>
-      <w:lang w:val="en-AU" w:eastAsia="en-AU"/>
-    </w:rPr>
-  </w:style>
-  <w:style w:type="paragraph" w:customStyle="1" w:styleId="F09EE829763740E2AAD9A483348AE075">
-    <w:name w:val="F09EE829763740E2AAD9A483348AE075"/>
-    <w:rsid w:val="00014C13"/>
-    <w:rPr>
-      <w:lang w:val="en-AU" w:eastAsia="en-AU"/>
-    </w:rPr>
-  </w:style>
-  <w:style w:type="paragraph" w:customStyle="1" w:styleId="FC6FEBEC5A2040A19C04A36418C06781">
-    <w:name w:val="FC6FEBEC5A2040A19C04A36418C06781"/>
-    <w:rsid w:val="00014C13"/>
-    <w:rPr>
-      <w:lang w:val="en-AU" w:eastAsia="en-AU"/>
-    </w:rPr>
-  </w:style>
-  <w:style w:type="paragraph" w:customStyle="1" w:styleId="1CABCFFADBAA42B2A52DF2FC450B1E66">
-    <w:name w:val="1CABCFFADBAA42B2A52DF2FC450B1E66"/>
-    <w:rsid w:val="00014C13"/>
-    <w:rPr>
-      <w:lang w:val="en-AU" w:eastAsia="en-AU"/>
-    </w:rPr>
-  </w:style>
-  <w:style w:type="paragraph" w:customStyle="1" w:styleId="CD5FFB2437B44925AF13FD51FD8C3CA2">
-    <w:name w:val="CD5FFB2437B44925AF13FD51FD8C3CA2"/>
-    <w:rsid w:val="00014C13"/>
-    <w:rPr>
-      <w:lang w:val="en-AU" w:eastAsia="en-AU"/>
-    </w:rPr>
-  </w:style>
-  <w:style w:type="paragraph" w:customStyle="1" w:styleId="D03C6EE857C246D5B3C747E6CC43ECED">
-    <w:name w:val="D03C6EE857C246D5B3C747E6CC43ECED"/>
-    <w:rsid w:val="00014C13"/>
-    <w:rPr>
-      <w:lang w:val="en-AU" w:eastAsia="en-AU"/>
-    </w:rPr>
-  </w:style>
-  <w:style w:type="paragraph" w:customStyle="1" w:styleId="82C060852DB74B41B7144AE0C425EE5C">
-    <w:name w:val="82C060852DB74B41B7144AE0C425EE5C"/>
-    <w:rsid w:val="00014C13"/>
-    <w:rPr>
-      <w:lang w:val="en-AU" w:eastAsia="en-AU"/>
-    </w:rPr>
-  </w:style>
-  <w:style w:type="paragraph" w:customStyle="1" w:styleId="C2BD4C3D67034A73B6D36C04DFF48B56">
-    <w:name w:val="C2BD4C3D67034A73B6D36C04DFF48B56"/>
-    <w:rsid w:val="00014C13"/>
-    <w:rPr>
-      <w:lang w:val="en-AU" w:eastAsia="en-AU"/>
-    </w:rPr>
-  </w:style>
-  <w:style w:type="paragraph" w:customStyle="1" w:styleId="823E744FD9D242E687347826BF94D639">
-    <w:name w:val="823E744FD9D242E687347826BF94D639"/>
-    <w:rsid w:val="00014C13"/>
-    <w:rPr>
-      <w:lang w:val="en-AU" w:eastAsia="en-AU"/>
-    </w:rPr>
-  </w:style>
-  <w:style w:type="paragraph" w:customStyle="1" w:styleId="CBED1C08268F446A8813074CBA2127F2">
-    <w:name w:val="CBED1C08268F446A8813074CBA2127F2"/>
-    <w:rsid w:val="00014C13"/>
-    <w:rPr>
-      <w:lang w:val="en-AU" w:eastAsia="en-AU"/>
-    </w:rPr>
-  </w:style>
-  <w:style w:type="paragraph" w:customStyle="1" w:styleId="B7F4FBF01FE44A40910C8996F4123C72">
-    <w:name w:val="B7F4FBF01FE44A40910C8996F4123C72"/>
-    <w:rsid w:val="00014C13"/>
-    <w:rPr>
-      <w:lang w:val="en-AU" w:eastAsia="en-AU"/>
-    </w:rPr>
-  </w:style>
-  <w:style w:type="paragraph" w:customStyle="1" w:styleId="E09192C80F604BADA2F3ADCC3AB3010C">
-    <w:name w:val="E09192C80F604BADA2F3ADCC3AB3010C"/>
-    <w:rsid w:val="00014C13"/>
-    <w:rPr>
-      <w:lang w:val="en-AU" w:eastAsia="en-AU"/>
-    </w:rPr>
-  </w:style>
-  <w:style w:type="paragraph" w:customStyle="1" w:styleId="33F3449D0B1B4CE09B22BBC851BCDA3D">
-    <w:name w:val="33F3449D0B1B4CE09B22BBC851BCDA3D"/>
-    <w:rsid w:val="00014C13"/>
-    <w:rPr>
-      <w:lang w:val="en-AU" w:eastAsia="en-AU"/>
-    </w:rPr>
-  </w:style>
-  <w:style w:type="paragraph" w:customStyle="1" w:styleId="61B0846581844428B9E632C2ED3B8E4C">
-    <w:name w:val="61B0846581844428B9E632C2ED3B8E4C"/>
-    <w:rsid w:val="00014C13"/>
-    <w:rPr>
-      <w:lang w:val="en-AU" w:eastAsia="en-AU"/>
-    </w:rPr>
-  </w:style>
-  <w:style w:type="paragraph" w:customStyle="1" w:styleId="9F0A3E3F73924C5B8F585FC4635A313E">
-    <w:name w:val="9F0A3E3F73924C5B8F585FC4635A313E"/>
-    <w:rsid w:val="00014C13"/>
-    <w:rPr>
-      <w:lang w:val="en-AU" w:eastAsia="en-AU"/>
-    </w:rPr>
-  </w:style>
-  <w:style w:type="paragraph" w:customStyle="1" w:styleId="837159EAAC3740E8960E1FA33D670401">
-    <w:name w:val="837159EAAC3740E8960E1FA33D670401"/>
-    <w:rsid w:val="00014C13"/>
-    <w:rPr>
-      <w:lang w:val="en-AU" w:eastAsia="en-AU"/>
-    </w:rPr>
-  </w:style>
-  <w:style w:type="paragraph" w:customStyle="1" w:styleId="AB28311B028547D0B8F13866A0ED2095">
-    <w:name w:val="AB28311B028547D0B8F13866A0ED2095"/>
-    <w:rsid w:val="00014C13"/>
-    <w:rPr>
-      <w:lang w:val="en-AU" w:eastAsia="en-AU"/>
-    </w:rPr>
-  </w:style>
-  <w:style w:type="paragraph" w:customStyle="1" w:styleId="5BB3626BDA26411DA59FD5EAA4841E47">
-    <w:name w:val="5BB3626BDA26411DA59FD5EAA4841E47"/>
-    <w:rsid w:val="00014C13"/>
-    <w:rPr>
-      <w:lang w:val="en-AU" w:eastAsia="en-AU"/>
-    </w:rPr>
-  </w:style>
-  <w:style w:type="paragraph" w:customStyle="1" w:styleId="3BB53271B99D414B935557C017812451">
-    <w:name w:val="3BB53271B99D414B935557C017812451"/>
-    <w:rsid w:val="00014C13"/>
-    <w:rPr>
-      <w:lang w:val="en-AU" w:eastAsia="en-AU"/>
-    </w:rPr>
-  </w:style>
-  <w:style w:type="paragraph" w:customStyle="1" w:styleId="5DCDB4CA25FA4FFAB7893EA9B1E8D487">
-    <w:name w:val="5DCDB4CA25FA4FFAB7893EA9B1E8D487"/>
-    <w:rsid w:val="00014C13"/>
-    <w:rPr>
-      <w:lang w:val="en-AU" w:eastAsia="en-AU"/>
-    </w:rPr>
-  </w:style>
-  <w:style w:type="paragraph" w:customStyle="1" w:styleId="81422EA67C2047C8A5C4F2FEF629097F">
-    <w:name w:val="81422EA67C2047C8A5C4F2FEF629097F"/>
-    <w:rsid w:val="00014C13"/>
-    <w:rPr>
-      <w:lang w:val="en-AU" w:eastAsia="en-AU"/>
-    </w:rPr>
-  </w:style>
-  <w:style w:type="paragraph" w:customStyle="1" w:styleId="8B1511CCE912452583D9F5C60AB52571">
-    <w:name w:val="8B1511CCE912452583D9F5C60AB52571"/>
-    <w:rsid w:val="00014C13"/>
-    <w:rPr>
-      <w:lang w:val="en-AU" w:eastAsia="en-AU"/>
-    </w:rPr>
-  </w:style>
-  <w:style w:type="paragraph" w:customStyle="1" w:styleId="4F35538B4F264302AD48A8DE4DB82193">
-    <w:name w:val="4F35538B4F264302AD48A8DE4DB82193"/>
-    <w:rsid w:val="00014C13"/>
-    <w:rPr>
-      <w:lang w:val="en-AU" w:eastAsia="en-AU"/>
-    </w:rPr>
-  </w:style>
-  <w:style w:type="paragraph" w:customStyle="1" w:styleId="273CFA0EE0714AADA629B276041FF989">
-    <w:name w:val="273CFA0EE0714AADA629B276041FF989"/>
-    <w:rsid w:val="00014C13"/>
-    <w:rPr>
-      <w:lang w:val="en-AU" w:eastAsia="en-AU"/>
-    </w:rPr>
-  </w:style>
-  <w:style w:type="paragraph" w:customStyle="1" w:styleId="910D21DBCA43490194ABE264916AC3C0">
-    <w:name w:val="910D21DBCA43490194ABE264916AC3C0"/>
-    <w:rsid w:val="00014C13"/>
-    <w:pPr>
-      <w:spacing w:after="0" w:line="264" w:lineRule="auto"/>
-      <w:outlineLvl w:val="0"/>
-    </w:pPr>
-    <w:rPr>
-      <w:rFonts w:cs="Arial"/>
-      <w:b/>
-      <w:bCs/>
-      <w:color w:val="FFFFFF" w:themeColor="background1"/>
-      <w:sz w:val="20"/>
-      <w:szCs w:val="20"/>
-      <w:lang w:eastAsia="ja-JP"/>
-    </w:rPr>
-  </w:style>
-  <w:style w:type="paragraph" w:customStyle="1" w:styleId="18BD25C35EEC426696F148747F576AEC1">
-    <w:name w:val="18BD25C35EEC426696F148747F576AEC1"/>
-    <w:rsid w:val="00014C13"/>
-    <w:pPr>
-      <w:spacing w:after="0" w:line="264" w:lineRule="auto"/>
-      <w:outlineLvl w:val="0"/>
-    </w:pPr>
-    <w:rPr>
-      <w:rFonts w:cs="Arial"/>
-      <w:b/>
-      <w:bCs/>
-      <w:color w:val="FFFFFF" w:themeColor="background1"/>
-      <w:sz w:val="20"/>
-      <w:szCs w:val="20"/>
-      <w:lang w:eastAsia="ja-JP"/>
-    </w:rPr>
-  </w:style>
-  <w:style w:type="paragraph" w:customStyle="1" w:styleId="076FE2A2E2CA466D9DF4AAE565C553291">
-    <w:name w:val="076FE2A2E2CA466D9DF4AAE565C553291"/>
-    <w:rsid w:val="00014C13"/>
-    <w:pPr>
-      <w:spacing w:after="0" w:line="264" w:lineRule="auto"/>
-      <w:outlineLvl w:val="0"/>
-    </w:pPr>
-    <w:rPr>
-      <w:rFonts w:cs="Arial"/>
-      <w:b/>
-      <w:bCs/>
-      <w:color w:val="FFFFFF" w:themeColor="background1"/>
-      <w:sz w:val="20"/>
-      <w:szCs w:val="20"/>
-      <w:lang w:eastAsia="ja-JP"/>
-    </w:rPr>
-  </w:style>
-  <w:style w:type="paragraph" w:customStyle="1" w:styleId="C0842E989E2B4C1F9509C0F2A45A37731">
-    <w:name w:val="C0842E989E2B4C1F9509C0F2A45A37731"/>
-    <w:rsid w:val="00014C13"/>
-    <w:pPr>
-      <w:spacing w:after="0" w:line="264" w:lineRule="auto"/>
-      <w:outlineLvl w:val="0"/>
-    </w:pPr>
-    <w:rPr>
-      <w:rFonts w:cs="Arial"/>
-      <w:b/>
-      <w:bCs/>
-      <w:color w:val="FFFFFF" w:themeColor="background1"/>
-      <w:sz w:val="20"/>
-      <w:szCs w:val="20"/>
-      <w:lang w:eastAsia="ja-JP"/>
-    </w:rPr>
-  </w:style>
-  <w:style w:type="paragraph" w:customStyle="1" w:styleId="9A34731689D34E77A0C0C9E5E29411931">
-    <w:name w:val="9A34731689D34E77A0C0C9E5E29411931"/>
-    <w:rsid w:val="00014C13"/>
-    <w:pPr>
-      <w:spacing w:after="0" w:line="264" w:lineRule="auto"/>
-    </w:pPr>
-    <w:rPr>
-      <w:rFonts w:cs="Arial"/>
-      <w:color w:val="FFFFFF" w:themeColor="background1"/>
-      <w:sz w:val="20"/>
-      <w:szCs w:val="16"/>
-      <w:lang w:eastAsia="ja-JP"/>
-    </w:rPr>
-  </w:style>
-  <w:style w:type="paragraph" w:customStyle="1" w:styleId="07E57C804E894DECA02A1C3DB1AA36EB1">
-    <w:name w:val="07E57C804E894DECA02A1C3DB1AA36EB1"/>
-    <w:rsid w:val="00014C13"/>
-    <w:pPr>
-      <w:spacing w:after="0" w:line="264" w:lineRule="auto"/>
-    </w:pPr>
-    <w:rPr>
-      <w:rFonts w:cs="Arial"/>
-      <w:color w:val="FFFFFF" w:themeColor="background1"/>
-      <w:sz w:val="20"/>
-      <w:szCs w:val="16"/>
-      <w:lang w:eastAsia="ja-JP"/>
-    </w:rPr>
-  </w:style>
-</w:styles>
-</file>
-
-<file path=word/glossary/webSettings.xml><?xml version="1.0" encoding="utf-8"?>
-<w:webSettings xmlns:mc="http://schemas.openxmlformats.org/markup-compatibility/2006" xmlns:r="http://schemas.openxmlformats.org/officeDocument/2006/relationships" xmlns:w="http://schemas.openxmlformats.org/wordprocessingml/2006/main" xmlns:w14="http://schemas.microsoft.com/office/word/2010/wordml" xmlns:w15="http://schemas.microsoft.com/office/word/2012/wordml" xmlns:w16cex="http://schemas.microsoft.com/office/word/2018/wordml/cex" xmlns:w16cid="http://schemas.microsoft.com/office/word/2016/wordml/cid" xmlns:w16="http://schemas.microsoft.com/office/word/2018/wordml" xmlns:w16sdtdh="http://schemas.microsoft.com/office/word/2020/wordml/sdtdatahash" xmlns:w16se="http://schemas.microsoft.com/office/word/2015/wordml/symex" mc:Ignorable="w14 w15 w16se w16cid w16 w16cex w16sdtdh">
-  <w:optimizeForBrowser/>
-  <w:allowPNG/>
-</w:webSettings>
-</file>
-
 <file path=word/theme/theme11.xml><?xml version="1.0" encoding="utf-8"?>
 <a:theme xmlns:a="http://schemas.openxmlformats.org/drawingml/2006/main" name="Office Theme">
   <a:themeElements>
@@ -6975,347 +3865,6 @@
 </a:theme>
 </file>
 
-<file path=customXml/item13.xml><?xml version="1.0" encoding="utf-8"?>
-<ct:contentTypeSchema xmlns:ct="http://schemas.microsoft.com/office/2006/metadata/contentType" xmlns:ma="http://schemas.microsoft.com/office/2006/metadata/properties/metaAttributes" ct:_="" ma:_="" ma:contentTypeName="Document" ma:contentTypeID="0x01010079F111ED35F8CC479449609E8A0923A6" ma:contentTypeVersion="26" ma:contentTypeDescription="Create a new document." ma:contentTypeScope="" ma:versionID="ac37c1753acd5e330d2062ccec26ea66">
-  <xsd:schema xmlns:xsd="http://www.w3.org/2001/XMLSchema" xmlns:xs="http://www.w3.org/2001/XMLSchema" xmlns:p="http://schemas.microsoft.com/office/2006/metadata/properties" xmlns:ns1="http://schemas.microsoft.com/sharepoint/v3" xmlns:ns2="71af3243-3dd4-4a8d-8c0d-dd76da1f02a5" xmlns:ns3="16c05727-aa75-4e4a-9b5f-8a80a1165891" xmlns:ns4="230e9df3-be65-4c73-a93b-d1236ebd677e" targetNamespace="http://schemas.microsoft.com/office/2006/metadata/properties" ma:root="true" ma:fieldsID="3b340c7101c92c5120abd06486f94548" ns1:_="" ns2:_="" ns3:_="" ns4:_="">
-    <xsd:import namespace="http://schemas.microsoft.com/sharepoint/v3"/>
-    <xsd:import namespace="71af3243-3dd4-4a8d-8c0d-dd76da1f02a5"/>
-    <xsd:import namespace="16c05727-aa75-4e4a-9b5f-8a80a1165891"/>
-    <xsd:import namespace="230e9df3-be65-4c73-a93b-d1236ebd677e"/>
-    <xsd:element name="properties">
-      <xsd:complexType>
-        <xsd:sequence>
-          <xsd:element name="documentManagement">
-            <xsd:complexType>
-              <xsd:all>
-                <xsd:element ref="ns2:Status" minOccurs="0"/>
-                <xsd:element ref="ns2:Image" minOccurs="0"/>
-                <xsd:element ref="ns2:MediaServiceMetadata" minOccurs="0"/>
-                <xsd:element ref="ns2:MediaServiceFastMetadata" minOccurs="0"/>
-                <xsd:element ref="ns2:MediaServiceOCR" minOccurs="0"/>
-                <xsd:element ref="ns2:MediaServiceAutoTags" minOccurs="0"/>
-                <xsd:element ref="ns2:MediaServiceEventHashCode" minOccurs="0"/>
-                <xsd:element ref="ns2:MediaServiceGenerationTime" minOccurs="0"/>
-                <xsd:element ref="ns3:SharedWithUsers" minOccurs="0"/>
-                <xsd:element ref="ns3:SharedWithDetails" minOccurs="0"/>
-                <xsd:element ref="ns2:MediaServiceAutoKeyPoints" minOccurs="0"/>
-                <xsd:element ref="ns2:MediaServiceKeyPoints" minOccurs="0"/>
-                <xsd:element ref="ns2:MediaServiceDateTaken" minOccurs="0"/>
-                <xsd:element ref="ns1:_ip_UnifiedCompliancePolicyProperties" minOccurs="0"/>
-                <xsd:element ref="ns1:_ip_UnifiedCompliancePolicyUIAction" minOccurs="0"/>
-                <xsd:element ref="ns4:TaxCatchAll" minOccurs="0"/>
-                <xsd:element ref="ns2:ImageTagsTaxHTField" minOccurs="0"/>
-                <xsd:element ref="ns2:MediaServiceLocation" minOccurs="0"/>
-                <xsd:element ref="ns2:MediaLengthInSeconds" minOccurs="0"/>
-                <xsd:element ref="ns2:Background" minOccurs="0"/>
-                <xsd:element ref="ns2:MediaServiceSearchProperties" minOccurs="0"/>
-                <xsd:element ref="ns2:MediaServiceDocTags" minOccurs="0"/>
-              </xsd:all>
-            </xsd:complexType>
-          </xsd:element>
-        </xsd:sequence>
-      </xsd:complexType>
-    </xsd:element>
-  </xsd:schema>
-  <xsd:schema xmlns:xsd="http://www.w3.org/2001/XMLSchema" xmlns:xs="http://www.w3.org/2001/XMLSchema" xmlns:dms="http://schemas.microsoft.com/office/2006/documentManagement/types" xmlns:pc="http://schemas.microsoft.com/office/infopath/2007/PartnerControls" targetNamespace="http://schemas.microsoft.com/sharepoint/v3" elementFormDefault="qualified">
-    <xsd:import namespace="http://schemas.microsoft.com/office/2006/documentManagement/types"/>
-    <xsd:import namespace="http://schemas.microsoft.com/office/infopath/2007/PartnerControls"/>
-    <xsd:element name="_ip_UnifiedCompliancePolicyProperties" ma:index="20" nillable="true" ma:displayName="Unified Compliance Policy Properties" ma:hidden="true" ma:internalName="_ip_UnifiedCompliancePolicyProperties" ma:readOnly="false">
-      <xsd:simpleType>
-        <xsd:restriction base="dms:Note"/>
-      </xsd:simpleType>
-    </xsd:element>
-    <xsd:element name="_ip_UnifiedCompliancePolicyUIAction" ma:index="21" nillable="true" ma:displayName="Unified Compliance Policy UI Action" ma:hidden="true" ma:internalName="_ip_UnifiedCompliancePolicyUIAction" ma:readOnly="false">
-      <xsd:simpleType>
-        <xsd:restriction base="dms:Text"/>
-      </xsd:simpleType>
-    </xsd:element>
-  </xsd:schema>
-  <xsd:schema xmlns:xsd="http://www.w3.org/2001/XMLSchema" xmlns:xs="http://www.w3.org/2001/XMLSchema" xmlns:dms="http://schemas.microsoft.com/office/2006/documentManagement/types" xmlns:pc="http://schemas.microsoft.com/office/infopath/2007/PartnerControls" targetNamespace="71af3243-3dd4-4a8d-8c0d-dd76da1f02a5" elementFormDefault="qualified">
-    <xsd:import namespace="http://schemas.microsoft.com/office/2006/documentManagement/types"/>
-    <xsd:import namespace="http://schemas.microsoft.com/office/infopath/2007/PartnerControls"/>
-    <xsd:element name="Status" ma:index="2" nillable="true" ma:displayName="Status" ma:default="Not started" ma:format="Dropdown" ma:internalName="Status" ma:readOnly="false">
-      <xsd:simpleType>
-        <xsd:restriction base="dms:Choice">
-          <xsd:enumeration value="Not started"/>
-          <xsd:enumeration value="In Progress"/>
-          <xsd:enumeration value="Completed"/>
-        </xsd:restriction>
-      </xsd:simpleType>
-    </xsd:element>
-    <xsd:element name="Image" ma:index="3" nillable="true" ma:displayName="Image" ma:format="Image" ma:internalName="Image" ma:readOnly="false">
-      <xsd:complexType>
-        <xsd:complexContent>
-          <xsd:extension base="dms:URL">
-            <xsd:sequence>
-              <xsd:element name="Url" type="dms:ValidUrl" minOccurs="0" nillable="true"/>
-              <xsd:element name="Description" type="xsd:string" nillable="true"/>
-            </xsd:sequence>
-          </xsd:extension>
-        </xsd:complexContent>
-      </xsd:complexType>
-    </xsd:element>
-    <xsd:element name="MediaServiceMetadata" ma:index="8" nillable="true" ma:displayName="MediaServiceMetadata" ma:hidden="true" ma:internalName="MediaServiceMetadata" ma:readOnly="true">
-      <xsd:simpleType>
-        <xsd:restriction base="dms:Note"/>
-      </xsd:simpleType>
-    </xsd:element>
-    <xsd:element name="MediaServiceFastMetadata" ma:index="9" nillable="true" ma:displayName="MediaServiceFastMetadata" ma:hidden="true" ma:internalName="MediaServiceFastMetadata" ma:readOnly="true">
-      <xsd:simpleType>
-        <xsd:restriction base="dms:Note"/>
-      </xsd:simpleType>
-    </xsd:element>
-    <xsd:element name="MediaServiceOCR" ma:index="10" nillable="true" ma:displayName="MediaServiceOCR" ma:hidden="true" ma:internalName="MediaServiceOCR" ma:readOnly="true">
-      <xsd:simpleType>
-        <xsd:restriction base="dms:Note"/>
-      </xsd:simpleType>
-    </xsd:element>
-    <xsd:element name="MediaServiceAutoTags" ma:index="11" nillable="true" ma:displayName="MediaServiceAutoTags" ma:hidden="true" ma:internalName="MediaServiceAutoTags" ma:readOnly="true">
-      <xsd:simpleType>
-        <xsd:restriction base="dms:Text"/>
-      </xsd:simpleType>
-    </xsd:element>
-    <xsd:element name="MediaServiceEventHashCode" ma:index="12" nillable="true" ma:displayName="MediaServiceEventHashCode" ma:hidden="true" ma:internalName="MediaServiceEventHashCode" ma:readOnly="true">
-      <xsd:simpleType>
-        <xsd:restriction base="dms:Text"/>
-      </xsd:simpleType>
-    </xsd:element>
-    <xsd:element name="MediaServiceGenerationTime" ma:index="13" nillable="true" ma:displayName="MediaServiceGenerationTime" ma:hidden="true" ma:internalName="MediaServiceGenerationTime" ma:readOnly="true">
-      <xsd:simpleType>
-        <xsd:restriction base="dms:Text"/>
-      </xsd:simpleType>
-    </xsd:element>
-    <xsd:element name="MediaServiceAutoKeyPoints" ma:index="16" nillable="true" ma:displayName="MediaServiceAutoKeyPoints" ma:hidden="true" ma:internalName="MediaServiceAutoKeyPoints" ma:readOnly="true">
-      <xsd:simpleType>
-        <xsd:restriction base="dms:Note"/>
-      </xsd:simpleType>
-    </xsd:element>
-    <xsd:element name="MediaServiceKeyPoints" ma:index="17" nillable="true" ma:displayName="KeyPoints" ma:hidden="true" ma:internalName="MediaServiceKeyPoints" ma:readOnly="false">
-      <xsd:simpleType>
-        <xsd:restriction base="dms:Note"/>
-      </xsd:simpleType>
-    </xsd:element>
-    <xsd:element name="MediaServiceDateTaken" ma:index="18" nillable="true" ma:displayName="MediaServiceDateTaken" ma:hidden="true" ma:internalName="MediaServiceDateTaken" ma:readOnly="true">
-      <xsd:simpleType>
-        <xsd:restriction base="dms:Text"/>
-      </xsd:simpleType>
-    </xsd:element>
-    <xsd:element name="ImageTagsTaxHTField" ma:index="25" nillable="true" ma:taxonomy="true" ma:internalName="ImageTagsTaxHTField" ma:taxonomyFieldName="MediaServiceImageTags" ma:displayName="Image Tags" ma:readOnly="false" ma:fieldId="{5cf76f15-5ced-4ddc-b409-7134ff3c332f}" ma:taxonomyMulti="true" ma:sspId="e385fb40-52d4-4fae-9c5b-3e8ff8a5878e" ma:termSetId="09814cd3-568e-fe90-9814-8d621ff8fb84" ma:anchorId="fba54fb3-c3e1-fe81-a776-ca4b69148c4d" ma:open="true" ma:isKeyword="false">
-      <xsd:complexType>
-        <xsd:sequence>
-          <xsd:element ref="pc:Terms" minOccurs="0" maxOccurs="1"/>
-        </xsd:sequence>
-      </xsd:complexType>
-    </xsd:element>
-    <xsd:element name="MediaServiceLocation" ma:index="26" nillable="true" ma:displayName="Location" ma:hidden="true" ma:internalName="MediaServiceLocation" ma:readOnly="true">
-      <xsd:simpleType>
-        <xsd:restriction base="dms:Text"/>
-      </xsd:simpleType>
-    </xsd:element>
-    <xsd:element name="MediaLengthInSeconds" ma:index="27" nillable="true" ma:displayName="MediaLengthInSeconds" ma:hidden="true" ma:internalName="MediaLengthInSeconds" ma:readOnly="true">
-      <xsd:simpleType>
-        <xsd:restriction base="dms:Unknown"/>
-      </xsd:simpleType>
-    </xsd:element>
-    <xsd:element name="Background" ma:index="28" nillable="true" ma:displayName="Background" ma:default="0" ma:format="Dropdown" ma:internalName="Background">
-      <xsd:simpleType>
-        <xsd:restriction base="dms:Boolean"/>
-      </xsd:simpleType>
-    </xsd:element>
-    <xsd:element name="MediaServiceSearchProperties" ma:index="29" nillable="true" ma:displayName="MediaServiceSearchProperties" ma:hidden="true" ma:internalName="MediaServiceSearchProperties" ma:readOnly="true">
-      <xsd:simpleType>
-        <xsd:restriction base="dms:Note"/>
-      </xsd:simpleType>
-    </xsd:element>
-    <xsd:element name="MediaServiceDocTags" ma:index="30" nillable="true" ma:displayName="MediaServiceDocTags" ma:hidden="true" ma:internalName="MediaServiceDocTags" ma:readOnly="true">
-      <xsd:simpleType>
-        <xsd:restriction base="dms:Note"/>
-      </xsd:simpleType>
-    </xsd:element>
-  </xsd:schema>
-  <xsd:schema xmlns:xsd="http://www.w3.org/2001/XMLSchema" xmlns:xs="http://www.w3.org/2001/XMLSchema" xmlns:dms="http://schemas.microsoft.com/office/2006/documentManagement/types" xmlns:pc="http://schemas.microsoft.com/office/infopath/2007/PartnerControls" targetNamespace="16c05727-aa75-4e4a-9b5f-8a80a1165891" elementFormDefault="qualified">
-    <xsd:import namespace="http://schemas.microsoft.com/office/2006/documentManagement/types"/>
-    <xsd:import namespace="http://schemas.microsoft.com/office/infopath/2007/PartnerControls"/>
-    <xsd:element name="SharedWithUsers" ma:index="14" nillable="true" ma:displayName="Shared With" ma:hidden="true" ma:internalName="SharedWithUsers" ma:readOnly="true">
-      <xsd:complexType>
-        <xsd:complexContent>
-          <xsd:extension base="dms:UserMulti">
-            <xsd:sequence>
-              <xsd:element name="UserInfo" minOccurs="0" maxOccurs="unbounded">
-                <xsd:complexType>
-                  <xsd:sequence>
-                    <xsd:element name="DisplayName" type="xsd:string" minOccurs="0"/>
-                    <xsd:element name="AccountId" type="dms:UserId" minOccurs="0" nillable="true"/>
-                    <xsd:element name="AccountType" type="xsd:string" minOccurs="0"/>
-                  </xsd:sequence>
-                </xsd:complexType>
-              </xsd:element>
-            </xsd:sequence>
-          </xsd:extension>
-        </xsd:complexContent>
-      </xsd:complexType>
-    </xsd:element>
-    <xsd:element name="SharedWithDetails" ma:index="15" nillable="true" ma:displayName="Shared With Details" ma:hidden="true" ma:internalName="SharedWithDetails" ma:readOnly="true">
-      <xsd:simpleType>
-        <xsd:restriction base="dms:Note"/>
-      </xsd:simpleType>
-    </xsd:element>
-  </xsd:schema>
-  <xsd:schema xmlns:xsd="http://www.w3.org/2001/XMLSchema" xmlns:xs="http://www.w3.org/2001/XMLSchema" xmlns:dms="http://schemas.microsoft.com/office/2006/documentManagement/types" xmlns:pc="http://schemas.microsoft.com/office/infopath/2007/PartnerControls" targetNamespace="230e9df3-be65-4c73-a93b-d1236ebd677e" elementFormDefault="qualified">
-    <xsd:import namespace="http://schemas.microsoft.com/office/2006/documentManagement/types"/>
-    <xsd:import namespace="http://schemas.microsoft.com/office/infopath/2007/PartnerControls"/>
-    <xsd:element name="TaxCatchAll" ma:index="23" nillable="true" ma:displayName="Taxonomy Catch All Column" ma:hidden="true" ma:list="{3f6bfcbc-3db3-4ae6-bd76-326f0798ad28}" ma:internalName="TaxCatchAll" ma:readOnly="false" ma:showField="CatchAllData" ma:web="16c05727-aa75-4e4a-9b5f-8a80a1165891">
-      <xsd:complexType>
-        <xsd:complexContent>
-          <xsd:extension base="dms:MultiChoiceLookup">
-            <xsd:sequence>
-              <xsd:element name="Value" type="dms:Lookup" maxOccurs="unbounded" minOccurs="0" nillable="true"/>
-            </xsd:sequence>
-          </xsd:extension>
-        </xsd:complexContent>
-      </xsd:complexType>
-    </xsd:element>
-  </xsd:schema>
-  <xsd:schema xmlns="http://schemas.openxmlformats.org/package/2006/metadata/core-properties" xmlns:xsd="http://www.w3.org/2001/XMLSchema" xmlns:xsi="http://www.w3.org/2001/XMLSchema-instance" xmlns:dc="http://purl.org/dc/elements/1.1/" xmlns:dcterms="http://purl.org/dc/terms/" xmlns:odoc="http://schemas.microsoft.com/internal/obd" targetNamespace="http://schemas.openxmlformats.org/package/2006/metadata/core-properties" elementFormDefault="qualified" attributeFormDefault="unqualified" blockDefault="#all">
-    <xsd:import namespace="http://purl.org/dc/elements/1.1/" schemaLocation="http://dublincore.org/schemas/xmls/qdc/2003/04/02/dc.xsd"/>
-    <xsd:import namespace="http://purl.org/dc/terms/" schemaLocation="http://dublincore.org/schemas/xmls/qdc/2003/04/02/dcterms.xsd"/>
-    <xsd:element name="coreProperties" type="CT_coreProperties"/>
-    <xsd:complexType name="CT_coreProperties">
-      <xsd:all>
-        <xsd:element ref="dc:creator" minOccurs="0" maxOccurs="1"/>
-        <xsd:element ref="dcterms:created" minOccurs="0" maxOccurs="1"/>
-        <xsd:element ref="dc:identifier" minOccurs="0" maxOccurs="1"/>
-        <xsd:element name="contentType" minOccurs="0" maxOccurs="1" type="xsd:string" ma:displayName="Content Type"/>
-        <xsd:element ref="dc:title" minOccurs="0" maxOccurs="1" ma:index="1" ma:displayName="Title"/>
-        <xsd:element ref="dc:subject" minOccurs="0" maxOccurs="1"/>
-        <xsd:element ref="dc:description" minOccurs="0" maxOccurs="1"/>
-        <xsd:element name="keywords" minOccurs="0" maxOccurs="1" type="xsd:string"/>
-        <xsd:element ref="dc:language" minOccurs="0" maxOccurs="1"/>
-        <xsd:element name="category" minOccurs="0" maxOccurs="1" type="xsd:string"/>
-        <xsd:element name="version" minOccurs="0" maxOccurs="1" type="xsd:string"/>
-        <xsd:element name="revision" minOccurs="0" maxOccurs="1" type="xsd:string">
-          <xsd:annotation>
-            <xsd:documentation>
-                        This value indicates the number of saves or revisions. The application is responsible for updating this value after each revision.
-                    </xsd:documentation>
-          </xsd:annotation>
-        </xsd:element>
-        <xsd:element name="lastModifiedBy" minOccurs="0" maxOccurs="1" type="xsd:string"/>
-        <xsd:element ref="dcterms:modified" minOccurs="0" maxOccurs="1"/>
-        <xsd:element name="contentStatus" minOccurs="0" maxOccurs="1" type="xsd:string"/>
-      </xsd:all>
-    </xsd:complexType>
-  </xsd:schema>
-  <xs:schema xmlns:pc="http://schemas.microsoft.com/office/infopath/2007/PartnerControls" xmlns:xs="http://www.w3.org/2001/XMLSchema" targetNamespace="http://schemas.microsoft.com/office/infopath/2007/PartnerControls" elementFormDefault="qualified" attributeFormDefault="unqualified">
-    <xs:element name="Person">
-      <xs:complexType>
-        <xs:sequence>
-          <xs:element ref="pc:DisplayName" minOccurs="0"/>
-          <xs:element ref="pc:AccountId" minOccurs="0"/>
-          <xs:element ref="pc:AccountType" minOccurs="0"/>
-        </xs:sequence>
-      </xs:complexType>
-    </xs:element>
-    <xs:element name="DisplayName" type="xs:string"/>
-    <xs:element name="AccountId" type="xs:string"/>
-    <xs:element name="AccountType" type="xs:string"/>
-    <xs:element name="BDCAssociatedEntity">
-      <xs:complexType>
-        <xs:sequence>
-          <xs:element ref="pc:BDCEntity" minOccurs="0" maxOccurs="unbounded"/>
-        </xs:sequence>
-        <xs:attribute ref="pc:EntityNamespace"/>
-        <xs:attribute ref="pc:EntityName"/>
-        <xs:attribute ref="pc:SystemInstanceName"/>
-        <xs:attribute ref="pc:AssociationName"/>
-      </xs:complexType>
-    </xs:element>
-    <xs:attribute name="EntityNamespace" type="xs:string"/>
-    <xs:attribute name="EntityName" type="xs:string"/>
-    <xs:attribute name="SystemInstanceName" type="xs:string"/>
-    <xs:attribute name="AssociationName" type="xs:string"/>
-    <xs:element name="BDCEntity">
-      <xs:complexType>
-        <xs:sequence>
-          <xs:element ref="pc:EntityDisplayName" minOccurs="0"/>
-          <xs:element ref="pc:EntityInstanceReference" minOccurs="0"/>
-          <xs:element ref="pc:EntityId1" minOccurs="0"/>
-          <xs:element ref="pc:EntityId2" minOccurs="0"/>
-          <xs:element ref="pc:EntityId3" minOccurs="0"/>
-          <xs:element ref="pc:EntityId4" minOccurs="0"/>
-          <xs:element ref="pc:EntityId5" minOccurs="0"/>
-        </xs:sequence>
-      </xs:complexType>
-    </xs:element>
-    <xs:element name="EntityDisplayName" type="xs:string"/>
-    <xs:element name="EntityInstanceReference" type="xs:string"/>
-    <xs:element name="EntityId1" type="xs:string"/>
-    <xs:element name="EntityId2" type="xs:string"/>
-    <xs:element name="EntityId3" type="xs:string"/>
-    <xs:element name="EntityId4" type="xs:string"/>
-    <xs:element name="EntityId5" type="xs:string"/>
-    <xs:element name="Terms">
-      <xs:complexType>
-        <xs:sequence>
-          <xs:element ref="pc:TermInfo" minOccurs="0" maxOccurs="unbounded"/>
-        </xs:sequence>
-      </xs:complexType>
-    </xs:element>
-    <xs:element name="TermInfo">
-      <xs:complexType>
-        <xs:sequence>
-          <xs:element ref="pc:TermName" minOccurs="0"/>
-          <xs:element ref="pc:TermId" minOccurs="0"/>
-        </xs:sequence>
-      </xs:complexType>
-    </xs:element>
-    <xs:element name="TermName" type="xs:string"/>
-    <xs:element name="TermId" type="xs:string"/>
-  </xs:schema>
-</ct:contentTypeSchema>
-</file>
-
-<file path=customXml/item22.xml><?xml version="1.0" encoding="utf-8"?>
-<?mso-contentType ?>
-<FormTemplates xmlns="http://schemas.microsoft.com/sharepoint/v3/contenttype/forms">
-  <Display>DocumentLibraryForm</Display>
-  <Edit>DocumentLibraryForm</Edit>
-  <New>DocumentLibraryForm</New>
-</FormTemplates>
-</file>
-
-<file path=customXml/item3.xml><?xml version="1.0" encoding="utf-8"?>
-<p:properties xmlns:p="http://schemas.microsoft.com/office/2006/metadata/properties" xmlns:xsi="http://www.w3.org/2001/XMLSchema-instance" xmlns:pc="http://schemas.microsoft.com/office/infopath/2007/PartnerControls">
-  <documentManagement>
-    <_ip_UnifiedCompliancePolicyUIAction xmlns="http://schemas.microsoft.com/sharepoint/v3" xsi:nil="true"/>
-    <Image xmlns="71af3243-3dd4-4a8d-8c0d-dd76da1f02a5">
-      <Url xsi:nil="true"/>
-      <Description xsi:nil="true"/>
-    </Image>
-    <Status xmlns="71af3243-3dd4-4a8d-8c0d-dd76da1f02a5">Not started</Status>
-    <Background xmlns="71af3243-3dd4-4a8d-8c0d-dd76da1f02a5">false</Background>
-    <_ip_UnifiedCompliancePolicyProperties xmlns="http://schemas.microsoft.com/sharepoint/v3" xsi:nil="true"/>
-    <ImageTagsTaxHTField xmlns="71af3243-3dd4-4a8d-8c0d-dd76da1f02a5">
-      <Terms xmlns="http://schemas.microsoft.com/office/infopath/2007/PartnerControls"/>
-    </ImageTagsTaxHTField>
-    <TaxCatchAll xmlns="230e9df3-be65-4c73-a93b-d1236ebd677e" xsi:nil="true"/>
-    <MediaServiceKeyPoints xmlns="71af3243-3dd4-4a8d-8c0d-dd76da1f02a5" xsi:nil="true"/>
-  </documentManagement>
-</p:properties>
-</file>
-
-<file path=customXml/itemProps13.xml><?xml version="1.0" encoding="utf-8"?>
-<ds:datastoreItem xmlns:ds="http://schemas.openxmlformats.org/officeDocument/2006/customXml" ds:itemID="{AF17C7DE-5AEA-42F7-9125-1DD1325C9E92}"/>
-</file>
-
-<file path=customXml/itemProps22.xml><?xml version="1.0" encoding="utf-8"?>
-<ds:datastoreItem xmlns:ds="http://schemas.openxmlformats.org/officeDocument/2006/customXml" ds:itemID="{7E822E2C-CAE1-4399-90D0-2915BA7BE0FD}"/>
-</file>
-
-<file path=customXml/itemProps31.xml><?xml version="1.0" encoding="utf-8"?>
-<ds:datastoreItem xmlns:ds="http://schemas.openxmlformats.org/officeDocument/2006/customXml" ds:itemID="{EFB30AAA-FCAD-4655-83B5-6F42426FF082}"/>
-</file>
-
 <file path=docMetadata/LabelInfo.xml><?xml version="1.0" encoding="utf-8"?>
 <clbl:labelList xmlns:clbl="http://schemas.microsoft.com/office/2020/mipLabelMetadata"/>
 </file>